--- a/DAY-4/Lab Exercise - Azure Container Registry (ACR) Using Azure Cloud Shell.docx
+++ b/DAY-4/Lab Exercise - Azure Container Registry (ACR) Using Azure Cloud Shell.docx
@@ -83,7 +83,7 @@
           <w:color w:val="000000" w:themeColor="text1"/>
         </w:rPr>
         <w:pict w14:anchorId="2E7EFF56">
-          <v:rect id="_x0000_i1026" style="width:0;height:1.5pt" o:hralign="center" o:hrstd="t" o:hr="t" fillcolor="#a0a0a0" stroked="f"/>
+          <v:rect id="_x0000_i1025" style="width:0;height:1.5pt" o:hralign="center" o:hrstd="t" o:hr="t" fillcolor="#a0a0a0" stroked="f"/>
         </w:pict>
       </w:r>
     </w:p>
@@ -268,7 +268,7 @@
           <w:color w:val="000000" w:themeColor="text1"/>
         </w:rPr>
         <w:pict w14:anchorId="1DC897A9">
-          <v:rect id="_x0000_i1027" style="width:0;height:1.5pt" o:hralign="center" o:hrstd="t" o:hr="t" fillcolor="#a0a0a0" stroked="f"/>
+          <v:rect id="_x0000_i1026" style="width:0;height:1.5pt" o:hralign="center" o:hrstd="t" o:hr="t" fillcolor="#a0a0a0" stroked="f"/>
         </w:pict>
       </w:r>
     </w:p>
@@ -418,7 +418,7 @@
           <w:color w:val="000000" w:themeColor="text1"/>
         </w:rPr>
         <w:pict w14:anchorId="336EF0C8">
-          <v:rect id="_x0000_i1028" style="width:0;height:1.5pt" o:hralign="center" o:hrstd="t" o:hr="t" fillcolor="#a0a0a0" stroked="f"/>
+          <v:rect id="_x0000_i1027" style="width:0;height:1.5pt" o:hralign="center" o:hrstd="t" o:hr="t" fillcolor="#a0a0a0" stroked="f"/>
         </w:pict>
       </w:r>
     </w:p>
@@ -629,7 +629,7 @@
           <w:color w:val="000000" w:themeColor="text1"/>
         </w:rPr>
         <w:pict w14:anchorId="4217FFF3">
-          <v:rect id="_x0000_i1029" style="width:0;height:1.5pt" o:hralign="center" o:hrstd="t" o:hr="t" fillcolor="#a0a0a0" stroked="f"/>
+          <v:rect id="_x0000_i1028" style="width:0;height:1.5pt" o:hralign="center" o:hrstd="t" o:hr="t" fillcolor="#a0a0a0" stroked="f"/>
         </w:pict>
       </w:r>
     </w:p>
@@ -775,196 +775,6 @@
     </w:p>
     <w:p>
       <w:pPr>
-        <w:spacing w:after="0" w:line="480" w:lineRule="auto"/>
-        <w:jc w:val="both"/>
-        <w:rPr>
-          <w:rFonts w:ascii="Georgia Pro" w:eastAsia="Georgia Pro" w:hAnsi="Georgia Pro" w:cs="Georgia Pro"/>
-          <w:color w:val="000000" w:themeColor="text1"/>
-        </w:rPr>
-      </w:pPr>
-      <w:r>
-        <w:rPr>
-          <w:rFonts w:ascii="Georgia Pro" w:eastAsia="Georgia Pro" w:hAnsi="Georgia Pro" w:cs="Georgia Pro"/>
-          <w:color w:val="000000" w:themeColor="text1"/>
-        </w:rPr>
-        <w:t>{</w:t>
-      </w:r>
-    </w:p>
-    <w:p>
-      <w:pPr>
-        <w:spacing w:after="0" w:line="480" w:lineRule="auto"/>
-        <w:jc w:val="both"/>
-        <w:rPr>
-          <w:rFonts w:ascii="Georgia Pro" w:eastAsia="Georgia Pro" w:hAnsi="Georgia Pro" w:cs="Georgia Pro"/>
-          <w:color w:val="000000" w:themeColor="text1"/>
-        </w:rPr>
-      </w:pPr>
-      <w:r>
-        <w:rPr>
-          <w:rFonts w:ascii="Georgia Pro" w:eastAsia="Georgia Pro" w:hAnsi="Georgia Pro" w:cs="Georgia Pro"/>
-          <w:color w:val="000000" w:themeColor="text1"/>
-        </w:rPr>
-        <w:t xml:space="preserve">  "location": "</w:t>
-      </w:r>
-      <w:proofErr w:type="spellStart"/>
-      <w:r>
-        <w:rPr>
-          <w:rFonts w:ascii="Georgia Pro" w:eastAsia="Georgia Pro" w:hAnsi="Georgia Pro" w:cs="Georgia Pro"/>
-          <w:color w:val="000000" w:themeColor="text1"/>
-        </w:rPr>
-        <w:t>eastus</w:t>
-      </w:r>
-      <w:proofErr w:type="spellEnd"/>
-      <w:r>
-        <w:rPr>
-          <w:rFonts w:ascii="Georgia Pro" w:eastAsia="Georgia Pro" w:hAnsi="Georgia Pro" w:cs="Georgia Pro"/>
-          <w:color w:val="000000" w:themeColor="text1"/>
-        </w:rPr>
-        <w:t>",</w:t>
-      </w:r>
-    </w:p>
-    <w:p>
-      <w:pPr>
-        <w:spacing w:after="0" w:line="480" w:lineRule="auto"/>
-        <w:jc w:val="both"/>
-        <w:rPr>
-          <w:rFonts w:ascii="Georgia Pro" w:eastAsia="Georgia Pro" w:hAnsi="Georgia Pro" w:cs="Georgia Pro"/>
-          <w:color w:val="000000" w:themeColor="text1"/>
-        </w:rPr>
-      </w:pPr>
-      <w:r>
-        <w:rPr>
-          <w:rFonts w:ascii="Georgia Pro" w:eastAsia="Georgia Pro" w:hAnsi="Georgia Pro" w:cs="Georgia Pro"/>
-          <w:color w:val="000000" w:themeColor="text1"/>
-        </w:rPr>
-        <w:t xml:space="preserve">  "name": "</w:t>
-      </w:r>
-      <w:proofErr w:type="spellStart"/>
-      <w:r>
-        <w:rPr>
-          <w:rFonts w:ascii="Georgia Pro" w:eastAsia="Georgia Pro" w:hAnsi="Georgia Pro" w:cs="Georgia Pro"/>
-          <w:color w:val="000000" w:themeColor="text1"/>
-        </w:rPr>
-        <w:t>acrLabGroup</w:t>
-      </w:r>
-      <w:proofErr w:type="spellEnd"/>
-      <w:r>
-        <w:rPr>
-          <w:rFonts w:ascii="Georgia Pro" w:eastAsia="Georgia Pro" w:hAnsi="Georgia Pro" w:cs="Georgia Pro"/>
-          <w:color w:val="000000" w:themeColor="text1"/>
-        </w:rPr>
-        <w:t>",</w:t>
-      </w:r>
-    </w:p>
-    <w:p>
-      <w:pPr>
-        <w:spacing w:after="0" w:line="480" w:lineRule="auto"/>
-        <w:jc w:val="both"/>
-        <w:rPr>
-          <w:rFonts w:ascii="Georgia Pro" w:eastAsia="Georgia Pro" w:hAnsi="Georgia Pro" w:cs="Georgia Pro"/>
-          <w:color w:val="000000" w:themeColor="text1"/>
-        </w:rPr>
-      </w:pPr>
-      <w:r>
-        <w:rPr>
-          <w:rFonts w:ascii="Georgia Pro" w:eastAsia="Georgia Pro" w:hAnsi="Georgia Pro" w:cs="Georgia Pro"/>
-          <w:color w:val="000000" w:themeColor="text1"/>
-        </w:rPr>
-        <w:t xml:space="preserve">  "</w:t>
-      </w:r>
-      <w:proofErr w:type="spellStart"/>
-      <w:r>
-        <w:rPr>
-          <w:rFonts w:ascii="Georgia Pro" w:eastAsia="Georgia Pro" w:hAnsi="Georgia Pro" w:cs="Georgia Pro"/>
-          <w:color w:val="000000" w:themeColor="text1"/>
-        </w:rPr>
-        <w:t>provisioningState</w:t>
-      </w:r>
-      <w:proofErr w:type="spellEnd"/>
-      <w:r>
-        <w:rPr>
-          <w:rFonts w:ascii="Georgia Pro" w:eastAsia="Georgia Pro" w:hAnsi="Georgia Pro" w:cs="Georgia Pro"/>
-          <w:color w:val="000000" w:themeColor="text1"/>
-        </w:rPr>
-        <w:t>": "Succeeded"</w:t>
-      </w:r>
-    </w:p>
-    <w:p>
-      <w:pPr>
-        <w:spacing w:after="0" w:line="480" w:lineRule="auto"/>
-        <w:jc w:val="both"/>
-        <w:rPr>
-          <w:rFonts w:ascii="Georgia Pro" w:eastAsia="Georgia Pro" w:hAnsi="Georgia Pro" w:cs="Georgia Pro"/>
-          <w:color w:val="000000" w:themeColor="text1"/>
-        </w:rPr>
-      </w:pPr>
-      <w:r>
-        <w:rPr>
-          <w:rFonts w:ascii="Georgia Pro" w:eastAsia="Georgia Pro" w:hAnsi="Georgia Pro" w:cs="Georgia Pro"/>
-          <w:color w:val="000000" w:themeColor="text1"/>
-        </w:rPr>
-        <w:t>}</w:t>
-      </w:r>
-    </w:p>
-    <w:p>
-      <w:pPr>
-        <w:spacing w:after="0" w:line="480" w:lineRule="auto"/>
-        <w:jc w:val="both"/>
-        <w:rPr>
-          <w:rFonts w:ascii="Georgia Pro" w:eastAsia="Georgia Pro" w:hAnsi="Georgia Pro" w:cs="Georgia Pro"/>
-          <w:color w:val="000000" w:themeColor="text1"/>
-        </w:rPr>
-      </w:pPr>
-      <w:r>
-        <w:rPr>
-          <w:rFonts w:ascii="Georgia Pro" w:eastAsia="Georgia Pro" w:hAnsi="Georgia Pro" w:cs="Georgia Pro"/>
-          <w:color w:val="000000" w:themeColor="text1"/>
-        </w:rPr>
-        <w:pict w14:anchorId="2DC2D835">
-          <v:rect id="_x0000_i1030" style="width:0;height:1.5pt" o:hralign="center" o:hrstd="t" o:hr="t" fillcolor="#a0a0a0" stroked="f"/>
-        </w:pict>
-      </w:r>
-    </w:p>
-    <w:p>
-      <w:pPr>
-        <w:spacing w:after="0" w:line="480" w:lineRule="auto"/>
-        <w:jc w:val="both"/>
-        <w:rPr>
-          <w:rFonts w:ascii="Georgia Pro" w:eastAsia="Georgia Pro" w:hAnsi="Georgia Pro" w:cs="Georgia Pro"/>
-          <w:b/>
-          <w:bCs/>
-          <w:color w:val="000000" w:themeColor="text1"/>
-        </w:rPr>
-      </w:pPr>
-      <w:r>
-        <w:rPr>
-          <w:rFonts w:ascii="Georgia Pro" w:eastAsia="Georgia Pro" w:hAnsi="Georgia Pro" w:cs="Georgia Pro"/>
-          <w:b/>
-          <w:bCs/>
-          <w:color w:val="000000" w:themeColor="text1"/>
-        </w:rPr>
-        <w:t>Step 3: Create Azure Container Registry</w:t>
-      </w:r>
-    </w:p>
-    <w:p>
-      <w:pPr>
-        <w:spacing w:after="0" w:line="480" w:lineRule="auto"/>
-        <w:jc w:val="both"/>
-        <w:rPr>
-          <w:rFonts w:ascii="Georgia Pro" w:eastAsia="Georgia Pro" w:hAnsi="Georgia Pro" w:cs="Georgia Pro"/>
-          <w:color w:val="000000" w:themeColor="text1"/>
-        </w:rPr>
-      </w:pPr>
-      <w:r>
-        <w:rPr>
-          <w:rFonts w:ascii="Georgia Pro" w:eastAsia="Georgia Pro" w:hAnsi="Georgia Pro" w:cs="Georgia Pro"/>
-          <w:color w:val="000000" w:themeColor="text1"/>
-        </w:rPr>
-        <w:t>Create a new ACR instance.</w:t>
-      </w:r>
-    </w:p>
-    <w:p>
-      <w:pPr>
         <w:pBdr>
           <w:top w:val="single" w:sz="4" w:space="1" w:color="auto"/>
           <w:left w:val="single" w:sz="4" w:space="4" w:color="auto"/>
@@ -979,37 +789,12 @@
           <w:color w:val="000000" w:themeColor="text1"/>
         </w:rPr>
       </w:pPr>
-      <w:proofErr w:type="spellStart"/>
-      <w:r>
-        <w:rPr>
-          <w:rFonts w:ascii="Georgia Pro" w:eastAsia="Georgia Pro" w:hAnsi="Georgia Pro" w:cs="Georgia Pro"/>
-          <w:color w:val="000000" w:themeColor="text1"/>
-        </w:rPr>
-        <w:t>az</w:t>
-      </w:r>
-      <w:proofErr w:type="spellEnd"/>
-      <w:r>
-        <w:rPr>
-          <w:rFonts w:ascii="Georgia Pro" w:eastAsia="Georgia Pro" w:hAnsi="Georgia Pro" w:cs="Georgia Pro"/>
-          <w:color w:val="000000" w:themeColor="text1"/>
-        </w:rPr>
-        <w:t xml:space="preserve"> </w:t>
-      </w:r>
-      <w:proofErr w:type="spellStart"/>
-      <w:r>
-        <w:rPr>
-          <w:rFonts w:ascii="Georgia Pro" w:eastAsia="Georgia Pro" w:hAnsi="Georgia Pro" w:cs="Georgia Pro"/>
-          <w:color w:val="000000" w:themeColor="text1"/>
-        </w:rPr>
-        <w:t>acr</w:t>
-      </w:r>
-      <w:proofErr w:type="spellEnd"/>
-      <w:r>
-        <w:rPr>
-          <w:rFonts w:ascii="Georgia Pro" w:eastAsia="Georgia Pro" w:hAnsi="Georgia Pro" w:cs="Georgia Pro"/>
-          <w:color w:val="000000" w:themeColor="text1"/>
-        </w:rPr>
-        <w:t xml:space="preserve"> create \</w:t>
+      <w:r>
+        <w:rPr>
+          <w:rFonts w:ascii="Georgia Pro" w:eastAsia="Georgia Pro" w:hAnsi="Georgia Pro" w:cs="Georgia Pro"/>
+          <w:color w:val="000000" w:themeColor="text1"/>
+        </w:rPr>
+        <w:t>{</w:t>
       </w:r>
     </w:p>
     <w:p>
@@ -1033,23 +818,23 @@
           <w:rFonts w:ascii="Georgia Pro" w:eastAsia="Georgia Pro" w:hAnsi="Georgia Pro" w:cs="Georgia Pro"/>
           <w:color w:val="000000" w:themeColor="text1"/>
         </w:rPr>
-        <w:t xml:space="preserve">--resource-group </w:t>
-      </w:r>
-      <w:proofErr w:type="spellStart"/>
-      <w:r>
-        <w:rPr>
-          <w:rFonts w:ascii="Georgia Pro" w:eastAsia="Georgia Pro" w:hAnsi="Georgia Pro" w:cs="Georgia Pro"/>
-          <w:color w:val="000000" w:themeColor="text1"/>
-        </w:rPr>
-        <w:t>acrLabGroup</w:t>
-      </w:r>
-      <w:proofErr w:type="spellEnd"/>
-      <w:r>
-        <w:rPr>
-          <w:rFonts w:ascii="Georgia Pro" w:eastAsia="Georgia Pro" w:hAnsi="Georgia Pro" w:cs="Georgia Pro"/>
-          <w:color w:val="000000" w:themeColor="text1"/>
-        </w:rPr>
-        <w:t xml:space="preserve"> \</w:t>
+        <w:t xml:space="preserve">  "location": "</w:t>
+      </w:r>
+      <w:proofErr w:type="spellStart"/>
+      <w:r>
+        <w:rPr>
+          <w:rFonts w:ascii="Georgia Pro" w:eastAsia="Georgia Pro" w:hAnsi="Georgia Pro" w:cs="Georgia Pro"/>
+          <w:color w:val="000000" w:themeColor="text1"/>
+        </w:rPr>
+        <w:t>eastus</w:t>
+      </w:r>
+      <w:proofErr w:type="spellEnd"/>
+      <w:r>
+        <w:rPr>
+          <w:rFonts w:ascii="Georgia Pro" w:eastAsia="Georgia Pro" w:hAnsi="Georgia Pro" w:cs="Georgia Pro"/>
+          <w:color w:val="000000" w:themeColor="text1"/>
+        </w:rPr>
+        <w:t>",</w:t>
       </w:r>
     </w:p>
     <w:p>
@@ -1073,21 +858,23 @@
           <w:rFonts w:ascii="Georgia Pro" w:eastAsia="Georgia Pro" w:hAnsi="Georgia Pro" w:cs="Georgia Pro"/>
           <w:color w:val="000000" w:themeColor="text1"/>
         </w:rPr>
-        <w:t xml:space="preserve">--name </w:t>
-      </w:r>
-      <w:r>
-        <w:rPr>
-          <w:rFonts w:ascii="Georgia Pro" w:eastAsia="Georgia Pro" w:hAnsi="Georgia Pro" w:cs="Georgia Pro"/>
-          <w:color w:val="000000" w:themeColor="text1"/>
-        </w:rPr>
-        <w:t>hks</w:t>
-      </w:r>
-      <w:r>
-        <w:rPr>
-          <w:rFonts w:ascii="Georgia Pro" w:eastAsia="Georgia Pro" w:hAnsi="Georgia Pro" w:cs="Georgia Pro"/>
-          <w:color w:val="000000" w:themeColor="text1"/>
-        </w:rPr>
-        <w:t>myacrregistry123 \</w:t>
+        <w:t xml:space="preserve">  "name": "</w:t>
+      </w:r>
+      <w:proofErr w:type="spellStart"/>
+      <w:r>
+        <w:rPr>
+          <w:rFonts w:ascii="Georgia Pro" w:eastAsia="Georgia Pro" w:hAnsi="Georgia Pro" w:cs="Georgia Pro"/>
+          <w:color w:val="000000" w:themeColor="text1"/>
+        </w:rPr>
+        <w:t>acrLabGroup</w:t>
+      </w:r>
+      <w:proofErr w:type="spellEnd"/>
+      <w:r>
+        <w:rPr>
+          <w:rFonts w:ascii="Georgia Pro" w:eastAsia="Georgia Pro" w:hAnsi="Georgia Pro" w:cs="Georgia Pro"/>
+          <w:color w:val="000000" w:themeColor="text1"/>
+        </w:rPr>
+        <w:t>",</w:t>
       </w:r>
     </w:p>
     <w:p>
@@ -1111,178 +898,23 @@
           <w:rFonts w:ascii="Georgia Pro" w:eastAsia="Georgia Pro" w:hAnsi="Georgia Pro" w:cs="Georgia Pro"/>
           <w:color w:val="000000" w:themeColor="text1"/>
         </w:rPr>
-        <w:t>--</w:t>
-      </w:r>
-      <w:proofErr w:type="spellStart"/>
-      <w:r>
-        <w:rPr>
-          <w:rFonts w:ascii="Georgia Pro" w:eastAsia="Georgia Pro" w:hAnsi="Georgia Pro" w:cs="Georgia Pro"/>
-          <w:color w:val="000000" w:themeColor="text1"/>
-        </w:rPr>
-        <w:t>sku</w:t>
-      </w:r>
-      <w:proofErr w:type="spellEnd"/>
-      <w:r>
-        <w:rPr>
-          <w:rFonts w:ascii="Georgia Pro" w:eastAsia="Georgia Pro" w:hAnsi="Georgia Pro" w:cs="Georgia Pro"/>
-          <w:color w:val="000000" w:themeColor="text1"/>
-        </w:rPr>
-        <w:t xml:space="preserve"> Basic</w:t>
-      </w:r>
-    </w:p>
-    <w:p>
-      <w:pPr>
-        <w:spacing w:after="0" w:line="480" w:lineRule="auto"/>
-        <w:jc w:val="both"/>
-        <w:rPr>
-          <w:rFonts w:ascii="Georgia Pro" w:eastAsia="Georgia Pro" w:hAnsi="Georgia Pro" w:cs="Georgia Pro"/>
-          <w:color w:val="000000" w:themeColor="text1"/>
-        </w:rPr>
-      </w:pPr>
-    </w:p>
-    <w:p>
-      <w:pPr>
-        <w:spacing w:after="0" w:line="480" w:lineRule="auto"/>
-        <w:jc w:val="both"/>
-        <w:rPr>
-          <w:rFonts w:ascii="Georgia Pro" w:eastAsia="Georgia Pro" w:hAnsi="Georgia Pro" w:cs="Georgia Pro"/>
-          <w:color w:val="000000" w:themeColor="text1"/>
-        </w:rPr>
-      </w:pPr>
-      <w:r>
-        <w:rPr>
-          <w:rFonts w:ascii="Georgia Pro" w:eastAsia="Georgia Pro" w:hAnsi="Georgia Pro" w:cs="Georgia Pro"/>
-          <w:color w:val="000000" w:themeColor="text1"/>
-        </w:rPr>
-        <w:t>Important notes:</w:t>
-      </w:r>
-    </w:p>
-    <w:p>
-      <w:pPr>
-        <w:numPr>
-          <w:ilvl w:val="0"/>
-          <w:numId w:val="5"/>
-        </w:numPr>
-        <w:spacing w:after="0" w:line="480" w:lineRule="auto"/>
-        <w:jc w:val="both"/>
-        <w:rPr>
-          <w:rFonts w:ascii="Georgia Pro" w:eastAsia="Georgia Pro" w:hAnsi="Georgia Pro" w:cs="Georgia Pro"/>
-          <w:color w:val="000000" w:themeColor="text1"/>
-        </w:rPr>
-      </w:pPr>
-      <w:r>
-        <w:rPr>
-          <w:rFonts w:ascii="Georgia Pro" w:eastAsia="Georgia Pro" w:hAnsi="Georgia Pro" w:cs="Georgia Pro"/>
-          <w:color w:val="000000" w:themeColor="text1"/>
-        </w:rPr>
-        <w:t xml:space="preserve">Registry </w:t>
-      </w:r>
-      <w:proofErr w:type="gramStart"/>
-      <w:r>
-        <w:rPr>
-          <w:rFonts w:ascii="Georgia Pro" w:eastAsia="Georgia Pro" w:hAnsi="Georgia Pro" w:cs="Georgia Pro"/>
-          <w:color w:val="000000" w:themeColor="text1"/>
-        </w:rPr>
-        <w:t>name</w:t>
-      </w:r>
-      <w:proofErr w:type="gramEnd"/>
-      <w:r>
-        <w:rPr>
-          <w:rFonts w:ascii="Georgia Pro" w:eastAsia="Georgia Pro" w:hAnsi="Georgia Pro" w:cs="Georgia Pro"/>
-          <w:color w:val="000000" w:themeColor="text1"/>
-        </w:rPr>
-        <w:t xml:space="preserve"> must be globally unique</w:t>
-      </w:r>
-    </w:p>
-    <w:p>
-      <w:pPr>
-        <w:numPr>
-          <w:ilvl w:val="0"/>
-          <w:numId w:val="5"/>
-        </w:numPr>
-        <w:spacing w:after="0" w:line="480" w:lineRule="auto"/>
-        <w:jc w:val="both"/>
-        <w:rPr>
-          <w:rFonts w:ascii="Georgia Pro" w:eastAsia="Georgia Pro" w:hAnsi="Georgia Pro" w:cs="Georgia Pro"/>
-          <w:color w:val="000000" w:themeColor="text1"/>
-        </w:rPr>
-      </w:pPr>
-      <w:r>
-        <w:rPr>
-          <w:rFonts w:ascii="Georgia Pro" w:eastAsia="Georgia Pro" w:hAnsi="Georgia Pro" w:cs="Georgia Pro"/>
-          <w:color w:val="000000" w:themeColor="text1"/>
-        </w:rPr>
-        <w:t>SKU Basic is suitable for learning labs</w:t>
-      </w:r>
-    </w:p>
-    <w:p>
-      <w:pPr>
-        <w:spacing w:after="0" w:line="480" w:lineRule="auto"/>
-        <w:jc w:val="both"/>
-        <w:rPr>
-          <w:rFonts w:ascii="Georgia Pro" w:eastAsia="Georgia Pro" w:hAnsi="Georgia Pro" w:cs="Georgia Pro"/>
-          <w:color w:val="000000" w:themeColor="text1"/>
-        </w:rPr>
-      </w:pPr>
-      <w:r>
-        <w:rPr>
-          <w:rFonts w:ascii="Georgia Pro" w:eastAsia="Georgia Pro" w:hAnsi="Georgia Pro" w:cs="Georgia Pro"/>
-          <w:color w:val="000000" w:themeColor="text1"/>
-        </w:rPr>
-        <w:pict w14:anchorId="26ED354F">
-          <v:rect id="_x0000_i1031" style="width:0;height:1.5pt" o:hralign="center" o:hrstd="t" o:hr="t" fillcolor="#a0a0a0" stroked="f"/>
-        </w:pict>
-      </w:r>
-    </w:p>
-    <w:p>
-      <w:pPr>
-        <w:spacing w:after="0" w:line="480" w:lineRule="auto"/>
-        <w:jc w:val="both"/>
-        <w:rPr>
-          <w:rFonts w:ascii="Georgia Pro" w:eastAsia="Georgia Pro" w:hAnsi="Georgia Pro" w:cs="Georgia Pro"/>
-          <w:b/>
-          <w:bCs/>
-          <w:color w:val="000000" w:themeColor="text1"/>
-        </w:rPr>
-      </w:pPr>
-    </w:p>
-    <w:p>
-      <w:pPr>
-        <w:spacing w:after="0" w:line="480" w:lineRule="auto"/>
-        <w:jc w:val="both"/>
-        <w:rPr>
-          <w:rFonts w:ascii="Georgia Pro" w:eastAsia="Georgia Pro" w:hAnsi="Georgia Pro" w:cs="Georgia Pro"/>
-          <w:b/>
-          <w:bCs/>
-          <w:color w:val="000000" w:themeColor="text1"/>
-        </w:rPr>
-      </w:pPr>
-      <w:r>
-        <w:rPr>
-          <w:rFonts w:ascii="Georgia Pro" w:eastAsia="Georgia Pro" w:hAnsi="Georgia Pro" w:cs="Georgia Pro"/>
-          <w:b/>
-          <w:bCs/>
-          <w:color w:val="000000" w:themeColor="text1"/>
-        </w:rPr>
-        <w:lastRenderedPageBreak/>
-        <w:t>Step 4: Login to Azure Container Registry</w:t>
-      </w:r>
-    </w:p>
-    <w:p>
-      <w:pPr>
-        <w:spacing w:after="0" w:line="480" w:lineRule="auto"/>
-        <w:jc w:val="both"/>
-        <w:rPr>
-          <w:rFonts w:ascii="Georgia Pro" w:eastAsia="Georgia Pro" w:hAnsi="Georgia Pro" w:cs="Georgia Pro"/>
-          <w:color w:val="000000" w:themeColor="text1"/>
-        </w:rPr>
-      </w:pPr>
-      <w:r>
-        <w:rPr>
-          <w:rFonts w:ascii="Georgia Pro" w:eastAsia="Georgia Pro" w:hAnsi="Georgia Pro" w:cs="Georgia Pro"/>
-          <w:color w:val="000000" w:themeColor="text1"/>
-        </w:rPr>
-        <w:t>Run:</w:t>
+        <w:t xml:space="preserve">  "</w:t>
+      </w:r>
+      <w:proofErr w:type="spellStart"/>
+      <w:r>
+        <w:rPr>
+          <w:rFonts w:ascii="Georgia Pro" w:eastAsia="Georgia Pro" w:hAnsi="Georgia Pro" w:cs="Georgia Pro"/>
+          <w:color w:val="000000" w:themeColor="text1"/>
+        </w:rPr>
+        <w:t>provisioningState</w:t>
+      </w:r>
+      <w:proofErr w:type="spellEnd"/>
+      <w:r>
+        <w:rPr>
+          <w:rFonts w:ascii="Georgia Pro" w:eastAsia="Georgia Pro" w:hAnsi="Georgia Pro" w:cs="Georgia Pro"/>
+          <w:color w:val="000000" w:themeColor="text1"/>
+        </w:rPr>
+        <w:t>": "Succeeded"</w:t>
       </w:r>
     </w:p>
     <w:p>
@@ -1301,96 +933,30 @@
           <w:color w:val="000000" w:themeColor="text1"/>
         </w:rPr>
       </w:pPr>
-      <w:proofErr w:type="spellStart"/>
-      <w:r>
-        <w:rPr>
-          <w:rFonts w:ascii="Georgia Pro" w:eastAsia="Georgia Pro" w:hAnsi="Georgia Pro" w:cs="Georgia Pro"/>
-          <w:color w:val="000000" w:themeColor="text1"/>
-        </w:rPr>
-        <w:t>az</w:t>
-      </w:r>
-      <w:proofErr w:type="spellEnd"/>
-      <w:r>
-        <w:rPr>
-          <w:rFonts w:ascii="Georgia Pro" w:eastAsia="Georgia Pro" w:hAnsi="Georgia Pro" w:cs="Georgia Pro"/>
-          <w:color w:val="000000" w:themeColor="text1"/>
-        </w:rPr>
-        <w:t xml:space="preserve"> </w:t>
-      </w:r>
-      <w:proofErr w:type="spellStart"/>
-      <w:r>
-        <w:rPr>
-          <w:rFonts w:ascii="Georgia Pro" w:eastAsia="Georgia Pro" w:hAnsi="Georgia Pro" w:cs="Georgia Pro"/>
-          <w:color w:val="000000" w:themeColor="text1"/>
-        </w:rPr>
-        <w:t>acr</w:t>
-      </w:r>
-      <w:proofErr w:type="spellEnd"/>
-      <w:r>
-        <w:rPr>
-          <w:rFonts w:ascii="Georgia Pro" w:eastAsia="Georgia Pro" w:hAnsi="Georgia Pro" w:cs="Georgia Pro"/>
-          <w:color w:val="000000" w:themeColor="text1"/>
-        </w:rPr>
-        <w:t xml:space="preserve"> login --name </w:t>
-      </w:r>
-      <w:r>
-        <w:rPr>
-          <w:rFonts w:ascii="Georgia Pro" w:eastAsia="Georgia Pro" w:hAnsi="Georgia Pro" w:cs="Georgia Pro"/>
-          <w:color w:val="000000" w:themeColor="text1"/>
-        </w:rPr>
-        <w:t>hks</w:t>
-      </w:r>
-      <w:r>
-        <w:rPr>
-          <w:rFonts w:ascii="Georgia Pro" w:eastAsia="Georgia Pro" w:hAnsi="Georgia Pro" w:cs="Georgia Pro"/>
-          <w:color w:val="000000" w:themeColor="text1"/>
-        </w:rPr>
-        <w:t>myacrregistry123</w:t>
-      </w:r>
-    </w:p>
-    <w:p>
-      <w:pPr>
-        <w:spacing w:after="0" w:line="480" w:lineRule="auto"/>
-        <w:jc w:val="both"/>
-        <w:rPr>
-          <w:rFonts w:ascii="Georgia Pro" w:eastAsia="Georgia Pro" w:hAnsi="Georgia Pro" w:cs="Georgia Pro"/>
-          <w:color w:val="000000" w:themeColor="text1"/>
-        </w:rPr>
-      </w:pPr>
-    </w:p>
-    <w:p>
-      <w:pPr>
-        <w:spacing w:after="0" w:line="480" w:lineRule="auto"/>
-        <w:jc w:val="both"/>
-        <w:rPr>
-          <w:rFonts w:ascii="Georgia Pro" w:eastAsia="Georgia Pro" w:hAnsi="Georgia Pro" w:cs="Georgia Pro"/>
-          <w:color w:val="000000" w:themeColor="text1"/>
-        </w:rPr>
-      </w:pPr>
-      <w:r>
-        <w:rPr>
-          <w:rFonts w:ascii="Georgia Pro" w:eastAsia="Georgia Pro" w:hAnsi="Georgia Pro" w:cs="Georgia Pro"/>
-          <w:color w:val="000000" w:themeColor="text1"/>
-        </w:rPr>
-        <w:t>This command allows Docker to authenticate with the registry.</w:t>
-      </w:r>
-    </w:p>
-    <w:p>
-      <w:pPr>
-        <w:spacing w:after="0" w:line="480" w:lineRule="auto"/>
-        <w:jc w:val="both"/>
-        <w:rPr>
-          <w:rFonts w:ascii="Georgia Pro" w:eastAsia="Georgia Pro" w:hAnsi="Georgia Pro" w:cs="Georgia Pro"/>
-          <w:color w:val="000000" w:themeColor="text1"/>
-        </w:rPr>
-      </w:pPr>
-      <w:r>
-        <w:rPr>
-          <w:rFonts w:ascii="Georgia Pro" w:eastAsia="Georgia Pro" w:hAnsi="Georgia Pro" w:cs="Georgia Pro"/>
-          <w:color w:val="000000" w:themeColor="text1"/>
-        </w:rPr>
-        <w:pict w14:anchorId="7522D92F">
-          <v:rect id="_x0000_i1032" style="width:0;height:1.5pt" o:hralign="center" o:hrstd="t" o:hr="t" fillcolor="#a0a0a0" stroked="f"/>
+      <w:r>
+        <w:rPr>
+          <w:rFonts w:ascii="Georgia Pro" w:eastAsia="Georgia Pro" w:hAnsi="Georgia Pro" w:cs="Georgia Pro"/>
+          <w:color w:val="000000" w:themeColor="text1"/>
+        </w:rPr>
+        <w:t>}</w:t>
+      </w:r>
+    </w:p>
+    <w:p>
+      <w:pPr>
+        <w:spacing w:after="0" w:line="480" w:lineRule="auto"/>
+        <w:jc w:val="both"/>
+        <w:rPr>
+          <w:rFonts w:ascii="Georgia Pro" w:eastAsia="Georgia Pro" w:hAnsi="Georgia Pro" w:cs="Georgia Pro"/>
+          <w:color w:val="000000" w:themeColor="text1"/>
+        </w:rPr>
+      </w:pPr>
+      <w:r>
+        <w:rPr>
+          <w:rFonts w:ascii="Georgia Pro" w:eastAsia="Georgia Pro" w:hAnsi="Georgia Pro" w:cs="Georgia Pro"/>
+          <w:color w:val="000000" w:themeColor="text1"/>
+        </w:rPr>
+        <w:pict w14:anchorId="2DC2D835">
+          <v:rect id="_x0000_i1029" style="width:0;height:1.5pt" o:hralign="center" o:hrstd="t" o:hr="t" fillcolor="#a0a0a0" stroked="f"/>
         </w:pict>
       </w:r>
     </w:p>
@@ -1412,24 +978,24 @@
           <w:bCs/>
           <w:color w:val="000000" w:themeColor="text1"/>
         </w:rPr>
-        <w:t>Step 5: Create a Sample Application</w:t>
-      </w:r>
-    </w:p>
-    <w:p>
-      <w:pPr>
-        <w:spacing w:after="0" w:line="480" w:lineRule="auto"/>
-        <w:jc w:val="both"/>
-        <w:rPr>
-          <w:rFonts w:ascii="Georgia Pro" w:eastAsia="Georgia Pro" w:hAnsi="Georgia Pro" w:cs="Georgia Pro"/>
-          <w:color w:val="000000" w:themeColor="text1"/>
-        </w:rPr>
-      </w:pPr>
-      <w:r>
-        <w:rPr>
-          <w:rFonts w:ascii="Georgia Pro" w:eastAsia="Georgia Pro" w:hAnsi="Georgia Pro" w:cs="Georgia Pro"/>
-          <w:color w:val="000000" w:themeColor="text1"/>
-        </w:rPr>
-        <w:t>Create a working directory:</w:t>
+        <w:t>Step 3: Create Azure Container Registry</w:t>
+      </w:r>
+    </w:p>
+    <w:p>
+      <w:pPr>
+        <w:spacing w:after="0" w:line="480" w:lineRule="auto"/>
+        <w:jc w:val="both"/>
+        <w:rPr>
+          <w:rFonts w:ascii="Georgia Pro" w:eastAsia="Georgia Pro" w:hAnsi="Georgia Pro" w:cs="Georgia Pro"/>
+          <w:color w:val="000000" w:themeColor="text1"/>
+        </w:rPr>
+      </w:pPr>
+      <w:r>
+        <w:rPr>
+          <w:rFonts w:ascii="Georgia Pro" w:eastAsia="Georgia Pro" w:hAnsi="Georgia Pro" w:cs="Georgia Pro"/>
+          <w:color w:val="000000" w:themeColor="text1"/>
+        </w:rPr>
+        <w:t>Create a new ACR instance.</w:t>
       </w:r>
     </w:p>
     <w:p>
@@ -1454,7 +1020,7 @@
           <w:rFonts w:ascii="Georgia Pro" w:eastAsia="Georgia Pro" w:hAnsi="Georgia Pro" w:cs="Georgia Pro"/>
           <w:color w:val="000000" w:themeColor="text1"/>
         </w:rPr>
-        <w:t>mkdir</w:t>
+        <w:t>az</w:t>
       </w:r>
       <w:proofErr w:type="spellEnd"/>
       <w:r>
@@ -1470,9 +1036,16 @@
           <w:rFonts w:ascii="Georgia Pro" w:eastAsia="Georgia Pro" w:hAnsi="Georgia Pro" w:cs="Georgia Pro"/>
           <w:color w:val="000000" w:themeColor="text1"/>
         </w:rPr>
-        <w:t>acrlab</w:t>
-      </w:r>
-      <w:proofErr w:type="spellEnd"/>
+        <w:t>acr</w:t>
+      </w:r>
+      <w:proofErr w:type="spellEnd"/>
+      <w:r>
+        <w:rPr>
+          <w:rFonts w:ascii="Georgia Pro" w:eastAsia="Georgia Pro" w:hAnsi="Georgia Pro" w:cs="Georgia Pro"/>
+          <w:color w:val="000000" w:themeColor="text1"/>
+        </w:rPr>
+        <w:t xml:space="preserve"> create \</w:t>
+      </w:r>
     </w:p>
     <w:p>
       <w:pPr>
@@ -1495,43 +1068,23 @@
           <w:rFonts w:ascii="Georgia Pro" w:eastAsia="Georgia Pro" w:hAnsi="Georgia Pro" w:cs="Georgia Pro"/>
           <w:color w:val="000000" w:themeColor="text1"/>
         </w:rPr>
-        <w:t xml:space="preserve">cd </w:t>
-      </w:r>
-      <w:proofErr w:type="spellStart"/>
-      <w:r>
-        <w:rPr>
-          <w:rFonts w:ascii="Georgia Pro" w:eastAsia="Georgia Pro" w:hAnsi="Georgia Pro" w:cs="Georgia Pro"/>
-          <w:color w:val="000000" w:themeColor="text1"/>
-        </w:rPr>
-        <w:t>acrlab</w:t>
-      </w:r>
-      <w:proofErr w:type="spellEnd"/>
-    </w:p>
-    <w:p>
-      <w:pPr>
-        <w:spacing w:after="0" w:line="480" w:lineRule="auto"/>
-        <w:jc w:val="both"/>
-        <w:rPr>
-          <w:rFonts w:ascii="Georgia Pro" w:eastAsia="Georgia Pro" w:hAnsi="Georgia Pro" w:cs="Georgia Pro"/>
-          <w:color w:val="000000" w:themeColor="text1"/>
-        </w:rPr>
-      </w:pPr>
-    </w:p>
-    <w:p>
-      <w:pPr>
-        <w:spacing w:after="0" w:line="480" w:lineRule="auto"/>
-        <w:jc w:val="both"/>
-        <w:rPr>
-          <w:rFonts w:ascii="Georgia Pro" w:eastAsia="Georgia Pro" w:hAnsi="Georgia Pro" w:cs="Georgia Pro"/>
-          <w:color w:val="000000" w:themeColor="text1"/>
-        </w:rPr>
-      </w:pPr>
-      <w:r>
-        <w:rPr>
-          <w:rFonts w:ascii="Georgia Pro" w:eastAsia="Georgia Pro" w:hAnsi="Georgia Pro" w:cs="Georgia Pro"/>
-          <w:color w:val="000000" w:themeColor="text1"/>
-        </w:rPr>
-        <w:t>Create a simple HTML file:</w:t>
+        <w:t xml:space="preserve">--resource-group </w:t>
+      </w:r>
+      <w:proofErr w:type="spellStart"/>
+      <w:r>
+        <w:rPr>
+          <w:rFonts w:ascii="Georgia Pro" w:eastAsia="Georgia Pro" w:hAnsi="Georgia Pro" w:cs="Georgia Pro"/>
+          <w:color w:val="000000" w:themeColor="text1"/>
+        </w:rPr>
+        <w:t>acrLabGroup</w:t>
+      </w:r>
+      <w:proofErr w:type="spellEnd"/>
+      <w:r>
+        <w:rPr>
+          <w:rFonts w:ascii="Georgia Pro" w:eastAsia="Georgia Pro" w:hAnsi="Georgia Pro" w:cs="Georgia Pro"/>
+          <w:color w:val="000000" w:themeColor="text1"/>
+        </w:rPr>
+        <w:t xml:space="preserve"> \</w:t>
       </w:r>
     </w:p>
     <w:p>
@@ -1555,34 +1108,30 @@
           <w:rFonts w:ascii="Georgia Pro" w:eastAsia="Georgia Pro" w:hAnsi="Georgia Pro" w:cs="Georgia Pro"/>
           <w:color w:val="000000" w:themeColor="text1"/>
         </w:rPr>
-        <w:t>nano index.html</w:t>
-      </w:r>
-    </w:p>
-    <w:p>
-      <w:pPr>
-        <w:spacing w:after="0" w:line="480" w:lineRule="auto"/>
-        <w:jc w:val="both"/>
-        <w:rPr>
-          <w:rFonts w:ascii="Georgia Pro" w:eastAsia="Georgia Pro" w:hAnsi="Georgia Pro" w:cs="Georgia Pro"/>
-          <w:color w:val="000000" w:themeColor="text1"/>
-        </w:rPr>
-      </w:pPr>
-    </w:p>
-    <w:p>
-      <w:pPr>
-        <w:spacing w:after="0" w:line="480" w:lineRule="auto"/>
-        <w:jc w:val="both"/>
-        <w:rPr>
-          <w:rFonts w:ascii="Georgia Pro" w:eastAsia="Georgia Pro" w:hAnsi="Georgia Pro" w:cs="Georgia Pro"/>
-          <w:color w:val="000000" w:themeColor="text1"/>
-        </w:rPr>
-      </w:pPr>
-      <w:r>
-        <w:rPr>
-          <w:rFonts w:ascii="Georgia Pro" w:eastAsia="Georgia Pro" w:hAnsi="Georgia Pro" w:cs="Georgia Pro"/>
-          <w:color w:val="000000" w:themeColor="text1"/>
-        </w:rPr>
-        <w:t>Add the following content:</w:t>
+        <w:t xml:space="preserve">--name </w:t>
+      </w:r>
+      <w:r>
+        <w:rPr>
+          <w:rFonts w:ascii="Georgia Pro" w:eastAsia="Georgia Pro" w:hAnsi="Georgia Pro" w:cs="Georgia Pro"/>
+          <w:color w:val="000000" w:themeColor="text1"/>
+          <w:highlight w:val="yellow"/>
+        </w:rPr>
+        <w:t>hitesha</w:t>
+      </w:r>
+      <w:r>
+        <w:rPr>
+          <w:rFonts w:ascii="Georgia Pro" w:eastAsia="Georgia Pro" w:hAnsi="Georgia Pro" w:cs="Georgia Pro"/>
+          <w:color w:val="000000" w:themeColor="text1"/>
+          <w:highlight w:val="yellow"/>
+        </w:rPr>
+        <w:t>crregistry123</w:t>
+      </w:r>
+      <w:r>
+        <w:rPr>
+          <w:rFonts w:ascii="Georgia Pro" w:eastAsia="Georgia Pro" w:hAnsi="Georgia Pro" w:cs="Georgia Pro"/>
+          <w:color w:val="000000" w:themeColor="text1"/>
+        </w:rPr>
+        <w:t xml:space="preserve"> \</w:t>
       </w:r>
     </w:p>
     <w:p>
@@ -1601,6 +1150,167 @@
           <w:color w:val="000000" w:themeColor="text1"/>
         </w:rPr>
       </w:pPr>
+      <w:r>
+        <w:rPr>
+          <w:rFonts w:ascii="Georgia Pro" w:eastAsia="Georgia Pro" w:hAnsi="Georgia Pro" w:cs="Georgia Pro"/>
+          <w:color w:val="000000" w:themeColor="text1"/>
+        </w:rPr>
+        <w:t>--</w:t>
+      </w:r>
+      <w:proofErr w:type="spellStart"/>
+      <w:r>
+        <w:rPr>
+          <w:rFonts w:ascii="Georgia Pro" w:eastAsia="Georgia Pro" w:hAnsi="Georgia Pro" w:cs="Georgia Pro"/>
+          <w:color w:val="000000" w:themeColor="text1"/>
+        </w:rPr>
+        <w:t>sku</w:t>
+      </w:r>
+      <w:proofErr w:type="spellEnd"/>
+      <w:r>
+        <w:rPr>
+          <w:rFonts w:ascii="Georgia Pro" w:eastAsia="Georgia Pro" w:hAnsi="Georgia Pro" w:cs="Georgia Pro"/>
+          <w:color w:val="000000" w:themeColor="text1"/>
+        </w:rPr>
+        <w:t xml:space="preserve"> Basic</w:t>
+      </w:r>
+    </w:p>
+    <w:p>
+      <w:pPr>
+        <w:spacing w:after="0" w:line="480" w:lineRule="auto"/>
+        <w:jc w:val="both"/>
+        <w:rPr>
+          <w:rFonts w:ascii="Georgia Pro" w:eastAsia="Georgia Pro" w:hAnsi="Georgia Pro" w:cs="Georgia Pro"/>
+          <w:color w:val="000000" w:themeColor="text1"/>
+        </w:rPr>
+      </w:pPr>
+    </w:p>
+    <w:p>
+      <w:pPr>
+        <w:spacing w:after="0" w:line="480" w:lineRule="auto"/>
+        <w:jc w:val="both"/>
+        <w:rPr>
+          <w:rFonts w:ascii="Georgia Pro" w:eastAsia="Georgia Pro" w:hAnsi="Georgia Pro" w:cs="Georgia Pro"/>
+          <w:color w:val="000000" w:themeColor="text1"/>
+        </w:rPr>
+      </w:pPr>
+      <w:r>
+        <w:rPr>
+          <w:rFonts w:ascii="Georgia Pro" w:eastAsia="Georgia Pro" w:hAnsi="Georgia Pro" w:cs="Georgia Pro"/>
+          <w:color w:val="000000" w:themeColor="text1"/>
+        </w:rPr>
+        <w:t>Important notes:</w:t>
+      </w:r>
+    </w:p>
+    <w:p>
+      <w:pPr>
+        <w:numPr>
+          <w:ilvl w:val="0"/>
+          <w:numId w:val="5"/>
+        </w:numPr>
+        <w:spacing w:after="0" w:line="480" w:lineRule="auto"/>
+        <w:jc w:val="both"/>
+        <w:rPr>
+          <w:rFonts w:ascii="Georgia Pro" w:eastAsia="Georgia Pro" w:hAnsi="Georgia Pro" w:cs="Georgia Pro"/>
+          <w:color w:val="000000" w:themeColor="text1"/>
+        </w:rPr>
+      </w:pPr>
+      <w:r>
+        <w:rPr>
+          <w:rFonts w:ascii="Georgia Pro" w:eastAsia="Georgia Pro" w:hAnsi="Georgia Pro" w:cs="Georgia Pro"/>
+          <w:color w:val="000000" w:themeColor="text1"/>
+        </w:rPr>
+        <w:t xml:space="preserve">Registry </w:t>
+      </w:r>
+      <w:proofErr w:type="gramStart"/>
+      <w:r>
+        <w:rPr>
+          <w:rFonts w:ascii="Georgia Pro" w:eastAsia="Georgia Pro" w:hAnsi="Georgia Pro" w:cs="Georgia Pro"/>
+          <w:color w:val="000000" w:themeColor="text1"/>
+        </w:rPr>
+        <w:t>name</w:t>
+      </w:r>
+      <w:proofErr w:type="gramEnd"/>
+      <w:r>
+        <w:rPr>
+          <w:rFonts w:ascii="Georgia Pro" w:eastAsia="Georgia Pro" w:hAnsi="Georgia Pro" w:cs="Georgia Pro"/>
+          <w:color w:val="000000" w:themeColor="text1"/>
+        </w:rPr>
+        <w:t xml:space="preserve"> must be globally unique</w:t>
+      </w:r>
+    </w:p>
+    <w:p>
+      <w:pPr>
+        <w:numPr>
+          <w:ilvl w:val="0"/>
+          <w:numId w:val="5"/>
+        </w:numPr>
+        <w:spacing w:after="0" w:line="480" w:lineRule="auto"/>
+        <w:jc w:val="both"/>
+        <w:rPr>
+          <w:rFonts w:ascii="Georgia Pro" w:eastAsia="Georgia Pro" w:hAnsi="Georgia Pro" w:cs="Georgia Pro"/>
+          <w:color w:val="000000" w:themeColor="text1"/>
+        </w:rPr>
+      </w:pPr>
+      <w:r>
+        <w:rPr>
+          <w:rFonts w:ascii="Georgia Pro" w:eastAsia="Georgia Pro" w:hAnsi="Georgia Pro" w:cs="Georgia Pro"/>
+          <w:color w:val="000000" w:themeColor="text1"/>
+        </w:rPr>
+        <w:t>SKU Basic is suitable for learning labs</w:t>
+      </w:r>
+    </w:p>
+    <w:p>
+      <w:pPr>
+        <w:spacing w:after="0" w:line="480" w:lineRule="auto"/>
+        <w:jc w:val="both"/>
+        <w:rPr>
+          <w:rFonts w:ascii="Georgia Pro" w:eastAsia="Georgia Pro" w:hAnsi="Georgia Pro" w:cs="Georgia Pro"/>
+          <w:color w:val="000000" w:themeColor="text1"/>
+        </w:rPr>
+      </w:pPr>
+      <w:r>
+        <w:rPr>
+          <w:rFonts w:ascii="Georgia Pro" w:eastAsia="Georgia Pro" w:hAnsi="Georgia Pro" w:cs="Georgia Pro"/>
+          <w:color w:val="000000" w:themeColor="text1"/>
+        </w:rPr>
+        <w:pict w14:anchorId="26ED354F">
+          <v:rect id="_x0000_i1030" style="width:0;height:1.5pt" o:hralign="center" o:hrstd="t" o:hr="t" fillcolor="#a0a0a0" stroked="f"/>
+        </w:pict>
+      </w:r>
+    </w:p>
+    <w:p>
+      <w:pPr>
+        <w:spacing w:after="0" w:line="480" w:lineRule="auto"/>
+        <w:jc w:val="both"/>
+        <w:rPr>
+          <w:rFonts w:ascii="Georgia Pro" w:eastAsia="Georgia Pro" w:hAnsi="Georgia Pro" w:cs="Georgia Pro"/>
+          <w:b/>
+          <w:bCs/>
+          <w:color w:val="000000" w:themeColor="text1"/>
+        </w:rPr>
+      </w:pPr>
+    </w:p>
+    <w:p>
+      <w:pPr>
+        <w:spacing w:after="0" w:line="480" w:lineRule="auto"/>
+        <w:jc w:val="both"/>
+        <w:rPr>
+          <w:rFonts w:ascii="Georgia Pro" w:eastAsia="Georgia Pro" w:hAnsi="Georgia Pro" w:cs="Georgia Pro"/>
+          <w:b/>
+          <w:bCs/>
+          <w:color w:val="000000" w:themeColor="text1"/>
+        </w:rPr>
+      </w:pPr>
+      <w:r>
+        <w:rPr>
+          <w:rFonts w:ascii="Georgia Pro" w:eastAsia="Georgia Pro" w:hAnsi="Georgia Pro" w:cs="Georgia Pro"/>
+          <w:b/>
+          <w:bCs/>
+          <w:color w:val="000000" w:themeColor="text1"/>
+        </w:rPr>
+        <w:lastRenderedPageBreak/>
+        <w:t xml:space="preserve">Create RG for VM for Docker </w:t>
+      </w:r>
     </w:p>
     <w:p>
       <w:pPr>
@@ -1612,18 +1322,100 @@
         </w:pBdr>
         <w:shd w:val="clear" w:color="auto" w:fill="F2F2F2" w:themeFill="background1" w:themeFillShade="F2"/>
         <w:spacing w:after="0" w:line="480" w:lineRule="auto"/>
-        <w:jc w:val="both"/>
-        <w:rPr>
-          <w:rFonts w:ascii="Georgia Pro" w:eastAsia="Georgia Pro" w:hAnsi="Georgia Pro" w:cs="Georgia Pro"/>
-          <w:color w:val="000000" w:themeColor="text1"/>
-        </w:rPr>
-      </w:pPr>
-      <w:r>
-        <w:rPr>
-          <w:rFonts w:ascii="Georgia Pro" w:eastAsia="Georgia Pro" w:hAnsi="Georgia Pro" w:cs="Georgia Pro"/>
-          <w:color w:val="000000" w:themeColor="text1"/>
-        </w:rPr>
-        <w:t>&lt;h1&gt;Welcome to Azure Container Registry Lab&lt;/h1&gt;</w:t>
+        <w:rPr>
+          <w:rFonts w:ascii="Georgia Pro" w:eastAsia="Georgia Pro" w:hAnsi="Georgia Pro" w:cs="Georgia Pro"/>
+          <w:color w:val="000000" w:themeColor="text1"/>
+        </w:rPr>
+      </w:pPr>
+      <w:proofErr w:type="spellStart"/>
+      <w:r>
+        <w:rPr>
+          <w:rFonts w:ascii="Georgia Pro" w:eastAsia="Georgia Pro" w:hAnsi="Georgia Pro" w:cs="Georgia Pro"/>
+          <w:color w:val="000000" w:themeColor="text1"/>
+        </w:rPr>
+        <w:t>az</w:t>
+      </w:r>
+      <w:proofErr w:type="spellEnd"/>
+      <w:r>
+        <w:rPr>
+          <w:rFonts w:ascii="Georgia Pro" w:eastAsia="Georgia Pro" w:hAnsi="Georgia Pro" w:cs="Georgia Pro"/>
+          <w:color w:val="000000" w:themeColor="text1"/>
+        </w:rPr>
+        <w:t xml:space="preserve"> group create \</w:t>
+      </w:r>
+      <w:r>
+        <w:rPr>
+          <w:rFonts w:ascii="Georgia Pro" w:eastAsia="Georgia Pro" w:hAnsi="Georgia Pro" w:cs="Georgia Pro"/>
+          <w:color w:val="000000" w:themeColor="text1"/>
+        </w:rPr>
+        <w:br/>
+        <w:t xml:space="preserve">  --name </w:t>
+      </w:r>
+      <w:proofErr w:type="spellStart"/>
+      <w:r>
+        <w:rPr>
+          <w:rFonts w:ascii="Georgia Pro" w:eastAsia="Georgia Pro" w:hAnsi="Georgia Pro" w:cs="Georgia Pro"/>
+          <w:color w:val="000000" w:themeColor="text1"/>
+        </w:rPr>
+        <w:t>UbuntuVM</w:t>
+      </w:r>
+      <w:proofErr w:type="spellEnd"/>
+      <w:r>
+        <w:rPr>
+          <w:rFonts w:ascii="Georgia Pro" w:eastAsia="Georgia Pro" w:hAnsi="Georgia Pro" w:cs="Georgia Pro"/>
+          <w:color w:val="000000" w:themeColor="text1"/>
+        </w:rPr>
+        <w:t>-RG \</w:t>
+      </w:r>
+      <w:r>
+        <w:rPr>
+          <w:rFonts w:ascii="Georgia Pro" w:eastAsia="Georgia Pro" w:hAnsi="Georgia Pro" w:cs="Georgia Pro"/>
+          <w:color w:val="000000" w:themeColor="text1"/>
+        </w:rPr>
+        <w:br/>
+        <w:t xml:space="preserve">  --location </w:t>
+      </w:r>
+      <w:proofErr w:type="spellStart"/>
+      <w:r>
+        <w:rPr>
+          <w:rFonts w:ascii="Georgia Pro" w:eastAsia="Georgia Pro" w:hAnsi="Georgia Pro" w:cs="Georgia Pro"/>
+          <w:color w:val="000000" w:themeColor="text1"/>
+        </w:rPr>
+        <w:t>eastus</w:t>
+      </w:r>
+      <w:proofErr w:type="spellEnd"/>
+    </w:p>
+    <w:p>
+      <w:pPr>
+        <w:spacing w:after="0" w:line="480" w:lineRule="auto"/>
+        <w:jc w:val="both"/>
+        <w:rPr>
+          <w:rFonts w:ascii="Georgia Pro" w:eastAsia="Georgia Pro" w:hAnsi="Georgia Pro" w:cs="Georgia Pro"/>
+          <w:b/>
+          <w:bCs/>
+          <w:color w:val="000000" w:themeColor="text1"/>
+        </w:rPr>
+      </w:pPr>
+    </w:p>
+    <w:p>
+      <w:pPr>
+        <w:spacing w:after="0" w:line="480" w:lineRule="auto"/>
+        <w:jc w:val="both"/>
+        <w:rPr>
+          <w:rFonts w:ascii="Georgia Pro" w:eastAsia="Georgia Pro" w:hAnsi="Georgia Pro" w:cs="Georgia Pro"/>
+          <w:b/>
+          <w:bCs/>
+          <w:color w:val="000000" w:themeColor="text1"/>
+        </w:rPr>
+      </w:pPr>
+      <w:r>
+        <w:rPr>
+          <w:rFonts w:ascii="Georgia Pro" w:eastAsia="Georgia Pro" w:hAnsi="Georgia Pro" w:cs="Georgia Pro"/>
+          <w:b/>
+          <w:bCs/>
+          <w:color w:val="000000" w:themeColor="text1"/>
+        </w:rPr>
+        <w:t>Create VM</w:t>
       </w:r>
     </w:p>
     <w:p>
@@ -1636,18 +1428,82 @@
         </w:pBdr>
         <w:shd w:val="clear" w:color="auto" w:fill="F2F2F2" w:themeFill="background1" w:themeFillShade="F2"/>
         <w:spacing w:after="0" w:line="480" w:lineRule="auto"/>
-        <w:jc w:val="both"/>
-        <w:rPr>
-          <w:rFonts w:ascii="Georgia Pro" w:eastAsia="Georgia Pro" w:hAnsi="Georgia Pro" w:cs="Georgia Pro"/>
-          <w:color w:val="000000" w:themeColor="text1"/>
-        </w:rPr>
-      </w:pPr>
-      <w:r>
-        <w:rPr>
-          <w:rFonts w:ascii="Georgia Pro" w:eastAsia="Georgia Pro" w:hAnsi="Georgia Pro" w:cs="Georgia Pro"/>
-          <w:color w:val="000000" w:themeColor="text1"/>
-        </w:rPr>
-        <w:t xml:space="preserve">&lt;p&gt;This container image is stored in </w:t>
+        <w:rPr>
+          <w:rFonts w:ascii="Georgia Pro" w:eastAsia="Georgia Pro" w:hAnsi="Georgia Pro" w:cs="Georgia Pro"/>
+          <w:color w:val="000000" w:themeColor="text1"/>
+        </w:rPr>
+      </w:pPr>
+      <w:proofErr w:type="spellStart"/>
+      <w:r>
+        <w:rPr>
+          <w:rFonts w:ascii="Georgia Pro" w:eastAsia="Georgia Pro" w:hAnsi="Georgia Pro" w:cs="Georgia Pro"/>
+          <w:color w:val="000000" w:themeColor="text1"/>
+        </w:rPr>
+        <w:t>az</w:t>
+      </w:r>
+      <w:proofErr w:type="spellEnd"/>
+      <w:r>
+        <w:rPr>
+          <w:rFonts w:ascii="Georgia Pro" w:eastAsia="Georgia Pro" w:hAnsi="Georgia Pro" w:cs="Georgia Pro"/>
+          <w:color w:val="000000" w:themeColor="text1"/>
+        </w:rPr>
+        <w:t xml:space="preserve"> </w:t>
+      </w:r>
+      <w:proofErr w:type="spellStart"/>
+      <w:r>
+        <w:rPr>
+          <w:rFonts w:ascii="Georgia Pro" w:eastAsia="Georgia Pro" w:hAnsi="Georgia Pro" w:cs="Georgia Pro"/>
+          <w:color w:val="000000" w:themeColor="text1"/>
+        </w:rPr>
+        <w:t>vm</w:t>
+      </w:r>
+      <w:proofErr w:type="spellEnd"/>
+      <w:r>
+        <w:rPr>
+          <w:rFonts w:ascii="Georgia Pro" w:eastAsia="Georgia Pro" w:hAnsi="Georgia Pro" w:cs="Georgia Pro"/>
+          <w:color w:val="000000" w:themeColor="text1"/>
+        </w:rPr>
+        <w:t xml:space="preserve"> create \</w:t>
+      </w:r>
+      <w:r>
+        <w:rPr>
+          <w:rFonts w:ascii="Georgia Pro" w:eastAsia="Georgia Pro" w:hAnsi="Georgia Pro" w:cs="Georgia Pro"/>
+          <w:color w:val="000000" w:themeColor="text1"/>
+        </w:rPr>
+        <w:br/>
+        <w:t xml:space="preserve">  --resource-group </w:t>
+      </w:r>
+      <w:proofErr w:type="spellStart"/>
+      <w:r>
+        <w:rPr>
+          <w:rFonts w:ascii="Georgia Pro" w:eastAsia="Georgia Pro" w:hAnsi="Georgia Pro" w:cs="Georgia Pro"/>
+          <w:color w:val="000000" w:themeColor="text1"/>
+        </w:rPr>
+        <w:t>UbuntuVM</w:t>
+      </w:r>
+      <w:proofErr w:type="spellEnd"/>
+      <w:r>
+        <w:rPr>
+          <w:rFonts w:ascii="Georgia Pro" w:eastAsia="Georgia Pro" w:hAnsi="Georgia Pro" w:cs="Georgia Pro"/>
+          <w:color w:val="000000" w:themeColor="text1"/>
+        </w:rPr>
+        <w:t>-RG \</w:t>
+      </w:r>
+      <w:r>
+        <w:rPr>
+          <w:rFonts w:ascii="Georgia Pro" w:eastAsia="Georgia Pro" w:hAnsi="Georgia Pro" w:cs="Georgia Pro"/>
+          <w:color w:val="000000" w:themeColor="text1"/>
+        </w:rPr>
+        <w:br/>
+        <w:t>  --name VM-2 \</w:t>
+      </w:r>
+      <w:r>
+        <w:rPr>
+          <w:rFonts w:ascii="Georgia Pro" w:eastAsia="Georgia Pro" w:hAnsi="Georgia Pro" w:cs="Georgia Pro"/>
+          <w:color w:val="000000" w:themeColor="text1"/>
+        </w:rPr>
+        <w:br/>
+        <w:t>  --image Canonical:0001-com-ubuntu-server-focal:20_04-lts-gen</w:t>
       </w:r>
       <w:proofErr w:type="gramStart"/>
       <w:r>
@@ -1655,7 +1511,7 @@
           <w:rFonts w:ascii="Georgia Pro" w:eastAsia="Georgia Pro" w:hAnsi="Georgia Pro" w:cs="Georgia Pro"/>
           <w:color w:val="000000" w:themeColor="text1"/>
         </w:rPr>
-        <w:t>ACR.&lt;</w:t>
+        <w:t>2:latest</w:t>
       </w:r>
       <w:proofErr w:type="gramEnd"/>
       <w:r>
@@ -1663,53 +1519,135 @@
           <w:rFonts w:ascii="Georgia Pro" w:eastAsia="Georgia Pro" w:hAnsi="Georgia Pro" w:cs="Georgia Pro"/>
           <w:color w:val="000000" w:themeColor="text1"/>
         </w:rPr>
-        <w:t>/p&gt;</w:t>
-      </w:r>
-    </w:p>
-    <w:p>
-      <w:pPr>
-        <w:spacing w:after="0" w:line="480" w:lineRule="auto"/>
-        <w:jc w:val="both"/>
-        <w:rPr>
-          <w:rFonts w:ascii="Georgia Pro" w:eastAsia="Georgia Pro" w:hAnsi="Georgia Pro" w:cs="Georgia Pro"/>
-          <w:color w:val="000000" w:themeColor="text1"/>
-        </w:rPr>
-      </w:pPr>
-    </w:p>
-    <w:p>
-      <w:pPr>
-        <w:spacing w:after="0" w:line="480" w:lineRule="auto"/>
-        <w:jc w:val="both"/>
-        <w:rPr>
-          <w:rFonts w:ascii="Georgia Pro" w:eastAsia="Georgia Pro" w:hAnsi="Georgia Pro" w:cs="Georgia Pro"/>
-          <w:color w:val="000000" w:themeColor="text1"/>
-        </w:rPr>
-      </w:pPr>
-      <w:r>
-        <w:rPr>
-          <w:rFonts w:ascii="Georgia Pro" w:eastAsia="Georgia Pro" w:hAnsi="Georgia Pro" w:cs="Georgia Pro"/>
-          <w:color w:val="000000" w:themeColor="text1"/>
-        </w:rPr>
-        <w:t>Save and exit.</w:t>
-      </w:r>
-    </w:p>
-    <w:p>
-      <w:pPr>
-        <w:spacing w:after="0" w:line="480" w:lineRule="auto"/>
-        <w:jc w:val="both"/>
-        <w:rPr>
-          <w:rFonts w:ascii="Georgia Pro" w:eastAsia="Georgia Pro" w:hAnsi="Georgia Pro" w:cs="Georgia Pro"/>
-          <w:color w:val="000000" w:themeColor="text1"/>
-        </w:rPr>
-      </w:pPr>
-      <w:r>
-        <w:rPr>
-          <w:rFonts w:ascii="Georgia Pro" w:eastAsia="Georgia Pro" w:hAnsi="Georgia Pro" w:cs="Georgia Pro"/>
-          <w:color w:val="000000" w:themeColor="text1"/>
-        </w:rPr>
-        <w:pict w14:anchorId="54F2D6D6">
-          <v:rect id="_x0000_i1033" style="width:0;height:1.5pt" o:hralign="center" o:hrstd="t" o:hr="t" fillcolor="#a0a0a0" stroked="f"/>
-        </w:pict>
+        <w:t xml:space="preserve"> \</w:t>
+      </w:r>
+      <w:r>
+        <w:rPr>
+          <w:rFonts w:ascii="Georgia Pro" w:eastAsia="Georgia Pro" w:hAnsi="Georgia Pro" w:cs="Georgia Pro"/>
+          <w:color w:val="000000" w:themeColor="text1"/>
+        </w:rPr>
+        <w:br/>
+        <w:t>  --size Standard_B1s \</w:t>
+      </w:r>
+      <w:r>
+        <w:rPr>
+          <w:rFonts w:ascii="Georgia Pro" w:eastAsia="Georgia Pro" w:hAnsi="Georgia Pro" w:cs="Georgia Pro"/>
+          <w:color w:val="000000" w:themeColor="text1"/>
+        </w:rPr>
+        <w:br/>
+        <w:t>  --storage-</w:t>
+      </w:r>
+      <w:proofErr w:type="spellStart"/>
+      <w:r>
+        <w:rPr>
+          <w:rFonts w:ascii="Georgia Pro" w:eastAsia="Georgia Pro" w:hAnsi="Georgia Pro" w:cs="Georgia Pro"/>
+          <w:color w:val="000000" w:themeColor="text1"/>
+        </w:rPr>
+        <w:t>sku</w:t>
+      </w:r>
+      <w:proofErr w:type="spellEnd"/>
+      <w:r>
+        <w:rPr>
+          <w:rFonts w:ascii="Georgia Pro" w:eastAsia="Georgia Pro" w:hAnsi="Georgia Pro" w:cs="Georgia Pro"/>
+          <w:color w:val="000000" w:themeColor="text1"/>
+        </w:rPr>
+        <w:t xml:space="preserve"> </w:t>
+      </w:r>
+      <w:proofErr w:type="spellStart"/>
+      <w:r>
+        <w:rPr>
+          <w:rFonts w:ascii="Georgia Pro" w:eastAsia="Georgia Pro" w:hAnsi="Georgia Pro" w:cs="Georgia Pro"/>
+          <w:color w:val="000000" w:themeColor="text1"/>
+        </w:rPr>
+        <w:t>Standard_LRS</w:t>
+      </w:r>
+      <w:proofErr w:type="spellEnd"/>
+      <w:r>
+        <w:rPr>
+          <w:rFonts w:ascii="Georgia Pro" w:eastAsia="Georgia Pro" w:hAnsi="Georgia Pro" w:cs="Georgia Pro"/>
+          <w:color w:val="000000" w:themeColor="text1"/>
+        </w:rPr>
+        <w:t xml:space="preserve"> \</w:t>
+      </w:r>
+      <w:r>
+        <w:rPr>
+          <w:rFonts w:ascii="Georgia Pro" w:eastAsia="Georgia Pro" w:hAnsi="Georgia Pro" w:cs="Georgia Pro"/>
+          <w:color w:val="000000" w:themeColor="text1"/>
+        </w:rPr>
+        <w:br/>
+        <w:t xml:space="preserve">  --admin-username </w:t>
+      </w:r>
+      <w:proofErr w:type="spellStart"/>
+      <w:r>
+        <w:rPr>
+          <w:rFonts w:ascii="Georgia Pro" w:eastAsia="Georgia Pro" w:hAnsi="Georgia Pro" w:cs="Georgia Pro"/>
+          <w:color w:val="000000" w:themeColor="text1"/>
+        </w:rPr>
+        <w:t>azureuser</w:t>
+      </w:r>
+      <w:proofErr w:type="spellEnd"/>
+      <w:r>
+        <w:rPr>
+          <w:rFonts w:ascii="Georgia Pro" w:eastAsia="Georgia Pro" w:hAnsi="Georgia Pro" w:cs="Georgia Pro"/>
+          <w:color w:val="000000" w:themeColor="text1"/>
+        </w:rPr>
+        <w:t xml:space="preserve"> \</w:t>
+      </w:r>
+      <w:r>
+        <w:rPr>
+          <w:rFonts w:ascii="Georgia Pro" w:eastAsia="Georgia Pro" w:hAnsi="Georgia Pro" w:cs="Georgia Pro"/>
+          <w:color w:val="000000" w:themeColor="text1"/>
+        </w:rPr>
+        <w:br/>
+        <w:t>  --authentication-type password \</w:t>
+      </w:r>
+      <w:r>
+        <w:rPr>
+          <w:rFonts w:ascii="Georgia Pro" w:eastAsia="Georgia Pro" w:hAnsi="Georgia Pro" w:cs="Georgia Pro"/>
+          <w:color w:val="000000" w:themeColor="text1"/>
+        </w:rPr>
+        <w:br/>
+        <w:t>  --admin-password 'Hitesh@123456' \</w:t>
+      </w:r>
+      <w:r>
+        <w:rPr>
+          <w:rFonts w:ascii="Georgia Pro" w:eastAsia="Georgia Pro" w:hAnsi="Georgia Pro" w:cs="Georgia Pro"/>
+          <w:color w:val="000000" w:themeColor="text1"/>
+        </w:rPr>
+        <w:br/>
+        <w:t>  --public-</w:t>
+      </w:r>
+      <w:proofErr w:type="spellStart"/>
+      <w:r>
+        <w:rPr>
+          <w:rFonts w:ascii="Georgia Pro" w:eastAsia="Georgia Pro" w:hAnsi="Georgia Pro" w:cs="Georgia Pro"/>
+          <w:color w:val="000000" w:themeColor="text1"/>
+        </w:rPr>
+        <w:t>ip</w:t>
+      </w:r>
+      <w:proofErr w:type="spellEnd"/>
+      <w:r>
+        <w:rPr>
+          <w:rFonts w:ascii="Georgia Pro" w:eastAsia="Georgia Pro" w:hAnsi="Georgia Pro" w:cs="Georgia Pro"/>
+          <w:color w:val="000000" w:themeColor="text1"/>
+        </w:rPr>
+        <w:t>-</w:t>
+      </w:r>
+      <w:proofErr w:type="spellStart"/>
+      <w:r>
+        <w:rPr>
+          <w:rFonts w:ascii="Georgia Pro" w:eastAsia="Georgia Pro" w:hAnsi="Georgia Pro" w:cs="Georgia Pro"/>
+          <w:color w:val="000000" w:themeColor="text1"/>
+        </w:rPr>
+        <w:t>sku</w:t>
+      </w:r>
+      <w:proofErr w:type="spellEnd"/>
+      <w:r>
+        <w:rPr>
+          <w:rFonts w:ascii="Georgia Pro" w:eastAsia="Georgia Pro" w:hAnsi="Georgia Pro" w:cs="Georgia Pro"/>
+          <w:color w:val="000000" w:themeColor="text1"/>
+        </w:rPr>
+        <w:t xml:space="preserve"> Standard</w:t>
       </w:r>
     </w:p>
     <w:p>
@@ -1723,59 +1661,6 @@
           <w:color w:val="000000" w:themeColor="text1"/>
         </w:rPr>
       </w:pPr>
-      <w:r>
-        <w:rPr>
-          <w:rFonts w:ascii="Georgia Pro" w:eastAsia="Georgia Pro" w:hAnsi="Georgia Pro" w:cs="Georgia Pro"/>
-          <w:b/>
-          <w:bCs/>
-          <w:color w:val="000000" w:themeColor="text1"/>
-        </w:rPr>
-        <w:t xml:space="preserve">Step 6: Create a </w:t>
-      </w:r>
-      <w:proofErr w:type="spellStart"/>
-      <w:r>
-        <w:rPr>
-          <w:rFonts w:ascii="Georgia Pro" w:eastAsia="Georgia Pro" w:hAnsi="Georgia Pro" w:cs="Georgia Pro"/>
-          <w:b/>
-          <w:bCs/>
-          <w:color w:val="000000" w:themeColor="text1"/>
-        </w:rPr>
-        <w:t>Dockerfile</w:t>
-      </w:r>
-      <w:proofErr w:type="spellEnd"/>
-    </w:p>
-    <w:p>
-      <w:pPr>
-        <w:spacing w:after="0" w:line="480" w:lineRule="auto"/>
-        <w:jc w:val="both"/>
-        <w:rPr>
-          <w:rFonts w:ascii="Georgia Pro" w:eastAsia="Georgia Pro" w:hAnsi="Georgia Pro" w:cs="Georgia Pro"/>
-          <w:color w:val="000000" w:themeColor="text1"/>
-        </w:rPr>
-      </w:pPr>
-      <w:r>
-        <w:rPr>
-          <w:rFonts w:ascii="Georgia Pro" w:eastAsia="Georgia Pro" w:hAnsi="Georgia Pro" w:cs="Georgia Pro"/>
-          <w:color w:val="000000" w:themeColor="text1"/>
-        </w:rPr>
-        <w:t xml:space="preserve">Create a </w:t>
-      </w:r>
-      <w:proofErr w:type="spellStart"/>
-      <w:r>
-        <w:rPr>
-          <w:rFonts w:ascii="Georgia Pro" w:eastAsia="Georgia Pro" w:hAnsi="Georgia Pro" w:cs="Georgia Pro"/>
-          <w:color w:val="000000" w:themeColor="text1"/>
-        </w:rPr>
-        <w:t>Dockerfile</w:t>
-      </w:r>
-      <w:proofErr w:type="spellEnd"/>
-      <w:r>
-        <w:rPr>
-          <w:rFonts w:ascii="Georgia Pro" w:eastAsia="Georgia Pro" w:hAnsi="Georgia Pro" w:cs="Georgia Pro"/>
-          <w:color w:val="000000" w:themeColor="text1"/>
-        </w:rPr>
-        <w:t>:</w:t>
-      </w:r>
     </w:p>
     <w:p>
       <w:pPr>
@@ -1798,59 +1683,65 @@
           <w:rFonts w:ascii="Georgia Pro" w:eastAsia="Georgia Pro" w:hAnsi="Georgia Pro" w:cs="Georgia Pro"/>
           <w:color w:val="000000" w:themeColor="text1"/>
         </w:rPr>
-        <w:t xml:space="preserve">nano </w:t>
-      </w:r>
-      <w:proofErr w:type="spellStart"/>
-      <w:r>
-        <w:rPr>
-          <w:rFonts w:ascii="Georgia Pro" w:eastAsia="Georgia Pro" w:hAnsi="Georgia Pro" w:cs="Georgia Pro"/>
-          <w:color w:val="000000" w:themeColor="text1"/>
-        </w:rPr>
-        <w:t>Dockerfile</w:t>
-      </w:r>
-      <w:proofErr w:type="spellEnd"/>
-    </w:p>
-    <w:p>
-      <w:pPr>
-        <w:spacing w:after="0" w:line="480" w:lineRule="auto"/>
-        <w:jc w:val="both"/>
-        <w:rPr>
-          <w:rFonts w:ascii="Georgia Pro" w:eastAsia="Georgia Pro" w:hAnsi="Georgia Pro" w:cs="Georgia Pro"/>
-          <w:color w:val="000000" w:themeColor="text1"/>
-        </w:rPr>
-      </w:pPr>
-    </w:p>
-    <w:p>
-      <w:pPr>
-        <w:rPr>
-          <w:rFonts w:ascii="Georgia Pro" w:eastAsia="Georgia Pro" w:hAnsi="Georgia Pro" w:cs="Georgia Pro"/>
-          <w:color w:val="000000" w:themeColor="text1"/>
-        </w:rPr>
-      </w:pPr>
-      <w:r>
-        <w:rPr>
-          <w:rFonts w:ascii="Georgia Pro" w:eastAsia="Georgia Pro" w:hAnsi="Georgia Pro" w:cs="Georgia Pro"/>
-          <w:color w:val="000000" w:themeColor="text1"/>
-        </w:rPr>
-        <w:br w:type="page"/>
-      </w:r>
-    </w:p>
-    <w:p>
-      <w:pPr>
-        <w:spacing w:after="0" w:line="480" w:lineRule="auto"/>
-        <w:jc w:val="both"/>
-        <w:rPr>
-          <w:rFonts w:ascii="Georgia Pro" w:eastAsia="Georgia Pro" w:hAnsi="Georgia Pro" w:cs="Georgia Pro"/>
-          <w:color w:val="000000" w:themeColor="text1"/>
-        </w:rPr>
-      </w:pPr>
-      <w:r>
-        <w:rPr>
-          <w:rFonts w:ascii="Georgia Pro" w:eastAsia="Georgia Pro" w:hAnsi="Georgia Pro" w:cs="Georgia Pro"/>
-          <w:color w:val="000000" w:themeColor="text1"/>
-        </w:rPr>
-        <w:lastRenderedPageBreak/>
-        <w:t>Add the following code:</w:t>
+        <w:t xml:space="preserve">ssh </w:t>
+      </w:r>
+      <w:proofErr w:type="spellStart"/>
+      <w:proofErr w:type="gramStart"/>
+      <w:r>
+        <w:rPr>
+          <w:rFonts w:ascii="Georgia Pro" w:eastAsia="Georgia Pro" w:hAnsi="Georgia Pro" w:cs="Georgia Pro"/>
+          <w:color w:val="000000" w:themeColor="text1"/>
+        </w:rPr>
+        <w:t>azureuser</w:t>
+      </w:r>
+      <w:proofErr w:type="spellEnd"/>
+      <w:r>
+        <w:rPr>
+          <w:rFonts w:ascii="Georgia Pro" w:eastAsia="Georgia Pro" w:hAnsi="Georgia Pro" w:cs="Georgia Pro"/>
+          <w:color w:val="000000" w:themeColor="text1"/>
+        </w:rPr>
+        <w:t>@</w:t>
+      </w:r>
+      <w:proofErr w:type="gramEnd"/>
+      <w:r>
+        <w:rPr>
+          <w:rFonts w:ascii="Georgia Pro" w:eastAsia="Georgia Pro" w:hAnsi="Georgia Pro" w:cs="Georgia Pro"/>
+          <w:color w:val="000000" w:themeColor="text1"/>
+        </w:rPr>
+        <w:t>&lt;PUBLIC_IP_ADDRESS&gt;</w:t>
+      </w:r>
+    </w:p>
+    <w:p>
+      <w:pPr>
+        <w:spacing w:after="0" w:line="480" w:lineRule="auto"/>
+        <w:jc w:val="both"/>
+        <w:rPr>
+          <w:rFonts w:ascii="Georgia Pro" w:eastAsia="Georgia Pro" w:hAnsi="Georgia Pro" w:cs="Georgia Pro"/>
+          <w:b/>
+          <w:bCs/>
+          <w:color w:val="000000" w:themeColor="text1"/>
+        </w:rPr>
+      </w:pPr>
+    </w:p>
+    <w:p>
+      <w:pPr>
+        <w:spacing w:after="0" w:line="480" w:lineRule="auto"/>
+        <w:jc w:val="both"/>
+        <w:rPr>
+          <w:rFonts w:ascii="Georgia Pro" w:eastAsia="Georgia Pro" w:hAnsi="Georgia Pro" w:cs="Georgia Pro"/>
+          <w:b/>
+          <w:bCs/>
+          <w:color w:val="000000" w:themeColor="text1"/>
+        </w:rPr>
+      </w:pPr>
+      <w:r>
+        <w:rPr>
+          <w:rFonts w:ascii="Georgia Pro" w:eastAsia="Georgia Pro" w:hAnsi="Georgia Pro" w:cs="Georgia Pro"/>
+          <w:b/>
+          <w:bCs/>
+          <w:color w:val="000000" w:themeColor="text1"/>
+        </w:rPr>
+        <w:t>Install Docker in VM</w:t>
       </w:r>
     </w:p>
     <w:p>
@@ -1863,30 +1754,18 @@
         </w:pBdr>
         <w:shd w:val="clear" w:color="auto" w:fill="F2F2F2" w:themeFill="background1" w:themeFillShade="F2"/>
         <w:spacing w:after="0" w:line="480" w:lineRule="auto"/>
-        <w:jc w:val="both"/>
-        <w:rPr>
-          <w:rFonts w:ascii="Georgia Pro" w:eastAsia="Georgia Pro" w:hAnsi="Georgia Pro" w:cs="Georgia Pro"/>
-          <w:color w:val="000000" w:themeColor="text1"/>
-        </w:rPr>
-      </w:pPr>
-      <w:r>
-        <w:rPr>
-          <w:rFonts w:ascii="Georgia Pro" w:eastAsia="Georgia Pro" w:hAnsi="Georgia Pro" w:cs="Georgia Pro"/>
-          <w:color w:val="000000" w:themeColor="text1"/>
-        </w:rPr>
-        <w:t xml:space="preserve">FROM </w:t>
-      </w:r>
-      <w:proofErr w:type="spellStart"/>
-      <w:proofErr w:type="gramStart"/>
-      <w:r>
-        <w:rPr>
-          <w:rFonts w:ascii="Georgia Pro" w:eastAsia="Georgia Pro" w:hAnsi="Georgia Pro" w:cs="Georgia Pro"/>
-          <w:color w:val="000000" w:themeColor="text1"/>
-        </w:rPr>
-        <w:t>nginx:latest</w:t>
-      </w:r>
-      <w:proofErr w:type="spellEnd"/>
-      <w:proofErr w:type="gramEnd"/>
+        <w:rPr>
+          <w:rFonts w:ascii="Georgia Pro" w:eastAsia="Georgia Pro" w:hAnsi="Georgia Pro" w:cs="Georgia Pro"/>
+          <w:color w:val="000000" w:themeColor="text1"/>
+        </w:rPr>
+      </w:pPr>
+      <w:r>
+        <w:rPr>
+          <w:rFonts w:ascii="Georgia Pro" w:eastAsia="Georgia Pro" w:hAnsi="Georgia Pro" w:cs="Georgia Pro"/>
+          <w:color w:val="000000" w:themeColor="text1"/>
+        </w:rPr>
+        <w:t># Add Docker's official GPG key:</w:t>
+      </w:r>
     </w:p>
     <w:p>
       <w:pPr>
@@ -1898,193 +1777,26 @@
         </w:pBdr>
         <w:shd w:val="clear" w:color="auto" w:fill="F2F2F2" w:themeFill="background1" w:themeFillShade="F2"/>
         <w:spacing w:after="0" w:line="480" w:lineRule="auto"/>
-        <w:jc w:val="both"/>
-        <w:rPr>
-          <w:rFonts w:ascii="Georgia Pro" w:eastAsia="Georgia Pro" w:hAnsi="Georgia Pro" w:cs="Georgia Pro"/>
-          <w:color w:val="000000" w:themeColor="text1"/>
-        </w:rPr>
-      </w:pPr>
-      <w:r>
-        <w:rPr>
-          <w:rFonts w:ascii="Georgia Pro" w:eastAsia="Georgia Pro" w:hAnsi="Georgia Pro" w:cs="Georgia Pro"/>
-          <w:color w:val="000000" w:themeColor="text1"/>
-        </w:rPr>
-        <w:t>COPY index.html /</w:t>
-      </w:r>
-      <w:proofErr w:type="spellStart"/>
-      <w:r>
-        <w:rPr>
-          <w:rFonts w:ascii="Georgia Pro" w:eastAsia="Georgia Pro" w:hAnsi="Georgia Pro" w:cs="Georgia Pro"/>
-          <w:color w:val="000000" w:themeColor="text1"/>
-        </w:rPr>
-        <w:t>usr</w:t>
-      </w:r>
-      <w:proofErr w:type="spellEnd"/>
-      <w:r>
-        <w:rPr>
-          <w:rFonts w:ascii="Georgia Pro" w:eastAsia="Georgia Pro" w:hAnsi="Georgia Pro" w:cs="Georgia Pro"/>
-          <w:color w:val="000000" w:themeColor="text1"/>
-        </w:rPr>
-        <w:t>/share/nginx/html/index.html</w:t>
-      </w:r>
-    </w:p>
-    <w:p>
-      <w:pPr>
-        <w:spacing w:after="0" w:line="480" w:lineRule="auto"/>
-        <w:jc w:val="both"/>
-        <w:rPr>
-          <w:rFonts w:ascii="Georgia Pro" w:eastAsia="Georgia Pro" w:hAnsi="Georgia Pro" w:cs="Georgia Pro"/>
-          <w:color w:val="000000" w:themeColor="text1"/>
-        </w:rPr>
-      </w:pPr>
-    </w:p>
-    <w:p>
-      <w:pPr>
-        <w:spacing w:after="0" w:line="480" w:lineRule="auto"/>
-        <w:jc w:val="both"/>
-        <w:rPr>
-          <w:rFonts w:ascii="Georgia Pro" w:eastAsia="Georgia Pro" w:hAnsi="Georgia Pro" w:cs="Georgia Pro"/>
-          <w:color w:val="000000" w:themeColor="text1"/>
-        </w:rPr>
-      </w:pPr>
-      <w:r>
-        <w:rPr>
-          <w:rFonts w:ascii="Georgia Pro" w:eastAsia="Georgia Pro" w:hAnsi="Georgia Pro" w:cs="Georgia Pro"/>
-          <w:color w:val="000000" w:themeColor="text1"/>
-        </w:rPr>
-        <w:t xml:space="preserve">This </w:t>
-      </w:r>
-      <w:proofErr w:type="spellStart"/>
-      <w:r>
-        <w:rPr>
-          <w:rFonts w:ascii="Georgia Pro" w:eastAsia="Georgia Pro" w:hAnsi="Georgia Pro" w:cs="Georgia Pro"/>
-          <w:color w:val="000000" w:themeColor="text1"/>
-        </w:rPr>
-        <w:t>Dockerfile</w:t>
-      </w:r>
-      <w:proofErr w:type="spellEnd"/>
-      <w:r>
-        <w:rPr>
-          <w:rFonts w:ascii="Georgia Pro" w:eastAsia="Georgia Pro" w:hAnsi="Georgia Pro" w:cs="Georgia Pro"/>
-          <w:color w:val="000000" w:themeColor="text1"/>
-        </w:rPr>
-        <w:t>:</w:t>
-      </w:r>
-    </w:p>
-    <w:p>
-      <w:pPr>
-        <w:numPr>
-          <w:ilvl w:val="0"/>
-          <w:numId w:val="6"/>
-        </w:numPr>
-        <w:spacing w:after="0" w:line="480" w:lineRule="auto"/>
-        <w:jc w:val="both"/>
-        <w:rPr>
-          <w:rFonts w:ascii="Georgia Pro" w:eastAsia="Georgia Pro" w:hAnsi="Georgia Pro" w:cs="Georgia Pro"/>
-          <w:color w:val="000000" w:themeColor="text1"/>
-        </w:rPr>
-      </w:pPr>
-      <w:r>
-        <w:rPr>
-          <w:rFonts w:ascii="Georgia Pro" w:eastAsia="Georgia Pro" w:hAnsi="Georgia Pro" w:cs="Georgia Pro"/>
-          <w:color w:val="000000" w:themeColor="text1"/>
-        </w:rPr>
-        <w:t>Uses nginx as base image</w:t>
-      </w:r>
-    </w:p>
-    <w:p>
-      <w:pPr>
-        <w:numPr>
-          <w:ilvl w:val="0"/>
-          <w:numId w:val="6"/>
-        </w:numPr>
-        <w:spacing w:after="0" w:line="480" w:lineRule="auto"/>
-        <w:jc w:val="both"/>
-        <w:rPr>
-          <w:rFonts w:ascii="Georgia Pro" w:eastAsia="Georgia Pro" w:hAnsi="Georgia Pro" w:cs="Georgia Pro"/>
-          <w:color w:val="000000" w:themeColor="text1"/>
-        </w:rPr>
-      </w:pPr>
-      <w:r>
-        <w:rPr>
-          <w:rFonts w:ascii="Georgia Pro" w:eastAsia="Georgia Pro" w:hAnsi="Georgia Pro" w:cs="Georgia Pro"/>
-          <w:color w:val="000000" w:themeColor="text1"/>
-        </w:rPr>
-        <w:t>Copies the HTML page into the container</w:t>
-      </w:r>
-    </w:p>
-    <w:p>
-      <w:pPr>
-        <w:spacing w:after="0" w:line="480" w:lineRule="auto"/>
-        <w:jc w:val="both"/>
-        <w:rPr>
-          <w:rFonts w:ascii="Georgia Pro" w:eastAsia="Georgia Pro" w:hAnsi="Georgia Pro" w:cs="Georgia Pro"/>
-          <w:color w:val="000000" w:themeColor="text1"/>
-        </w:rPr>
-      </w:pPr>
-      <w:r>
-        <w:rPr>
-          <w:rFonts w:ascii="Georgia Pro" w:eastAsia="Georgia Pro" w:hAnsi="Georgia Pro" w:cs="Georgia Pro"/>
-          <w:color w:val="000000" w:themeColor="text1"/>
-        </w:rPr>
-        <w:t>Save and exit.</w:t>
-      </w:r>
-    </w:p>
-    <w:p>
-      <w:pPr>
-        <w:spacing w:after="0" w:line="480" w:lineRule="auto"/>
-        <w:jc w:val="both"/>
-        <w:rPr>
-          <w:rFonts w:ascii="Georgia Pro" w:eastAsia="Georgia Pro" w:hAnsi="Georgia Pro" w:cs="Georgia Pro"/>
-          <w:color w:val="000000" w:themeColor="text1"/>
-        </w:rPr>
-      </w:pPr>
-      <w:r>
-        <w:rPr>
-          <w:rFonts w:ascii="Georgia Pro" w:eastAsia="Georgia Pro" w:hAnsi="Georgia Pro" w:cs="Georgia Pro"/>
-          <w:color w:val="000000" w:themeColor="text1"/>
-        </w:rPr>
-        <w:pict w14:anchorId="0328A5D7">
-          <v:rect id="_x0000_i1034" style="width:0;height:1.5pt" o:hralign="center" o:hrstd="t" o:hr="t" fillcolor="#a0a0a0" stroked="f"/>
-        </w:pict>
-      </w:r>
-    </w:p>
-    <w:p>
-      <w:pPr>
-        <w:spacing w:after="0" w:line="480" w:lineRule="auto"/>
-        <w:jc w:val="both"/>
-        <w:rPr>
-          <w:rFonts w:ascii="Georgia Pro" w:eastAsia="Georgia Pro" w:hAnsi="Georgia Pro" w:cs="Georgia Pro"/>
-          <w:b/>
-          <w:bCs/>
-          <w:color w:val="000000" w:themeColor="text1"/>
-        </w:rPr>
-      </w:pPr>
-      <w:r>
-        <w:rPr>
-          <w:rFonts w:ascii="Georgia Pro" w:eastAsia="Georgia Pro" w:hAnsi="Georgia Pro" w:cs="Georgia Pro"/>
-          <w:b/>
-          <w:bCs/>
-          <w:color w:val="000000" w:themeColor="text1"/>
-        </w:rPr>
-        <w:t>Step 7: Build the Docker Image</w:t>
-      </w:r>
-    </w:p>
-    <w:p>
-      <w:pPr>
-        <w:spacing w:after="0" w:line="480" w:lineRule="auto"/>
-        <w:jc w:val="both"/>
-        <w:rPr>
-          <w:rFonts w:ascii="Georgia Pro" w:eastAsia="Georgia Pro" w:hAnsi="Georgia Pro" w:cs="Georgia Pro"/>
-          <w:color w:val="000000" w:themeColor="text1"/>
-        </w:rPr>
-      </w:pPr>
-      <w:r>
-        <w:rPr>
-          <w:rFonts w:ascii="Georgia Pro" w:eastAsia="Georgia Pro" w:hAnsi="Georgia Pro" w:cs="Georgia Pro"/>
-          <w:color w:val="000000" w:themeColor="text1"/>
-        </w:rPr>
-        <w:t>Run the following command:</w:t>
+        <w:rPr>
+          <w:rFonts w:ascii="Georgia Pro" w:eastAsia="Georgia Pro" w:hAnsi="Georgia Pro" w:cs="Georgia Pro"/>
+          <w:color w:val="000000" w:themeColor="text1"/>
+        </w:rPr>
+      </w:pPr>
+      <w:proofErr w:type="spellStart"/>
+      <w:r>
+        <w:rPr>
+          <w:rFonts w:ascii="Georgia Pro" w:eastAsia="Georgia Pro" w:hAnsi="Georgia Pro" w:cs="Georgia Pro"/>
+          <w:color w:val="000000" w:themeColor="text1"/>
+        </w:rPr>
+        <w:t>sudo</w:t>
+      </w:r>
+      <w:proofErr w:type="spellEnd"/>
+      <w:r>
+        <w:rPr>
+          <w:rFonts w:ascii="Georgia Pro" w:eastAsia="Georgia Pro" w:hAnsi="Georgia Pro" w:cs="Georgia Pro"/>
+          <w:color w:val="000000" w:themeColor="text1"/>
+        </w:rPr>
+        <w:t xml:space="preserve"> apt update</w:t>
       </w:r>
     </w:p>
     <w:p>
@@ -2097,111 +1809,26 @@
         </w:pBdr>
         <w:shd w:val="clear" w:color="auto" w:fill="F2F2F2" w:themeFill="background1" w:themeFillShade="F2"/>
         <w:spacing w:after="0" w:line="480" w:lineRule="auto"/>
-        <w:jc w:val="both"/>
-        <w:rPr>
-          <w:rFonts w:ascii="Georgia Pro" w:eastAsia="Georgia Pro" w:hAnsi="Georgia Pro" w:cs="Georgia Pro"/>
-          <w:color w:val="000000" w:themeColor="text1"/>
-        </w:rPr>
-      </w:pPr>
-      <w:r>
-        <w:rPr>
-          <w:rFonts w:ascii="Georgia Pro" w:eastAsia="Georgia Pro" w:hAnsi="Georgia Pro" w:cs="Georgia Pro"/>
-          <w:color w:val="000000" w:themeColor="text1"/>
-        </w:rPr>
-        <w:t xml:space="preserve">docker build -t </w:t>
-      </w:r>
-      <w:proofErr w:type="gramStart"/>
-      <w:r>
-        <w:rPr>
-          <w:rFonts w:ascii="Georgia Pro" w:eastAsia="Georgia Pro" w:hAnsi="Georgia Pro" w:cs="Georgia Pro"/>
-          <w:color w:val="000000" w:themeColor="text1"/>
-        </w:rPr>
-        <w:t>acrwebapp:v1 .</w:t>
-      </w:r>
-      <w:proofErr w:type="gramEnd"/>
-    </w:p>
-    <w:p>
-      <w:pPr>
-        <w:spacing w:after="0" w:line="480" w:lineRule="auto"/>
-        <w:jc w:val="both"/>
-        <w:rPr>
-          <w:rFonts w:ascii="Georgia Pro" w:eastAsia="Georgia Pro" w:hAnsi="Georgia Pro" w:cs="Georgia Pro"/>
-          <w:color w:val="000000" w:themeColor="text1"/>
-        </w:rPr>
-      </w:pPr>
-    </w:p>
-    <w:p>
-      <w:pPr>
-        <w:spacing w:after="0" w:line="480" w:lineRule="auto"/>
-        <w:jc w:val="both"/>
-        <w:rPr>
-          <w:rFonts w:ascii="Georgia Pro" w:eastAsia="Georgia Pro" w:hAnsi="Georgia Pro" w:cs="Georgia Pro"/>
-          <w:color w:val="000000" w:themeColor="text1"/>
-        </w:rPr>
-      </w:pPr>
-      <w:r>
-        <w:rPr>
-          <w:rFonts w:ascii="Georgia Pro" w:eastAsia="Georgia Pro" w:hAnsi="Georgia Pro" w:cs="Georgia Pro"/>
-          <w:color w:val="000000" w:themeColor="text1"/>
-        </w:rPr>
-        <w:t>Docker will build the container image.</w:t>
-      </w:r>
-    </w:p>
-    <w:p>
-      <w:pPr>
-        <w:spacing w:after="0" w:line="480" w:lineRule="auto"/>
-        <w:jc w:val="both"/>
-        <w:rPr>
-          <w:rFonts w:ascii="Georgia Pro" w:eastAsia="Georgia Pro" w:hAnsi="Georgia Pro" w:cs="Georgia Pro"/>
-          <w:color w:val="000000" w:themeColor="text1"/>
-        </w:rPr>
-      </w:pPr>
-      <w:r>
-        <w:rPr>
-          <w:rFonts w:ascii="Georgia Pro" w:eastAsia="Georgia Pro" w:hAnsi="Georgia Pro" w:cs="Georgia Pro"/>
-          <w:color w:val="000000" w:themeColor="text1"/>
-        </w:rPr>
-        <w:pict w14:anchorId="496ED144">
-          <v:rect id="_x0000_i1035" style="width:0;height:1.5pt" o:hralign="center" o:hrstd="t" o:hr="t" fillcolor="#a0a0a0" stroked="f"/>
-        </w:pict>
-      </w:r>
-    </w:p>
-    <w:p>
-      <w:pPr>
-        <w:spacing w:after="0" w:line="480" w:lineRule="auto"/>
-        <w:jc w:val="both"/>
-        <w:rPr>
-          <w:rFonts w:ascii="Georgia Pro" w:eastAsia="Georgia Pro" w:hAnsi="Georgia Pro" w:cs="Georgia Pro"/>
-          <w:b/>
-          <w:bCs/>
-          <w:color w:val="000000" w:themeColor="text1"/>
-        </w:rPr>
-      </w:pPr>
-      <w:r>
-        <w:rPr>
-          <w:rFonts w:ascii="Georgia Pro" w:eastAsia="Georgia Pro" w:hAnsi="Georgia Pro" w:cs="Georgia Pro"/>
-          <w:b/>
-          <w:bCs/>
-          <w:color w:val="000000" w:themeColor="text1"/>
-        </w:rPr>
-        <w:t>Step 8: Tag the Image for Azure Container Registry</w:t>
-      </w:r>
-    </w:p>
-    <w:p>
-      <w:pPr>
-        <w:spacing w:after="0" w:line="480" w:lineRule="auto"/>
-        <w:jc w:val="both"/>
-        <w:rPr>
-          <w:rFonts w:ascii="Georgia Pro" w:eastAsia="Georgia Pro" w:hAnsi="Georgia Pro" w:cs="Georgia Pro"/>
-          <w:color w:val="000000" w:themeColor="text1"/>
-        </w:rPr>
-      </w:pPr>
-      <w:r>
-        <w:rPr>
-          <w:rFonts w:ascii="Georgia Pro" w:eastAsia="Georgia Pro" w:hAnsi="Georgia Pro" w:cs="Georgia Pro"/>
-          <w:color w:val="000000" w:themeColor="text1"/>
-        </w:rPr>
-        <w:t>Before pushing the image, it must be tagged.</w:t>
+        <w:rPr>
+          <w:rFonts w:ascii="Georgia Pro" w:eastAsia="Georgia Pro" w:hAnsi="Georgia Pro" w:cs="Georgia Pro"/>
+          <w:color w:val="000000" w:themeColor="text1"/>
+        </w:rPr>
+      </w:pPr>
+      <w:proofErr w:type="spellStart"/>
+      <w:r>
+        <w:rPr>
+          <w:rFonts w:ascii="Georgia Pro" w:eastAsia="Georgia Pro" w:hAnsi="Georgia Pro" w:cs="Georgia Pro"/>
+          <w:color w:val="000000" w:themeColor="text1"/>
+        </w:rPr>
+        <w:t>sudo</w:t>
+      </w:r>
+      <w:proofErr w:type="spellEnd"/>
+      <w:r>
+        <w:rPr>
+          <w:rFonts w:ascii="Georgia Pro" w:eastAsia="Georgia Pro" w:hAnsi="Georgia Pro" w:cs="Georgia Pro"/>
+          <w:color w:val="000000" w:themeColor="text1"/>
+        </w:rPr>
+        <w:t xml:space="preserve"> apt install ca-certificates curl</w:t>
       </w:r>
     </w:p>
     <w:p>
@@ -2214,107 +1841,42 @@
         </w:pBdr>
         <w:shd w:val="clear" w:color="auto" w:fill="F2F2F2" w:themeFill="background1" w:themeFillShade="F2"/>
         <w:spacing w:after="0" w:line="480" w:lineRule="auto"/>
-        <w:jc w:val="both"/>
-        <w:rPr>
-          <w:rFonts w:ascii="Georgia Pro" w:eastAsia="Georgia Pro" w:hAnsi="Georgia Pro" w:cs="Georgia Pro"/>
-          <w:color w:val="000000" w:themeColor="text1"/>
-        </w:rPr>
-      </w:pPr>
-      <w:r>
-        <w:rPr>
-          <w:rFonts w:ascii="Georgia Pro" w:eastAsia="Georgia Pro" w:hAnsi="Georgia Pro" w:cs="Georgia Pro"/>
-          <w:color w:val="000000" w:themeColor="text1"/>
-        </w:rPr>
-        <w:t xml:space="preserve">docker tag </w:t>
-      </w:r>
-      <w:proofErr w:type="gramStart"/>
-      <w:r>
-        <w:rPr>
-          <w:rFonts w:ascii="Georgia Pro" w:eastAsia="Georgia Pro" w:hAnsi="Georgia Pro" w:cs="Georgia Pro"/>
-          <w:color w:val="000000" w:themeColor="text1"/>
-        </w:rPr>
-        <w:t>acrwebapp:v</w:t>
-      </w:r>
-      <w:proofErr w:type="gramEnd"/>
-      <w:r>
-        <w:rPr>
-          <w:rFonts w:ascii="Georgia Pro" w:eastAsia="Georgia Pro" w:hAnsi="Georgia Pro" w:cs="Georgia Pro"/>
-          <w:color w:val="000000" w:themeColor="text1"/>
-        </w:rPr>
-        <w:t>1 myacrregistry123.azurecr.io/</w:t>
-      </w:r>
-      <w:proofErr w:type="gramStart"/>
-      <w:r>
-        <w:rPr>
-          <w:rFonts w:ascii="Georgia Pro" w:eastAsia="Georgia Pro" w:hAnsi="Georgia Pro" w:cs="Georgia Pro"/>
-          <w:color w:val="000000" w:themeColor="text1"/>
-        </w:rPr>
-        <w:t>acrwebapp:v</w:t>
-      </w:r>
-      <w:proofErr w:type="gramEnd"/>
-      <w:r>
-        <w:rPr>
-          <w:rFonts w:ascii="Georgia Pro" w:eastAsia="Georgia Pro" w:hAnsi="Georgia Pro" w:cs="Georgia Pro"/>
-          <w:color w:val="000000" w:themeColor="text1"/>
-        </w:rPr>
-        <w:t>1</w:t>
-      </w:r>
-    </w:p>
-    <w:p>
-      <w:pPr>
-        <w:spacing w:after="0" w:line="480" w:lineRule="auto"/>
-        <w:jc w:val="both"/>
-        <w:rPr>
-          <w:rFonts w:ascii="Georgia Pro" w:eastAsia="Georgia Pro" w:hAnsi="Georgia Pro" w:cs="Georgia Pro"/>
-          <w:color w:val="000000" w:themeColor="text1"/>
-        </w:rPr>
-      </w:pPr>
-      <w:r>
-        <w:rPr>
-          <w:rFonts w:ascii="Georgia Pro" w:eastAsia="Georgia Pro" w:hAnsi="Georgia Pro" w:cs="Georgia Pro"/>
-          <w:color w:val="000000" w:themeColor="text1"/>
-        </w:rPr>
-        <w:pict w14:anchorId="3B5F0555">
-          <v:rect id="_x0000_i1036" style="width:0;height:1.5pt" o:hralign="center" o:hrstd="t" o:hr="t" fillcolor="#a0a0a0" stroked="f"/>
-        </w:pict>
-      </w:r>
-    </w:p>
-    <w:p>
-      <w:pPr>
-        <w:spacing w:after="0" w:line="480" w:lineRule="auto"/>
-        <w:jc w:val="both"/>
-        <w:rPr>
-          <w:rFonts w:ascii="Georgia Pro" w:eastAsia="Georgia Pro" w:hAnsi="Georgia Pro" w:cs="Georgia Pro"/>
-          <w:b/>
-          <w:bCs/>
-          <w:color w:val="000000" w:themeColor="text1"/>
-        </w:rPr>
-      </w:pPr>
-      <w:r>
-        <w:rPr>
-          <w:rFonts w:ascii="Georgia Pro" w:eastAsia="Georgia Pro" w:hAnsi="Georgia Pro" w:cs="Georgia Pro"/>
-          <w:b/>
-          <w:bCs/>
-          <w:color w:val="000000" w:themeColor="text1"/>
-        </w:rPr>
-        <w:t>Step 9: Push Image to ACR</w:t>
-      </w:r>
-    </w:p>
-    <w:p>
-      <w:pPr>
-        <w:spacing w:after="0" w:line="480" w:lineRule="auto"/>
-        <w:jc w:val="both"/>
-        <w:rPr>
-          <w:rFonts w:ascii="Georgia Pro" w:eastAsia="Georgia Pro" w:hAnsi="Georgia Pro" w:cs="Georgia Pro"/>
-          <w:color w:val="000000" w:themeColor="text1"/>
-        </w:rPr>
-      </w:pPr>
-      <w:r>
-        <w:rPr>
-          <w:rFonts w:ascii="Georgia Pro" w:eastAsia="Georgia Pro" w:hAnsi="Georgia Pro" w:cs="Georgia Pro"/>
-          <w:color w:val="000000" w:themeColor="text1"/>
-        </w:rPr>
-        <w:t>Push the image to Azure Container Registry:</w:t>
+        <w:rPr>
+          <w:rFonts w:ascii="Georgia Pro" w:eastAsia="Georgia Pro" w:hAnsi="Georgia Pro" w:cs="Georgia Pro"/>
+          <w:color w:val="000000" w:themeColor="text1"/>
+        </w:rPr>
+      </w:pPr>
+      <w:proofErr w:type="spellStart"/>
+      <w:r>
+        <w:rPr>
+          <w:rFonts w:ascii="Georgia Pro" w:eastAsia="Georgia Pro" w:hAnsi="Georgia Pro" w:cs="Georgia Pro"/>
+          <w:color w:val="000000" w:themeColor="text1"/>
+        </w:rPr>
+        <w:t>sudo</w:t>
+      </w:r>
+      <w:proofErr w:type="spellEnd"/>
+      <w:r>
+        <w:rPr>
+          <w:rFonts w:ascii="Georgia Pro" w:eastAsia="Georgia Pro" w:hAnsi="Georgia Pro" w:cs="Georgia Pro"/>
+          <w:color w:val="000000" w:themeColor="text1"/>
+        </w:rPr>
+        <w:t xml:space="preserve"> install -m 0755 -d /</w:t>
+      </w:r>
+      <w:proofErr w:type="spellStart"/>
+      <w:r>
+        <w:rPr>
+          <w:rFonts w:ascii="Georgia Pro" w:eastAsia="Georgia Pro" w:hAnsi="Georgia Pro" w:cs="Georgia Pro"/>
+          <w:color w:val="000000" w:themeColor="text1"/>
+        </w:rPr>
+        <w:t>etc</w:t>
+      </w:r>
+      <w:proofErr w:type="spellEnd"/>
+      <w:r>
+        <w:rPr>
+          <w:rFonts w:ascii="Georgia Pro" w:eastAsia="Georgia Pro" w:hAnsi="Georgia Pro" w:cs="Georgia Pro"/>
+          <w:color w:val="000000" w:themeColor="text1"/>
+        </w:rPr>
+        <w:t>/apt/keyrings</w:t>
       </w:r>
     </w:p>
     <w:p>
@@ -2327,139 +1889,68 @@
         </w:pBdr>
         <w:shd w:val="clear" w:color="auto" w:fill="F2F2F2" w:themeFill="background1" w:themeFillShade="F2"/>
         <w:spacing w:after="0" w:line="480" w:lineRule="auto"/>
-        <w:jc w:val="both"/>
-        <w:rPr>
-          <w:rFonts w:ascii="Georgia Pro" w:eastAsia="Georgia Pro" w:hAnsi="Georgia Pro" w:cs="Georgia Pro"/>
-          <w:color w:val="000000" w:themeColor="text1"/>
-        </w:rPr>
-      </w:pPr>
-      <w:r>
-        <w:rPr>
-          <w:rFonts w:ascii="Georgia Pro" w:eastAsia="Georgia Pro" w:hAnsi="Georgia Pro" w:cs="Georgia Pro"/>
-          <w:color w:val="000000" w:themeColor="text1"/>
-        </w:rPr>
-        <w:t>docker push myacrregistry123.azurecr.io/</w:t>
-      </w:r>
-      <w:proofErr w:type="gramStart"/>
-      <w:r>
-        <w:rPr>
-          <w:rFonts w:ascii="Georgia Pro" w:eastAsia="Georgia Pro" w:hAnsi="Georgia Pro" w:cs="Georgia Pro"/>
-          <w:color w:val="000000" w:themeColor="text1"/>
-        </w:rPr>
-        <w:t>acrwebapp:v</w:t>
-      </w:r>
-      <w:proofErr w:type="gramEnd"/>
-      <w:r>
-        <w:rPr>
-          <w:rFonts w:ascii="Georgia Pro" w:eastAsia="Georgia Pro" w:hAnsi="Georgia Pro" w:cs="Georgia Pro"/>
-          <w:color w:val="000000" w:themeColor="text1"/>
-        </w:rPr>
-        <w:t>1</w:t>
-      </w:r>
-    </w:p>
-    <w:p>
-      <w:pPr>
-        <w:spacing w:after="0" w:line="480" w:lineRule="auto"/>
-        <w:jc w:val="both"/>
-        <w:rPr>
-          <w:rFonts w:ascii="Georgia Pro" w:eastAsia="Georgia Pro" w:hAnsi="Georgia Pro" w:cs="Georgia Pro"/>
-          <w:color w:val="000000" w:themeColor="text1"/>
-        </w:rPr>
-      </w:pPr>
-    </w:p>
-    <w:p>
-      <w:pPr>
-        <w:spacing w:after="0" w:line="480" w:lineRule="auto"/>
-        <w:jc w:val="both"/>
-        <w:rPr>
-          <w:rFonts w:ascii="Georgia Pro" w:eastAsia="Georgia Pro" w:hAnsi="Georgia Pro" w:cs="Georgia Pro"/>
-          <w:color w:val="000000" w:themeColor="text1"/>
-        </w:rPr>
-      </w:pPr>
-      <w:r>
-        <w:rPr>
-          <w:rFonts w:ascii="Georgia Pro" w:eastAsia="Georgia Pro" w:hAnsi="Georgia Pro" w:cs="Georgia Pro"/>
-          <w:color w:val="000000" w:themeColor="text1"/>
-        </w:rPr>
-        <w:t>Docker uploads the container image to the registry.</w:t>
-      </w:r>
-    </w:p>
-    <w:p>
-      <w:pPr>
-        <w:spacing w:after="0" w:line="480" w:lineRule="auto"/>
-        <w:jc w:val="both"/>
-        <w:rPr>
-          <w:rFonts w:ascii="Georgia Pro" w:eastAsia="Georgia Pro" w:hAnsi="Georgia Pro" w:cs="Georgia Pro"/>
-          <w:color w:val="000000" w:themeColor="text1"/>
-        </w:rPr>
-      </w:pPr>
-      <w:r>
-        <w:rPr>
-          <w:rFonts w:ascii="Georgia Pro" w:eastAsia="Georgia Pro" w:hAnsi="Georgia Pro" w:cs="Georgia Pro"/>
-          <w:color w:val="000000" w:themeColor="text1"/>
-        </w:rPr>
-        <w:pict w14:anchorId="475C6060">
-          <v:rect id="_x0000_i1037" style="width:0;height:1.5pt" o:hralign="center" o:hrstd="t" o:hr="t" fillcolor="#a0a0a0" stroked="f"/>
-        </w:pict>
-      </w:r>
-    </w:p>
-    <w:p>
-      <w:pPr>
-        <w:rPr>
-          <w:rFonts w:ascii="Georgia Pro" w:eastAsia="Georgia Pro" w:hAnsi="Georgia Pro" w:cs="Georgia Pro"/>
-          <w:b/>
-          <w:bCs/>
-          <w:color w:val="000000" w:themeColor="text1"/>
-        </w:rPr>
-      </w:pPr>
-      <w:r>
-        <w:rPr>
-          <w:rFonts w:ascii="Georgia Pro" w:eastAsia="Georgia Pro" w:hAnsi="Georgia Pro" w:cs="Georgia Pro"/>
-          <w:b/>
-          <w:bCs/>
-          <w:color w:val="000000" w:themeColor="text1"/>
-        </w:rPr>
-        <w:br w:type="page"/>
-      </w:r>
-    </w:p>
-    <w:p>
-      <w:pPr>
-        <w:spacing w:after="0" w:line="480" w:lineRule="auto"/>
-        <w:jc w:val="both"/>
-        <w:rPr>
-          <w:rFonts w:ascii="Georgia Pro" w:eastAsia="Georgia Pro" w:hAnsi="Georgia Pro" w:cs="Georgia Pro"/>
-          <w:b/>
-          <w:bCs/>
-          <w:color w:val="000000" w:themeColor="text1"/>
-        </w:rPr>
-      </w:pPr>
-      <w:r>
-        <w:rPr>
-          <w:rFonts w:ascii="Georgia Pro" w:eastAsia="Georgia Pro" w:hAnsi="Georgia Pro" w:cs="Georgia Pro"/>
-          <w:b/>
-          <w:bCs/>
-          <w:color w:val="000000" w:themeColor="text1"/>
-        </w:rPr>
-        <w:lastRenderedPageBreak/>
-        <w:t>Step 10: Verify Image in ACR</w:t>
-      </w:r>
-    </w:p>
-    <w:p>
-      <w:pPr>
-        <w:spacing w:after="0" w:line="480" w:lineRule="auto"/>
-        <w:jc w:val="both"/>
-        <w:rPr>
-          <w:rFonts w:ascii="Georgia Pro" w:eastAsia="Georgia Pro" w:hAnsi="Georgia Pro" w:cs="Georgia Pro"/>
-          <w:color w:val="000000" w:themeColor="text1"/>
-        </w:rPr>
-      </w:pPr>
-      <w:r>
-        <w:rPr>
-          <w:rFonts w:ascii="Georgia Pro" w:eastAsia="Georgia Pro" w:hAnsi="Georgia Pro" w:cs="Georgia Pro"/>
-          <w:color w:val="000000" w:themeColor="text1"/>
-        </w:rPr>
-        <w:t>Run the following command:</w:t>
-      </w:r>
+        <w:rPr>
+          <w:rFonts w:ascii="Georgia Pro" w:eastAsia="Georgia Pro" w:hAnsi="Georgia Pro" w:cs="Georgia Pro"/>
+          <w:color w:val="000000" w:themeColor="text1"/>
+        </w:rPr>
+      </w:pPr>
+      <w:proofErr w:type="spellStart"/>
+      <w:r>
+        <w:rPr>
+          <w:rFonts w:ascii="Georgia Pro" w:eastAsia="Georgia Pro" w:hAnsi="Georgia Pro" w:cs="Georgia Pro"/>
+          <w:color w:val="000000" w:themeColor="text1"/>
+        </w:rPr>
+        <w:t>sudo</w:t>
+      </w:r>
+      <w:proofErr w:type="spellEnd"/>
+      <w:r>
+        <w:rPr>
+          <w:rFonts w:ascii="Georgia Pro" w:eastAsia="Georgia Pro" w:hAnsi="Georgia Pro" w:cs="Georgia Pro"/>
+          <w:color w:val="000000" w:themeColor="text1"/>
+        </w:rPr>
+        <w:t xml:space="preserve"> curl -</w:t>
+      </w:r>
+      <w:proofErr w:type="spellStart"/>
+      <w:r>
+        <w:rPr>
+          <w:rFonts w:ascii="Georgia Pro" w:eastAsia="Georgia Pro" w:hAnsi="Georgia Pro" w:cs="Georgia Pro"/>
+          <w:color w:val="000000" w:themeColor="text1"/>
+        </w:rPr>
+        <w:t>fsSL</w:t>
+      </w:r>
+      <w:proofErr w:type="spellEnd"/>
+      <w:r>
+        <w:rPr>
+          <w:rFonts w:ascii="Georgia Pro" w:eastAsia="Georgia Pro" w:hAnsi="Georgia Pro" w:cs="Georgia Pro"/>
+          <w:color w:val="000000" w:themeColor="text1"/>
+        </w:rPr>
+        <w:t xml:space="preserve"> https://download.docker.com/linux/ubuntu/gpg -o /</w:t>
+      </w:r>
+      <w:proofErr w:type="spellStart"/>
+      <w:r>
+        <w:rPr>
+          <w:rFonts w:ascii="Georgia Pro" w:eastAsia="Georgia Pro" w:hAnsi="Georgia Pro" w:cs="Georgia Pro"/>
+          <w:color w:val="000000" w:themeColor="text1"/>
+        </w:rPr>
+        <w:t>etc</w:t>
+      </w:r>
+      <w:proofErr w:type="spellEnd"/>
+      <w:r>
+        <w:rPr>
+          <w:rFonts w:ascii="Georgia Pro" w:eastAsia="Georgia Pro" w:hAnsi="Georgia Pro" w:cs="Georgia Pro"/>
+          <w:color w:val="000000" w:themeColor="text1"/>
+        </w:rPr>
+        <w:t>/apt/keyrings/</w:t>
+      </w:r>
+      <w:proofErr w:type="spellStart"/>
+      <w:r>
+        <w:rPr>
+          <w:rFonts w:ascii="Georgia Pro" w:eastAsia="Georgia Pro" w:hAnsi="Georgia Pro" w:cs="Georgia Pro"/>
+          <w:color w:val="000000" w:themeColor="text1"/>
+        </w:rPr>
+        <w:t>docker.asc</w:t>
+      </w:r>
+      <w:proofErr w:type="spellEnd"/>
     </w:p>
     <w:p>
       <w:pPr>
@@ -2471,19 +1962,18 @@
         </w:pBdr>
         <w:shd w:val="clear" w:color="auto" w:fill="F2F2F2" w:themeFill="background1" w:themeFillShade="F2"/>
         <w:spacing w:after="0" w:line="480" w:lineRule="auto"/>
-        <w:jc w:val="both"/>
-        <w:rPr>
-          <w:rFonts w:ascii="Georgia Pro" w:eastAsia="Georgia Pro" w:hAnsi="Georgia Pro" w:cs="Georgia Pro"/>
-          <w:color w:val="000000" w:themeColor="text1"/>
-        </w:rPr>
-      </w:pPr>
-      <w:proofErr w:type="spellStart"/>
-      <w:r>
-        <w:rPr>
-          <w:rFonts w:ascii="Georgia Pro" w:eastAsia="Georgia Pro" w:hAnsi="Georgia Pro" w:cs="Georgia Pro"/>
-          <w:color w:val="000000" w:themeColor="text1"/>
-        </w:rPr>
-        <w:t>az</w:t>
+        <w:rPr>
+          <w:rFonts w:ascii="Georgia Pro" w:eastAsia="Georgia Pro" w:hAnsi="Georgia Pro" w:cs="Georgia Pro"/>
+          <w:color w:val="000000" w:themeColor="text1"/>
+        </w:rPr>
+      </w:pPr>
+      <w:proofErr w:type="spellStart"/>
+      <w:r>
+        <w:rPr>
+          <w:rFonts w:ascii="Georgia Pro" w:eastAsia="Georgia Pro" w:hAnsi="Georgia Pro" w:cs="Georgia Pro"/>
+          <w:color w:val="000000" w:themeColor="text1"/>
+        </w:rPr>
+        <w:t>sudo</w:t>
       </w:r>
       <w:proofErr w:type="spellEnd"/>
       <w:r>
@@ -2499,43 +1989,57 @@
           <w:rFonts w:ascii="Georgia Pro" w:eastAsia="Georgia Pro" w:hAnsi="Georgia Pro" w:cs="Georgia Pro"/>
           <w:color w:val="000000" w:themeColor="text1"/>
         </w:rPr>
-        <w:t>acr</w:t>
-      </w:r>
-      <w:proofErr w:type="spellEnd"/>
-      <w:r>
-        <w:rPr>
-          <w:rFonts w:ascii="Georgia Pro" w:eastAsia="Georgia Pro" w:hAnsi="Georgia Pro" w:cs="Georgia Pro"/>
-          <w:color w:val="000000" w:themeColor="text1"/>
-        </w:rPr>
-        <w:t xml:space="preserve"> repository list --name myacrregistry123 --output table</w:t>
-      </w:r>
-    </w:p>
-    <w:p>
-      <w:pPr>
-        <w:spacing w:after="0" w:line="480" w:lineRule="auto"/>
-        <w:jc w:val="both"/>
-        <w:rPr>
-          <w:rFonts w:ascii="Georgia Pro" w:eastAsia="Georgia Pro" w:hAnsi="Georgia Pro" w:cs="Georgia Pro"/>
-          <w:color w:val="000000" w:themeColor="text1"/>
-        </w:rPr>
-      </w:pPr>
-    </w:p>
-    <w:p>
-      <w:pPr>
-        <w:spacing w:after="0" w:line="480" w:lineRule="auto"/>
-        <w:jc w:val="both"/>
-        <w:rPr>
-          <w:rFonts w:ascii="Georgia Pro" w:eastAsia="Georgia Pro" w:hAnsi="Georgia Pro" w:cs="Georgia Pro"/>
-          <w:color w:val="000000" w:themeColor="text1"/>
-        </w:rPr>
-      </w:pPr>
-      <w:r>
-        <w:rPr>
-          <w:rFonts w:ascii="Georgia Pro" w:eastAsia="Georgia Pro" w:hAnsi="Georgia Pro" w:cs="Georgia Pro"/>
-          <w:color w:val="000000" w:themeColor="text1"/>
-        </w:rPr>
-        <w:t>Expected Output:</w:t>
-      </w:r>
+        <w:t>chmod</w:t>
+      </w:r>
+      <w:proofErr w:type="spellEnd"/>
+      <w:r>
+        <w:rPr>
+          <w:rFonts w:ascii="Georgia Pro" w:eastAsia="Georgia Pro" w:hAnsi="Georgia Pro" w:cs="Georgia Pro"/>
+          <w:color w:val="000000" w:themeColor="text1"/>
+        </w:rPr>
+        <w:t xml:space="preserve"> </w:t>
+      </w:r>
+      <w:proofErr w:type="spellStart"/>
+      <w:r>
+        <w:rPr>
+          <w:rFonts w:ascii="Georgia Pro" w:eastAsia="Georgia Pro" w:hAnsi="Georgia Pro" w:cs="Georgia Pro"/>
+          <w:color w:val="000000" w:themeColor="text1"/>
+        </w:rPr>
+        <w:t>a+r</w:t>
+      </w:r>
+      <w:proofErr w:type="spellEnd"/>
+      <w:r>
+        <w:rPr>
+          <w:rFonts w:ascii="Georgia Pro" w:eastAsia="Georgia Pro" w:hAnsi="Georgia Pro" w:cs="Georgia Pro"/>
+          <w:color w:val="000000" w:themeColor="text1"/>
+        </w:rPr>
+        <w:t xml:space="preserve"> /</w:t>
+      </w:r>
+      <w:proofErr w:type="spellStart"/>
+      <w:r>
+        <w:rPr>
+          <w:rFonts w:ascii="Georgia Pro" w:eastAsia="Georgia Pro" w:hAnsi="Georgia Pro" w:cs="Georgia Pro"/>
+          <w:color w:val="000000" w:themeColor="text1"/>
+        </w:rPr>
+        <w:t>etc</w:t>
+      </w:r>
+      <w:proofErr w:type="spellEnd"/>
+      <w:r>
+        <w:rPr>
+          <w:rFonts w:ascii="Georgia Pro" w:eastAsia="Georgia Pro" w:hAnsi="Georgia Pro" w:cs="Georgia Pro"/>
+          <w:color w:val="000000" w:themeColor="text1"/>
+        </w:rPr>
+        <w:t>/apt/keyrings/</w:t>
+      </w:r>
+      <w:proofErr w:type="spellStart"/>
+      <w:r>
+        <w:rPr>
+          <w:rFonts w:ascii="Georgia Pro" w:eastAsia="Georgia Pro" w:hAnsi="Georgia Pro" w:cs="Georgia Pro"/>
+          <w:color w:val="000000" w:themeColor="text1"/>
+        </w:rPr>
+        <w:t>docker.asc</w:t>
+      </w:r>
+      <w:proofErr w:type="spellEnd"/>
     </w:p>
     <w:p>
       <w:pPr>
@@ -2547,48 +2051,11 @@
         </w:pBdr>
         <w:shd w:val="clear" w:color="auto" w:fill="F2F2F2" w:themeFill="background1" w:themeFillShade="F2"/>
         <w:spacing w:after="0" w:line="480" w:lineRule="auto"/>
-        <w:jc w:val="both"/>
-        <w:rPr>
-          <w:rFonts w:ascii="Georgia Pro" w:eastAsia="Georgia Pro" w:hAnsi="Georgia Pro" w:cs="Georgia Pro"/>
-          <w:color w:val="000000" w:themeColor="text1"/>
-        </w:rPr>
-      </w:pPr>
-      <w:proofErr w:type="spellStart"/>
-      <w:r>
-        <w:rPr>
-          <w:rFonts w:ascii="Georgia Pro" w:eastAsia="Georgia Pro" w:hAnsi="Georgia Pro" w:cs="Georgia Pro"/>
-          <w:color w:val="000000" w:themeColor="text1"/>
-        </w:rPr>
-        <w:t>acrwebapp</w:t>
-      </w:r>
-      <w:proofErr w:type="spellEnd"/>
-    </w:p>
-    <w:p>
-      <w:pPr>
-        <w:spacing w:after="0" w:line="480" w:lineRule="auto"/>
-        <w:jc w:val="both"/>
-        <w:rPr>
-          <w:rFonts w:ascii="Georgia Pro" w:eastAsia="Georgia Pro" w:hAnsi="Georgia Pro" w:cs="Georgia Pro"/>
-          <w:color w:val="000000" w:themeColor="text1"/>
-        </w:rPr>
-      </w:pPr>
-    </w:p>
-    <w:p>
-      <w:pPr>
-        <w:spacing w:after="0" w:line="480" w:lineRule="auto"/>
-        <w:jc w:val="both"/>
-        <w:rPr>
-          <w:rFonts w:ascii="Georgia Pro" w:eastAsia="Georgia Pro" w:hAnsi="Georgia Pro" w:cs="Georgia Pro"/>
-          <w:color w:val="000000" w:themeColor="text1"/>
-        </w:rPr>
-      </w:pPr>
-      <w:r>
-        <w:rPr>
-          <w:rFonts w:ascii="Georgia Pro" w:eastAsia="Georgia Pro" w:hAnsi="Georgia Pro" w:cs="Georgia Pro"/>
-          <w:color w:val="000000" w:themeColor="text1"/>
-        </w:rPr>
-        <w:t>To view image tags:</w:t>
-      </w:r>
+        <w:rPr>
+          <w:rFonts w:ascii="Georgia Pro" w:eastAsia="Georgia Pro" w:hAnsi="Georgia Pro" w:cs="Georgia Pro"/>
+          <w:color w:val="000000" w:themeColor="text1"/>
+        </w:rPr>
+      </w:pPr>
     </w:p>
     <w:p>
       <w:pPr>
@@ -2600,43 +2067,17 @@
         </w:pBdr>
         <w:shd w:val="clear" w:color="auto" w:fill="F2F2F2" w:themeFill="background1" w:themeFillShade="F2"/>
         <w:spacing w:after="0" w:line="480" w:lineRule="auto"/>
-        <w:jc w:val="both"/>
-        <w:rPr>
-          <w:rFonts w:ascii="Georgia Pro" w:eastAsia="Georgia Pro" w:hAnsi="Georgia Pro" w:cs="Georgia Pro"/>
-          <w:color w:val="000000" w:themeColor="text1"/>
-        </w:rPr>
-      </w:pPr>
-      <w:proofErr w:type="spellStart"/>
-      <w:r>
-        <w:rPr>
-          <w:rFonts w:ascii="Georgia Pro" w:eastAsia="Georgia Pro" w:hAnsi="Georgia Pro" w:cs="Georgia Pro"/>
-          <w:color w:val="000000" w:themeColor="text1"/>
-        </w:rPr>
-        <w:t>az</w:t>
-      </w:r>
-      <w:proofErr w:type="spellEnd"/>
-      <w:r>
-        <w:rPr>
-          <w:rFonts w:ascii="Georgia Pro" w:eastAsia="Georgia Pro" w:hAnsi="Georgia Pro" w:cs="Georgia Pro"/>
-          <w:color w:val="000000" w:themeColor="text1"/>
-        </w:rPr>
-        <w:t xml:space="preserve"> </w:t>
-      </w:r>
-      <w:proofErr w:type="spellStart"/>
-      <w:r>
-        <w:rPr>
-          <w:rFonts w:ascii="Georgia Pro" w:eastAsia="Georgia Pro" w:hAnsi="Georgia Pro" w:cs="Georgia Pro"/>
-          <w:color w:val="000000" w:themeColor="text1"/>
-        </w:rPr>
-        <w:t>acr</w:t>
-      </w:r>
-      <w:proofErr w:type="spellEnd"/>
-      <w:r>
-        <w:rPr>
-          <w:rFonts w:ascii="Georgia Pro" w:eastAsia="Georgia Pro" w:hAnsi="Georgia Pro" w:cs="Georgia Pro"/>
-          <w:color w:val="000000" w:themeColor="text1"/>
-        </w:rPr>
-        <w:t xml:space="preserve"> repository show-tags \</w:t>
+        <w:rPr>
+          <w:rFonts w:ascii="Georgia Pro" w:eastAsia="Georgia Pro" w:hAnsi="Georgia Pro" w:cs="Georgia Pro"/>
+          <w:color w:val="000000" w:themeColor="text1"/>
+        </w:rPr>
+      </w:pPr>
+      <w:r>
+        <w:rPr>
+          <w:rFonts w:ascii="Georgia Pro" w:eastAsia="Georgia Pro" w:hAnsi="Georgia Pro" w:cs="Georgia Pro"/>
+          <w:color w:val="000000" w:themeColor="text1"/>
+        </w:rPr>
+        <w:t># Add the repository to Apt sources:</w:t>
       </w:r>
     </w:p>
     <w:p>
@@ -2649,18 +2090,2140 @@
         </w:pBdr>
         <w:shd w:val="clear" w:color="auto" w:fill="F2F2F2" w:themeFill="background1" w:themeFillShade="F2"/>
         <w:spacing w:after="0" w:line="480" w:lineRule="auto"/>
-        <w:jc w:val="both"/>
-        <w:rPr>
-          <w:rFonts w:ascii="Georgia Pro" w:eastAsia="Georgia Pro" w:hAnsi="Georgia Pro" w:cs="Georgia Pro"/>
-          <w:color w:val="000000" w:themeColor="text1"/>
-        </w:rPr>
-      </w:pPr>
-      <w:r>
-        <w:rPr>
-          <w:rFonts w:ascii="Georgia Pro" w:eastAsia="Georgia Pro" w:hAnsi="Georgia Pro" w:cs="Georgia Pro"/>
-          <w:color w:val="000000" w:themeColor="text1"/>
-        </w:rPr>
-        <w:t>--name myacrregistry123 \</w:t>
+        <w:rPr>
+          <w:rFonts w:ascii="Georgia Pro" w:eastAsia="Georgia Pro" w:hAnsi="Georgia Pro" w:cs="Georgia Pro"/>
+          <w:color w:val="000000" w:themeColor="text1"/>
+        </w:rPr>
+      </w:pPr>
+      <w:proofErr w:type="spellStart"/>
+      <w:r>
+        <w:rPr>
+          <w:rFonts w:ascii="Georgia Pro" w:eastAsia="Georgia Pro" w:hAnsi="Georgia Pro" w:cs="Georgia Pro"/>
+          <w:color w:val="000000" w:themeColor="text1"/>
+        </w:rPr>
+        <w:t>sudo</w:t>
+      </w:r>
+      <w:proofErr w:type="spellEnd"/>
+      <w:r>
+        <w:rPr>
+          <w:rFonts w:ascii="Georgia Pro" w:eastAsia="Georgia Pro" w:hAnsi="Georgia Pro" w:cs="Georgia Pro"/>
+          <w:color w:val="000000" w:themeColor="text1"/>
+        </w:rPr>
+        <w:t xml:space="preserve"> tee /</w:t>
+      </w:r>
+      <w:proofErr w:type="spellStart"/>
+      <w:r>
+        <w:rPr>
+          <w:rFonts w:ascii="Georgia Pro" w:eastAsia="Georgia Pro" w:hAnsi="Georgia Pro" w:cs="Georgia Pro"/>
+          <w:color w:val="000000" w:themeColor="text1"/>
+        </w:rPr>
+        <w:t>etc</w:t>
+      </w:r>
+      <w:proofErr w:type="spellEnd"/>
+      <w:r>
+        <w:rPr>
+          <w:rFonts w:ascii="Georgia Pro" w:eastAsia="Georgia Pro" w:hAnsi="Georgia Pro" w:cs="Georgia Pro"/>
+          <w:color w:val="000000" w:themeColor="text1"/>
+        </w:rPr>
+        <w:t>/apt/</w:t>
+      </w:r>
+      <w:proofErr w:type="spellStart"/>
+      <w:r>
+        <w:rPr>
+          <w:rFonts w:ascii="Georgia Pro" w:eastAsia="Georgia Pro" w:hAnsi="Georgia Pro" w:cs="Georgia Pro"/>
+          <w:color w:val="000000" w:themeColor="text1"/>
+        </w:rPr>
+        <w:t>sources.list.d</w:t>
+      </w:r>
+      <w:proofErr w:type="spellEnd"/>
+      <w:r>
+        <w:rPr>
+          <w:rFonts w:ascii="Georgia Pro" w:eastAsia="Georgia Pro" w:hAnsi="Georgia Pro" w:cs="Georgia Pro"/>
+          <w:color w:val="000000" w:themeColor="text1"/>
+        </w:rPr>
+        <w:t>/</w:t>
+      </w:r>
+      <w:proofErr w:type="spellStart"/>
+      <w:r>
+        <w:rPr>
+          <w:rFonts w:ascii="Georgia Pro" w:eastAsia="Georgia Pro" w:hAnsi="Georgia Pro" w:cs="Georgia Pro"/>
+          <w:color w:val="000000" w:themeColor="text1"/>
+        </w:rPr>
+        <w:t>docker.sources</w:t>
+      </w:r>
+      <w:proofErr w:type="spellEnd"/>
+      <w:r>
+        <w:rPr>
+          <w:rFonts w:ascii="Georgia Pro" w:eastAsia="Georgia Pro" w:hAnsi="Georgia Pro" w:cs="Georgia Pro"/>
+          <w:color w:val="000000" w:themeColor="text1"/>
+        </w:rPr>
+        <w:t xml:space="preserve"> &lt;&lt;EOF</w:t>
+      </w:r>
+    </w:p>
+    <w:p>
+      <w:pPr>
+        <w:pBdr>
+          <w:top w:val="single" w:sz="4" w:space="1" w:color="auto"/>
+          <w:left w:val="single" w:sz="4" w:space="4" w:color="auto"/>
+          <w:bottom w:val="single" w:sz="4" w:space="1" w:color="auto"/>
+          <w:right w:val="single" w:sz="4" w:space="4" w:color="auto"/>
+        </w:pBdr>
+        <w:shd w:val="clear" w:color="auto" w:fill="F2F2F2" w:themeFill="background1" w:themeFillShade="F2"/>
+        <w:spacing w:after="0" w:line="480" w:lineRule="auto"/>
+        <w:rPr>
+          <w:rFonts w:ascii="Georgia Pro" w:eastAsia="Georgia Pro" w:hAnsi="Georgia Pro" w:cs="Georgia Pro"/>
+          <w:color w:val="000000" w:themeColor="text1"/>
+        </w:rPr>
+      </w:pPr>
+      <w:r>
+        <w:rPr>
+          <w:rFonts w:ascii="Georgia Pro" w:eastAsia="Georgia Pro" w:hAnsi="Georgia Pro" w:cs="Georgia Pro"/>
+          <w:color w:val="000000" w:themeColor="text1"/>
+        </w:rPr>
+        <w:t>Types: deb</w:t>
+      </w:r>
+    </w:p>
+    <w:p>
+      <w:pPr>
+        <w:pBdr>
+          <w:top w:val="single" w:sz="4" w:space="1" w:color="auto"/>
+          <w:left w:val="single" w:sz="4" w:space="4" w:color="auto"/>
+          <w:bottom w:val="single" w:sz="4" w:space="1" w:color="auto"/>
+          <w:right w:val="single" w:sz="4" w:space="4" w:color="auto"/>
+        </w:pBdr>
+        <w:shd w:val="clear" w:color="auto" w:fill="F2F2F2" w:themeFill="background1" w:themeFillShade="F2"/>
+        <w:spacing w:after="0" w:line="480" w:lineRule="auto"/>
+        <w:rPr>
+          <w:rFonts w:ascii="Georgia Pro" w:eastAsia="Georgia Pro" w:hAnsi="Georgia Pro" w:cs="Georgia Pro"/>
+          <w:color w:val="000000" w:themeColor="text1"/>
+        </w:rPr>
+      </w:pPr>
+      <w:r>
+        <w:rPr>
+          <w:rFonts w:ascii="Georgia Pro" w:eastAsia="Georgia Pro" w:hAnsi="Georgia Pro" w:cs="Georgia Pro"/>
+          <w:color w:val="000000" w:themeColor="text1"/>
+        </w:rPr>
+        <w:t>URIs: https://download.docker.com/linux/ubuntu</w:t>
+      </w:r>
+    </w:p>
+    <w:p>
+      <w:pPr>
+        <w:pBdr>
+          <w:top w:val="single" w:sz="4" w:space="1" w:color="auto"/>
+          <w:left w:val="single" w:sz="4" w:space="4" w:color="auto"/>
+          <w:bottom w:val="single" w:sz="4" w:space="1" w:color="auto"/>
+          <w:right w:val="single" w:sz="4" w:space="4" w:color="auto"/>
+        </w:pBdr>
+        <w:shd w:val="clear" w:color="auto" w:fill="F2F2F2" w:themeFill="background1" w:themeFillShade="F2"/>
+        <w:spacing w:after="0" w:line="480" w:lineRule="auto"/>
+        <w:rPr>
+          <w:rFonts w:ascii="Georgia Pro" w:eastAsia="Georgia Pro" w:hAnsi="Georgia Pro" w:cs="Georgia Pro"/>
+          <w:color w:val="000000" w:themeColor="text1"/>
+        </w:rPr>
+      </w:pPr>
+      <w:r>
+        <w:rPr>
+          <w:rFonts w:ascii="Georgia Pro" w:eastAsia="Georgia Pro" w:hAnsi="Georgia Pro" w:cs="Georgia Pro"/>
+          <w:color w:val="000000" w:themeColor="text1"/>
+        </w:rPr>
+        <w:t>Suites: $(. /</w:t>
+      </w:r>
+      <w:proofErr w:type="spellStart"/>
+      <w:r>
+        <w:rPr>
+          <w:rFonts w:ascii="Georgia Pro" w:eastAsia="Georgia Pro" w:hAnsi="Georgia Pro" w:cs="Georgia Pro"/>
+          <w:color w:val="000000" w:themeColor="text1"/>
+        </w:rPr>
+        <w:t>etc</w:t>
+      </w:r>
+      <w:proofErr w:type="spellEnd"/>
+      <w:r>
+        <w:rPr>
+          <w:rFonts w:ascii="Georgia Pro" w:eastAsia="Georgia Pro" w:hAnsi="Georgia Pro" w:cs="Georgia Pro"/>
+          <w:color w:val="000000" w:themeColor="text1"/>
+        </w:rPr>
+        <w:t>/</w:t>
+      </w:r>
+      <w:proofErr w:type="spellStart"/>
+      <w:r>
+        <w:rPr>
+          <w:rFonts w:ascii="Georgia Pro" w:eastAsia="Georgia Pro" w:hAnsi="Georgia Pro" w:cs="Georgia Pro"/>
+          <w:color w:val="000000" w:themeColor="text1"/>
+        </w:rPr>
+        <w:t>os</w:t>
+      </w:r>
+      <w:proofErr w:type="spellEnd"/>
+      <w:r>
+        <w:rPr>
+          <w:rFonts w:ascii="Georgia Pro" w:eastAsia="Georgia Pro" w:hAnsi="Georgia Pro" w:cs="Georgia Pro"/>
+          <w:color w:val="000000" w:themeColor="text1"/>
+        </w:rPr>
+        <w:t>-release &amp;&amp; echo "${UBUNTU_</w:t>
+      </w:r>
+      <w:proofErr w:type="gramStart"/>
+      <w:r>
+        <w:rPr>
+          <w:rFonts w:ascii="Georgia Pro" w:eastAsia="Georgia Pro" w:hAnsi="Georgia Pro" w:cs="Georgia Pro"/>
+          <w:color w:val="000000" w:themeColor="text1"/>
+        </w:rPr>
+        <w:t>CODENAME:-</w:t>
+      </w:r>
+      <w:proofErr w:type="gramEnd"/>
+      <w:r>
+        <w:rPr>
+          <w:rFonts w:ascii="Georgia Pro" w:eastAsia="Georgia Pro" w:hAnsi="Georgia Pro" w:cs="Georgia Pro"/>
+          <w:color w:val="000000" w:themeColor="text1"/>
+        </w:rPr>
+        <w:t>$VERSION_</w:t>
+      </w:r>
+      <w:proofErr w:type="gramStart"/>
+      <w:r>
+        <w:rPr>
+          <w:rFonts w:ascii="Georgia Pro" w:eastAsia="Georgia Pro" w:hAnsi="Georgia Pro" w:cs="Georgia Pro"/>
+          <w:color w:val="000000" w:themeColor="text1"/>
+        </w:rPr>
+        <w:t>CODENAME}"</w:t>
+      </w:r>
+      <w:proofErr w:type="gramEnd"/>
+      <w:r>
+        <w:rPr>
+          <w:rFonts w:ascii="Georgia Pro" w:eastAsia="Georgia Pro" w:hAnsi="Georgia Pro" w:cs="Georgia Pro"/>
+          <w:color w:val="000000" w:themeColor="text1"/>
+        </w:rPr>
+        <w:t>)</w:t>
+      </w:r>
+    </w:p>
+    <w:p>
+      <w:pPr>
+        <w:pBdr>
+          <w:top w:val="single" w:sz="4" w:space="1" w:color="auto"/>
+          <w:left w:val="single" w:sz="4" w:space="4" w:color="auto"/>
+          <w:bottom w:val="single" w:sz="4" w:space="1" w:color="auto"/>
+          <w:right w:val="single" w:sz="4" w:space="4" w:color="auto"/>
+        </w:pBdr>
+        <w:shd w:val="clear" w:color="auto" w:fill="F2F2F2" w:themeFill="background1" w:themeFillShade="F2"/>
+        <w:spacing w:after="0" w:line="480" w:lineRule="auto"/>
+        <w:rPr>
+          <w:rFonts w:ascii="Georgia Pro" w:eastAsia="Georgia Pro" w:hAnsi="Georgia Pro" w:cs="Georgia Pro"/>
+          <w:color w:val="000000" w:themeColor="text1"/>
+        </w:rPr>
+      </w:pPr>
+      <w:r>
+        <w:rPr>
+          <w:rFonts w:ascii="Georgia Pro" w:eastAsia="Georgia Pro" w:hAnsi="Georgia Pro" w:cs="Georgia Pro"/>
+          <w:color w:val="000000" w:themeColor="text1"/>
+        </w:rPr>
+        <w:t>Components: stable</w:t>
+      </w:r>
+    </w:p>
+    <w:p>
+      <w:pPr>
+        <w:pBdr>
+          <w:top w:val="single" w:sz="4" w:space="1" w:color="auto"/>
+          <w:left w:val="single" w:sz="4" w:space="4" w:color="auto"/>
+          <w:bottom w:val="single" w:sz="4" w:space="1" w:color="auto"/>
+          <w:right w:val="single" w:sz="4" w:space="4" w:color="auto"/>
+        </w:pBdr>
+        <w:shd w:val="clear" w:color="auto" w:fill="F2F2F2" w:themeFill="background1" w:themeFillShade="F2"/>
+        <w:spacing w:after="0" w:line="480" w:lineRule="auto"/>
+        <w:rPr>
+          <w:rFonts w:ascii="Georgia Pro" w:eastAsia="Georgia Pro" w:hAnsi="Georgia Pro" w:cs="Georgia Pro"/>
+          <w:color w:val="000000" w:themeColor="text1"/>
+        </w:rPr>
+      </w:pPr>
+      <w:proofErr w:type="gramStart"/>
+      <w:r>
+        <w:rPr>
+          <w:rFonts w:ascii="Georgia Pro" w:eastAsia="Georgia Pro" w:hAnsi="Georgia Pro" w:cs="Georgia Pro"/>
+          <w:color w:val="000000" w:themeColor="text1"/>
+        </w:rPr>
+        <w:t>Architectures</w:t>
+      </w:r>
+      <w:proofErr w:type="gramEnd"/>
+      <w:r>
+        <w:rPr>
+          <w:rFonts w:ascii="Georgia Pro" w:eastAsia="Georgia Pro" w:hAnsi="Georgia Pro" w:cs="Georgia Pro"/>
+          <w:color w:val="000000" w:themeColor="text1"/>
+        </w:rPr>
+        <w:t>: $(</w:t>
+      </w:r>
+      <w:proofErr w:type="spellStart"/>
+      <w:r>
+        <w:rPr>
+          <w:rFonts w:ascii="Georgia Pro" w:eastAsia="Georgia Pro" w:hAnsi="Georgia Pro" w:cs="Georgia Pro"/>
+          <w:color w:val="000000" w:themeColor="text1"/>
+        </w:rPr>
+        <w:t>dpkg</w:t>
+      </w:r>
+      <w:proofErr w:type="spellEnd"/>
+      <w:r>
+        <w:rPr>
+          <w:rFonts w:ascii="Georgia Pro" w:eastAsia="Georgia Pro" w:hAnsi="Georgia Pro" w:cs="Georgia Pro"/>
+          <w:color w:val="000000" w:themeColor="text1"/>
+        </w:rPr>
+        <w:t xml:space="preserve"> --print-architecture)</w:t>
+      </w:r>
+    </w:p>
+    <w:p>
+      <w:pPr>
+        <w:pBdr>
+          <w:top w:val="single" w:sz="4" w:space="1" w:color="auto"/>
+          <w:left w:val="single" w:sz="4" w:space="4" w:color="auto"/>
+          <w:bottom w:val="single" w:sz="4" w:space="1" w:color="auto"/>
+          <w:right w:val="single" w:sz="4" w:space="4" w:color="auto"/>
+        </w:pBdr>
+        <w:shd w:val="clear" w:color="auto" w:fill="F2F2F2" w:themeFill="background1" w:themeFillShade="F2"/>
+        <w:spacing w:after="0" w:line="480" w:lineRule="auto"/>
+        <w:rPr>
+          <w:rFonts w:ascii="Georgia Pro" w:eastAsia="Georgia Pro" w:hAnsi="Georgia Pro" w:cs="Georgia Pro"/>
+          <w:color w:val="000000" w:themeColor="text1"/>
+        </w:rPr>
+      </w:pPr>
+      <w:r>
+        <w:rPr>
+          <w:rFonts w:ascii="Georgia Pro" w:eastAsia="Georgia Pro" w:hAnsi="Georgia Pro" w:cs="Georgia Pro"/>
+          <w:color w:val="000000" w:themeColor="text1"/>
+        </w:rPr>
+        <w:t>Signed-By: /</w:t>
+      </w:r>
+      <w:proofErr w:type="spellStart"/>
+      <w:r>
+        <w:rPr>
+          <w:rFonts w:ascii="Georgia Pro" w:eastAsia="Georgia Pro" w:hAnsi="Georgia Pro" w:cs="Georgia Pro"/>
+          <w:color w:val="000000" w:themeColor="text1"/>
+        </w:rPr>
+        <w:t>etc</w:t>
+      </w:r>
+      <w:proofErr w:type="spellEnd"/>
+      <w:r>
+        <w:rPr>
+          <w:rFonts w:ascii="Georgia Pro" w:eastAsia="Georgia Pro" w:hAnsi="Georgia Pro" w:cs="Georgia Pro"/>
+          <w:color w:val="000000" w:themeColor="text1"/>
+        </w:rPr>
+        <w:t>/apt/keyrings/</w:t>
+      </w:r>
+      <w:proofErr w:type="spellStart"/>
+      <w:r>
+        <w:rPr>
+          <w:rFonts w:ascii="Georgia Pro" w:eastAsia="Georgia Pro" w:hAnsi="Georgia Pro" w:cs="Georgia Pro"/>
+          <w:color w:val="000000" w:themeColor="text1"/>
+        </w:rPr>
+        <w:t>docker.asc</w:t>
+      </w:r>
+      <w:proofErr w:type="spellEnd"/>
+    </w:p>
+    <w:p>
+      <w:pPr>
+        <w:pBdr>
+          <w:top w:val="single" w:sz="4" w:space="1" w:color="auto"/>
+          <w:left w:val="single" w:sz="4" w:space="4" w:color="auto"/>
+          <w:bottom w:val="single" w:sz="4" w:space="1" w:color="auto"/>
+          <w:right w:val="single" w:sz="4" w:space="4" w:color="auto"/>
+        </w:pBdr>
+        <w:shd w:val="clear" w:color="auto" w:fill="F2F2F2" w:themeFill="background1" w:themeFillShade="F2"/>
+        <w:spacing w:after="0" w:line="480" w:lineRule="auto"/>
+        <w:rPr>
+          <w:rFonts w:ascii="Georgia Pro" w:eastAsia="Georgia Pro" w:hAnsi="Georgia Pro" w:cs="Georgia Pro"/>
+          <w:color w:val="000000" w:themeColor="text1"/>
+        </w:rPr>
+      </w:pPr>
+      <w:r>
+        <w:rPr>
+          <w:rFonts w:ascii="Georgia Pro" w:eastAsia="Georgia Pro" w:hAnsi="Georgia Pro" w:cs="Georgia Pro"/>
+          <w:color w:val="000000" w:themeColor="text1"/>
+        </w:rPr>
+        <w:t>EOF</w:t>
+      </w:r>
+    </w:p>
+    <w:p>
+      <w:pPr>
+        <w:pBdr>
+          <w:top w:val="single" w:sz="4" w:space="1" w:color="auto"/>
+          <w:left w:val="single" w:sz="4" w:space="4" w:color="auto"/>
+          <w:bottom w:val="single" w:sz="4" w:space="1" w:color="auto"/>
+          <w:right w:val="single" w:sz="4" w:space="4" w:color="auto"/>
+        </w:pBdr>
+        <w:shd w:val="clear" w:color="auto" w:fill="F2F2F2" w:themeFill="background1" w:themeFillShade="F2"/>
+        <w:spacing w:after="0" w:line="480" w:lineRule="auto"/>
+        <w:rPr>
+          <w:rFonts w:ascii="Georgia Pro" w:eastAsia="Georgia Pro" w:hAnsi="Georgia Pro" w:cs="Georgia Pro"/>
+          <w:color w:val="000000" w:themeColor="text1"/>
+        </w:rPr>
+      </w:pPr>
+    </w:p>
+    <w:p>
+      <w:pPr>
+        <w:pBdr>
+          <w:top w:val="single" w:sz="4" w:space="1" w:color="auto"/>
+          <w:left w:val="single" w:sz="4" w:space="4" w:color="auto"/>
+          <w:bottom w:val="single" w:sz="4" w:space="1" w:color="auto"/>
+          <w:right w:val="single" w:sz="4" w:space="4" w:color="auto"/>
+        </w:pBdr>
+        <w:shd w:val="clear" w:color="auto" w:fill="F2F2F2" w:themeFill="background1" w:themeFillShade="F2"/>
+        <w:spacing w:after="0" w:line="480" w:lineRule="auto"/>
+        <w:rPr>
+          <w:rFonts w:ascii="Georgia Pro" w:eastAsia="Georgia Pro" w:hAnsi="Georgia Pro" w:cs="Georgia Pro"/>
+          <w:color w:val="000000" w:themeColor="text1"/>
+        </w:rPr>
+      </w:pPr>
+      <w:proofErr w:type="spellStart"/>
+      <w:r>
+        <w:rPr>
+          <w:rFonts w:ascii="Georgia Pro" w:eastAsia="Georgia Pro" w:hAnsi="Georgia Pro" w:cs="Georgia Pro"/>
+          <w:color w:val="000000" w:themeColor="text1"/>
+        </w:rPr>
+        <w:t>sudo</w:t>
+      </w:r>
+      <w:proofErr w:type="spellEnd"/>
+      <w:r>
+        <w:rPr>
+          <w:rFonts w:ascii="Georgia Pro" w:eastAsia="Georgia Pro" w:hAnsi="Georgia Pro" w:cs="Georgia Pro"/>
+          <w:color w:val="000000" w:themeColor="text1"/>
+        </w:rPr>
+        <w:t xml:space="preserve"> apt update</w:t>
+      </w:r>
+    </w:p>
+    <w:p>
+      <w:pPr>
+        <w:spacing w:after="0" w:line="480" w:lineRule="auto"/>
+        <w:jc w:val="both"/>
+        <w:rPr>
+          <w:rFonts w:ascii="Georgia Pro" w:eastAsia="Georgia Pro" w:hAnsi="Georgia Pro" w:cs="Georgia Pro"/>
+          <w:b/>
+          <w:bCs/>
+          <w:color w:val="000000" w:themeColor="text1"/>
+        </w:rPr>
+      </w:pPr>
+    </w:p>
+    <w:p>
+      <w:pPr>
+        <w:pBdr>
+          <w:top w:val="single" w:sz="4" w:space="1" w:color="auto"/>
+          <w:left w:val="single" w:sz="4" w:space="4" w:color="auto"/>
+          <w:bottom w:val="single" w:sz="4" w:space="1" w:color="auto"/>
+          <w:right w:val="single" w:sz="4" w:space="4" w:color="auto"/>
+        </w:pBdr>
+        <w:shd w:val="clear" w:color="auto" w:fill="F2F2F2" w:themeFill="background1" w:themeFillShade="F2"/>
+        <w:spacing w:after="0" w:line="480" w:lineRule="auto"/>
+        <w:jc w:val="both"/>
+        <w:rPr>
+          <w:rFonts w:ascii="Georgia Pro" w:eastAsia="Georgia Pro" w:hAnsi="Georgia Pro" w:cs="Georgia Pro"/>
+          <w:color w:val="000000" w:themeColor="text1"/>
+        </w:rPr>
+      </w:pPr>
+      <w:proofErr w:type="spellStart"/>
+      <w:r>
+        <w:rPr>
+          <w:rFonts w:ascii="Georgia Pro" w:eastAsia="Georgia Pro" w:hAnsi="Georgia Pro" w:cs="Georgia Pro"/>
+          <w:color w:val="000000" w:themeColor="text1"/>
+        </w:rPr>
+        <w:t>sudo</w:t>
+      </w:r>
+      <w:proofErr w:type="spellEnd"/>
+      <w:r>
+        <w:rPr>
+          <w:rFonts w:ascii="Georgia Pro" w:eastAsia="Georgia Pro" w:hAnsi="Georgia Pro" w:cs="Georgia Pro"/>
+          <w:color w:val="000000" w:themeColor="text1"/>
+        </w:rPr>
+        <w:t xml:space="preserve"> apt install docker-</w:t>
+      </w:r>
+      <w:proofErr w:type="spellStart"/>
+      <w:r>
+        <w:rPr>
+          <w:rFonts w:ascii="Georgia Pro" w:eastAsia="Georgia Pro" w:hAnsi="Georgia Pro" w:cs="Georgia Pro"/>
+          <w:color w:val="000000" w:themeColor="text1"/>
+        </w:rPr>
+        <w:t>ce</w:t>
+      </w:r>
+      <w:proofErr w:type="spellEnd"/>
+      <w:r>
+        <w:rPr>
+          <w:rFonts w:ascii="Georgia Pro" w:eastAsia="Georgia Pro" w:hAnsi="Georgia Pro" w:cs="Georgia Pro"/>
+          <w:color w:val="000000" w:themeColor="text1"/>
+        </w:rPr>
+        <w:t xml:space="preserve"> docker-</w:t>
+      </w:r>
+      <w:proofErr w:type="spellStart"/>
+      <w:r>
+        <w:rPr>
+          <w:rFonts w:ascii="Georgia Pro" w:eastAsia="Georgia Pro" w:hAnsi="Georgia Pro" w:cs="Georgia Pro"/>
+          <w:color w:val="000000" w:themeColor="text1"/>
+        </w:rPr>
+        <w:t>ce</w:t>
+      </w:r>
+      <w:proofErr w:type="spellEnd"/>
+      <w:r>
+        <w:rPr>
+          <w:rFonts w:ascii="Georgia Pro" w:eastAsia="Georgia Pro" w:hAnsi="Georgia Pro" w:cs="Georgia Pro"/>
+          <w:color w:val="000000" w:themeColor="text1"/>
+        </w:rPr>
+        <w:t>-cli containerd.io docker-</w:t>
+      </w:r>
+      <w:proofErr w:type="spellStart"/>
+      <w:r>
+        <w:rPr>
+          <w:rFonts w:ascii="Georgia Pro" w:eastAsia="Georgia Pro" w:hAnsi="Georgia Pro" w:cs="Georgia Pro"/>
+          <w:color w:val="000000" w:themeColor="text1"/>
+        </w:rPr>
+        <w:t>buildx</w:t>
+      </w:r>
+      <w:proofErr w:type="spellEnd"/>
+      <w:r>
+        <w:rPr>
+          <w:rFonts w:ascii="Georgia Pro" w:eastAsia="Georgia Pro" w:hAnsi="Georgia Pro" w:cs="Georgia Pro"/>
+          <w:color w:val="000000" w:themeColor="text1"/>
+        </w:rPr>
+        <w:t>-plugin docker-compose-plugin</w:t>
+      </w:r>
+    </w:p>
+    <w:p>
+      <w:pPr>
+        <w:spacing w:after="0" w:line="480" w:lineRule="auto"/>
+        <w:jc w:val="both"/>
+        <w:rPr>
+          <w:rFonts w:ascii="Georgia Pro" w:eastAsia="Georgia Pro" w:hAnsi="Georgia Pro" w:cs="Georgia Pro"/>
+          <w:b/>
+          <w:bCs/>
+          <w:color w:val="000000" w:themeColor="text1"/>
+        </w:rPr>
+      </w:pPr>
+    </w:p>
+    <w:p>
+      <w:pPr>
+        <w:pBdr>
+          <w:top w:val="single" w:sz="4" w:space="1" w:color="auto"/>
+          <w:left w:val="single" w:sz="4" w:space="4" w:color="auto"/>
+          <w:bottom w:val="single" w:sz="4" w:space="1" w:color="auto"/>
+          <w:right w:val="single" w:sz="4" w:space="4" w:color="auto"/>
+        </w:pBdr>
+        <w:shd w:val="clear" w:color="auto" w:fill="F2F2F2" w:themeFill="background1" w:themeFillShade="F2"/>
+        <w:spacing w:after="0" w:line="480" w:lineRule="auto"/>
+        <w:jc w:val="both"/>
+        <w:rPr>
+          <w:rFonts w:ascii="Georgia Pro" w:eastAsia="Georgia Pro" w:hAnsi="Georgia Pro" w:cs="Georgia Pro"/>
+          <w:color w:val="000000" w:themeColor="text1"/>
+        </w:rPr>
+      </w:pPr>
+      <w:proofErr w:type="spellStart"/>
+      <w:r>
+        <w:rPr>
+          <w:rFonts w:ascii="Georgia Pro" w:eastAsia="Georgia Pro" w:hAnsi="Georgia Pro" w:cs="Georgia Pro"/>
+          <w:color w:val="000000" w:themeColor="text1"/>
+        </w:rPr>
+        <w:t>sudo</w:t>
+      </w:r>
+      <w:proofErr w:type="spellEnd"/>
+      <w:r>
+        <w:rPr>
+          <w:rFonts w:ascii="Georgia Pro" w:eastAsia="Georgia Pro" w:hAnsi="Georgia Pro" w:cs="Georgia Pro"/>
+          <w:color w:val="000000" w:themeColor="text1"/>
+        </w:rPr>
+        <w:t xml:space="preserve"> </w:t>
+      </w:r>
+      <w:proofErr w:type="spellStart"/>
+      <w:r>
+        <w:rPr>
+          <w:rFonts w:ascii="Georgia Pro" w:eastAsia="Georgia Pro" w:hAnsi="Georgia Pro" w:cs="Georgia Pro"/>
+          <w:color w:val="000000" w:themeColor="text1"/>
+        </w:rPr>
+        <w:t>usermod</w:t>
+      </w:r>
+      <w:proofErr w:type="spellEnd"/>
+      <w:r>
+        <w:rPr>
+          <w:rFonts w:ascii="Georgia Pro" w:eastAsia="Georgia Pro" w:hAnsi="Georgia Pro" w:cs="Georgia Pro"/>
+          <w:color w:val="000000" w:themeColor="text1"/>
+        </w:rPr>
+        <w:t xml:space="preserve"> -</w:t>
+      </w:r>
+      <w:proofErr w:type="spellStart"/>
+      <w:r>
+        <w:rPr>
+          <w:rFonts w:ascii="Georgia Pro" w:eastAsia="Georgia Pro" w:hAnsi="Georgia Pro" w:cs="Georgia Pro"/>
+          <w:color w:val="000000" w:themeColor="text1"/>
+        </w:rPr>
+        <w:t>aG</w:t>
+      </w:r>
+      <w:proofErr w:type="spellEnd"/>
+      <w:r>
+        <w:rPr>
+          <w:rFonts w:ascii="Georgia Pro" w:eastAsia="Georgia Pro" w:hAnsi="Georgia Pro" w:cs="Georgia Pro"/>
+          <w:color w:val="000000" w:themeColor="text1"/>
+        </w:rPr>
+        <w:t xml:space="preserve"> docker $USER</w:t>
+      </w:r>
+    </w:p>
+    <w:p>
+      <w:pPr>
+        <w:pBdr>
+          <w:top w:val="single" w:sz="4" w:space="1" w:color="auto"/>
+          <w:left w:val="single" w:sz="4" w:space="4" w:color="auto"/>
+          <w:bottom w:val="single" w:sz="4" w:space="1" w:color="auto"/>
+          <w:right w:val="single" w:sz="4" w:space="4" w:color="auto"/>
+        </w:pBdr>
+        <w:shd w:val="clear" w:color="auto" w:fill="F2F2F2" w:themeFill="background1" w:themeFillShade="F2"/>
+        <w:spacing w:after="0" w:line="480" w:lineRule="auto"/>
+        <w:jc w:val="both"/>
+        <w:rPr>
+          <w:rFonts w:ascii="Georgia Pro" w:eastAsia="Georgia Pro" w:hAnsi="Georgia Pro" w:cs="Georgia Pro"/>
+          <w:color w:val="000000" w:themeColor="text1"/>
+        </w:rPr>
+      </w:pPr>
+      <w:proofErr w:type="spellStart"/>
+      <w:r>
+        <w:rPr>
+          <w:rFonts w:ascii="Georgia Pro" w:eastAsia="Georgia Pro" w:hAnsi="Georgia Pro" w:cs="Georgia Pro"/>
+          <w:color w:val="000000" w:themeColor="text1"/>
+        </w:rPr>
+        <w:t>newgrp</w:t>
+      </w:r>
+      <w:proofErr w:type="spellEnd"/>
+      <w:r>
+        <w:rPr>
+          <w:rFonts w:ascii="Georgia Pro" w:eastAsia="Georgia Pro" w:hAnsi="Georgia Pro" w:cs="Georgia Pro"/>
+          <w:color w:val="000000" w:themeColor="text1"/>
+        </w:rPr>
+        <w:t xml:space="preserve"> docker</w:t>
+      </w:r>
+    </w:p>
+    <w:p>
+      <w:pPr>
+        <w:spacing w:after="0" w:line="480" w:lineRule="auto"/>
+        <w:jc w:val="both"/>
+        <w:rPr>
+          <w:rFonts w:ascii="Georgia Pro" w:eastAsia="Georgia Pro" w:hAnsi="Georgia Pro" w:cs="Georgia Pro"/>
+          <w:b/>
+          <w:bCs/>
+          <w:color w:val="000000" w:themeColor="text1"/>
+        </w:rPr>
+      </w:pPr>
+    </w:p>
+    <w:p>
+      <w:pPr>
+        <w:spacing w:after="0" w:line="480" w:lineRule="auto"/>
+        <w:jc w:val="both"/>
+        <w:rPr>
+          <w:rFonts w:ascii="Georgia Pro" w:eastAsia="Georgia Pro" w:hAnsi="Georgia Pro" w:cs="Georgia Pro"/>
+          <w:b/>
+          <w:bCs/>
+          <w:color w:val="000000" w:themeColor="text1"/>
+        </w:rPr>
+      </w:pPr>
+      <w:r>
+        <w:rPr>
+          <w:rFonts w:ascii="Georgia Pro" w:eastAsia="Georgia Pro" w:hAnsi="Georgia Pro" w:cs="Georgia Pro"/>
+          <w:b/>
+          <w:bCs/>
+          <w:color w:val="000000" w:themeColor="text1"/>
+        </w:rPr>
+        <w:t>Step 4: Login to Azure Container Registry</w:t>
+      </w:r>
+    </w:p>
+    <w:p>
+      <w:pPr>
+        <w:spacing w:after="0" w:line="480" w:lineRule="auto"/>
+        <w:jc w:val="both"/>
+        <w:rPr>
+          <w:rFonts w:ascii="Georgia Pro" w:eastAsia="Georgia Pro" w:hAnsi="Georgia Pro" w:cs="Georgia Pro"/>
+          <w:color w:val="000000" w:themeColor="text1"/>
+        </w:rPr>
+      </w:pPr>
+      <w:r>
+        <w:rPr>
+          <w:rFonts w:ascii="Georgia Pro" w:eastAsia="Georgia Pro" w:hAnsi="Georgia Pro" w:cs="Georgia Pro"/>
+          <w:color w:val="000000" w:themeColor="text1"/>
+        </w:rPr>
+        <w:t>Run:</w:t>
+      </w:r>
+    </w:p>
+    <w:p>
+      <w:pPr>
+        <w:spacing w:after="0" w:line="480" w:lineRule="auto"/>
+        <w:jc w:val="both"/>
+        <w:rPr>
+          <w:rFonts w:ascii="Georgia Pro" w:eastAsia="Georgia Pro" w:hAnsi="Georgia Pro" w:cs="Georgia Pro"/>
+          <w:color w:val="000000" w:themeColor="text1"/>
+        </w:rPr>
+      </w:pPr>
+      <w:r>
+        <w:rPr>
+          <w:rFonts w:ascii="Georgia Pro" w:eastAsia="Georgia Pro" w:hAnsi="Georgia Pro" w:cs="Georgia Pro"/>
+          <w:color w:val="000000" w:themeColor="text1"/>
+        </w:rPr>
+        <w:t xml:space="preserve">Do </w:t>
+      </w:r>
+    </w:p>
+    <w:p>
+      <w:pPr>
+        <w:pBdr>
+          <w:top w:val="single" w:sz="4" w:space="1" w:color="auto"/>
+          <w:left w:val="single" w:sz="4" w:space="4" w:color="auto"/>
+          <w:bottom w:val="single" w:sz="4" w:space="1" w:color="auto"/>
+          <w:right w:val="single" w:sz="4" w:space="4" w:color="auto"/>
+        </w:pBdr>
+        <w:shd w:val="clear" w:color="auto" w:fill="F2F2F2" w:themeFill="background1" w:themeFillShade="F2"/>
+        <w:spacing w:after="0" w:line="480" w:lineRule="auto"/>
+        <w:jc w:val="both"/>
+        <w:rPr>
+          <w:rFonts w:ascii="Georgia Pro" w:eastAsia="Georgia Pro" w:hAnsi="Georgia Pro" w:cs="Georgia Pro"/>
+          <w:color w:val="000000" w:themeColor="text1"/>
+        </w:rPr>
+      </w:pPr>
+      <w:proofErr w:type="spellStart"/>
+      <w:r>
+        <w:rPr>
+          <w:rFonts w:ascii="Georgia Pro" w:eastAsia="Georgia Pro" w:hAnsi="Georgia Pro" w:cs="Georgia Pro"/>
+          <w:color w:val="000000" w:themeColor="text1"/>
+        </w:rPr>
+        <w:t>az</w:t>
+      </w:r>
+      <w:proofErr w:type="spellEnd"/>
+      <w:r>
+        <w:rPr>
+          <w:rFonts w:ascii="Georgia Pro" w:eastAsia="Georgia Pro" w:hAnsi="Georgia Pro" w:cs="Georgia Pro"/>
+          <w:color w:val="000000" w:themeColor="text1"/>
+        </w:rPr>
+        <w:t xml:space="preserve"> login</w:t>
+      </w:r>
+    </w:p>
+    <w:p>
+      <w:pPr>
+        <w:spacing w:after="0" w:line="480" w:lineRule="auto"/>
+        <w:jc w:val="both"/>
+        <w:rPr>
+          <w:rFonts w:ascii="Georgia Pro" w:eastAsia="Georgia Pro" w:hAnsi="Georgia Pro" w:cs="Georgia Pro"/>
+          <w:color w:val="000000" w:themeColor="text1"/>
+        </w:rPr>
+      </w:pPr>
+    </w:p>
+    <w:p>
+      <w:pPr>
+        <w:pBdr>
+          <w:top w:val="single" w:sz="4" w:space="1" w:color="auto"/>
+          <w:left w:val="single" w:sz="4" w:space="4" w:color="auto"/>
+          <w:bottom w:val="single" w:sz="4" w:space="1" w:color="auto"/>
+          <w:right w:val="single" w:sz="4" w:space="4" w:color="auto"/>
+        </w:pBdr>
+        <w:shd w:val="clear" w:color="auto" w:fill="F2F2F2" w:themeFill="background1" w:themeFillShade="F2"/>
+        <w:spacing w:after="0" w:line="480" w:lineRule="auto"/>
+        <w:jc w:val="both"/>
+        <w:rPr>
+          <w:rFonts w:ascii="Georgia Pro" w:eastAsia="Georgia Pro" w:hAnsi="Georgia Pro" w:cs="Georgia Pro"/>
+          <w:color w:val="000000" w:themeColor="text1"/>
+        </w:rPr>
+      </w:pPr>
+      <w:proofErr w:type="spellStart"/>
+      <w:r>
+        <w:rPr>
+          <w:rFonts w:ascii="Georgia Pro" w:eastAsia="Georgia Pro" w:hAnsi="Georgia Pro" w:cs="Georgia Pro"/>
+          <w:color w:val="000000" w:themeColor="text1"/>
+        </w:rPr>
+        <w:t>az</w:t>
+      </w:r>
+      <w:proofErr w:type="spellEnd"/>
+      <w:r>
+        <w:rPr>
+          <w:rFonts w:ascii="Georgia Pro" w:eastAsia="Georgia Pro" w:hAnsi="Georgia Pro" w:cs="Georgia Pro"/>
+          <w:color w:val="000000" w:themeColor="text1"/>
+        </w:rPr>
+        <w:t xml:space="preserve"> </w:t>
+      </w:r>
+      <w:proofErr w:type="spellStart"/>
+      <w:r>
+        <w:rPr>
+          <w:rFonts w:ascii="Georgia Pro" w:eastAsia="Georgia Pro" w:hAnsi="Georgia Pro" w:cs="Georgia Pro"/>
+          <w:color w:val="000000" w:themeColor="text1"/>
+        </w:rPr>
+        <w:t>acr</w:t>
+      </w:r>
+      <w:proofErr w:type="spellEnd"/>
+      <w:r>
+        <w:rPr>
+          <w:rFonts w:ascii="Georgia Pro" w:eastAsia="Georgia Pro" w:hAnsi="Georgia Pro" w:cs="Georgia Pro"/>
+          <w:color w:val="000000" w:themeColor="text1"/>
+        </w:rPr>
+        <w:t xml:space="preserve"> login --name </w:t>
+      </w:r>
+      <w:r>
+        <w:rPr>
+          <w:rFonts w:ascii="Georgia Pro" w:eastAsia="Georgia Pro" w:hAnsi="Georgia Pro" w:cs="Georgia Pro"/>
+          <w:color w:val="000000" w:themeColor="text1"/>
+          <w:highlight w:val="yellow"/>
+        </w:rPr>
+        <w:t>hiteshacrregistry123</w:t>
+      </w:r>
+    </w:p>
+    <w:p>
+      <w:pPr>
+        <w:spacing w:after="0" w:line="480" w:lineRule="auto"/>
+        <w:jc w:val="both"/>
+        <w:rPr>
+          <w:rFonts w:ascii="Georgia Pro" w:eastAsia="Georgia Pro" w:hAnsi="Georgia Pro" w:cs="Georgia Pro"/>
+          <w:color w:val="000000" w:themeColor="text1"/>
+        </w:rPr>
+      </w:pPr>
+    </w:p>
+    <w:p>
+      <w:pPr>
+        <w:spacing w:after="0" w:line="480" w:lineRule="auto"/>
+        <w:jc w:val="both"/>
+        <w:rPr>
+          <w:rFonts w:ascii="Georgia Pro" w:eastAsia="Georgia Pro" w:hAnsi="Georgia Pro" w:cs="Georgia Pro"/>
+          <w:color w:val="000000" w:themeColor="text1"/>
+        </w:rPr>
+      </w:pPr>
+      <w:r>
+        <w:rPr>
+          <w:rFonts w:ascii="Georgia Pro" w:eastAsia="Georgia Pro" w:hAnsi="Georgia Pro" w:cs="Georgia Pro"/>
+          <w:color w:val="000000" w:themeColor="text1"/>
+        </w:rPr>
+        <w:lastRenderedPageBreak/>
+        <w:t>This command allows Docker to authenticate with the registry.</w:t>
+      </w:r>
+    </w:p>
+    <w:p>
+      <w:pPr>
+        <w:spacing w:after="0" w:line="480" w:lineRule="auto"/>
+        <w:jc w:val="both"/>
+        <w:rPr>
+          <w:rFonts w:ascii="Georgia Pro" w:eastAsia="Georgia Pro" w:hAnsi="Georgia Pro" w:cs="Georgia Pro"/>
+          <w:color w:val="000000" w:themeColor="text1"/>
+        </w:rPr>
+      </w:pPr>
+      <w:r>
+        <w:rPr>
+          <w:rFonts w:ascii="Georgia Pro" w:eastAsia="Georgia Pro" w:hAnsi="Georgia Pro" w:cs="Georgia Pro"/>
+          <w:color w:val="000000" w:themeColor="text1"/>
+        </w:rPr>
+        <w:pict w14:anchorId="7522D92F">
+          <v:rect id="_x0000_i1031" style="width:0;height:1.5pt" o:hralign="center" o:hrstd="t" o:hr="t" fillcolor="#a0a0a0" stroked="f"/>
+        </w:pict>
+      </w:r>
+    </w:p>
+    <w:p>
+      <w:pPr>
+        <w:spacing w:after="0" w:line="480" w:lineRule="auto"/>
+        <w:jc w:val="both"/>
+        <w:rPr>
+          <w:rFonts w:ascii="Georgia Pro" w:eastAsia="Georgia Pro" w:hAnsi="Georgia Pro" w:cs="Georgia Pro"/>
+          <w:b/>
+          <w:bCs/>
+          <w:color w:val="000000" w:themeColor="text1"/>
+        </w:rPr>
+      </w:pPr>
+      <w:r>
+        <w:rPr>
+          <w:rFonts w:ascii="Georgia Pro" w:eastAsia="Georgia Pro" w:hAnsi="Georgia Pro" w:cs="Georgia Pro"/>
+          <w:b/>
+          <w:bCs/>
+          <w:color w:val="000000" w:themeColor="text1"/>
+        </w:rPr>
+        <w:t>Step 5: Create a Sample Application</w:t>
+      </w:r>
+    </w:p>
+    <w:p>
+      <w:pPr>
+        <w:spacing w:after="0" w:line="480" w:lineRule="auto"/>
+        <w:jc w:val="both"/>
+        <w:rPr>
+          <w:rFonts w:ascii="Georgia Pro" w:eastAsia="Georgia Pro" w:hAnsi="Georgia Pro" w:cs="Georgia Pro"/>
+          <w:color w:val="000000" w:themeColor="text1"/>
+        </w:rPr>
+      </w:pPr>
+      <w:r>
+        <w:rPr>
+          <w:rFonts w:ascii="Georgia Pro" w:eastAsia="Georgia Pro" w:hAnsi="Georgia Pro" w:cs="Georgia Pro"/>
+          <w:color w:val="000000" w:themeColor="text1"/>
+        </w:rPr>
+        <w:t>Create a working directory:</w:t>
+      </w:r>
+    </w:p>
+    <w:p>
+      <w:pPr>
+        <w:pBdr>
+          <w:top w:val="single" w:sz="4" w:space="1" w:color="auto"/>
+          <w:left w:val="single" w:sz="4" w:space="4" w:color="auto"/>
+          <w:bottom w:val="single" w:sz="4" w:space="1" w:color="auto"/>
+          <w:right w:val="single" w:sz="4" w:space="4" w:color="auto"/>
+        </w:pBdr>
+        <w:shd w:val="clear" w:color="auto" w:fill="F2F2F2" w:themeFill="background1" w:themeFillShade="F2"/>
+        <w:spacing w:after="0" w:line="480" w:lineRule="auto"/>
+        <w:jc w:val="both"/>
+        <w:rPr>
+          <w:rFonts w:ascii="Georgia Pro" w:eastAsia="Georgia Pro" w:hAnsi="Georgia Pro" w:cs="Georgia Pro"/>
+          <w:color w:val="000000" w:themeColor="text1"/>
+        </w:rPr>
+      </w:pPr>
+      <w:proofErr w:type="spellStart"/>
+      <w:r>
+        <w:rPr>
+          <w:rFonts w:ascii="Georgia Pro" w:eastAsia="Georgia Pro" w:hAnsi="Georgia Pro" w:cs="Georgia Pro"/>
+          <w:color w:val="000000" w:themeColor="text1"/>
+        </w:rPr>
+        <w:t>mkdir</w:t>
+      </w:r>
+      <w:proofErr w:type="spellEnd"/>
+      <w:r>
+        <w:rPr>
+          <w:rFonts w:ascii="Georgia Pro" w:eastAsia="Georgia Pro" w:hAnsi="Georgia Pro" w:cs="Georgia Pro"/>
+          <w:color w:val="000000" w:themeColor="text1"/>
+        </w:rPr>
+        <w:t xml:space="preserve"> </w:t>
+      </w:r>
+      <w:proofErr w:type="spellStart"/>
+      <w:r>
+        <w:rPr>
+          <w:rFonts w:ascii="Georgia Pro" w:eastAsia="Georgia Pro" w:hAnsi="Georgia Pro" w:cs="Georgia Pro"/>
+          <w:color w:val="000000" w:themeColor="text1"/>
+        </w:rPr>
+        <w:t>acrlab</w:t>
+      </w:r>
+      <w:proofErr w:type="spellEnd"/>
+    </w:p>
+    <w:p>
+      <w:pPr>
+        <w:pBdr>
+          <w:top w:val="single" w:sz="4" w:space="1" w:color="auto"/>
+          <w:left w:val="single" w:sz="4" w:space="4" w:color="auto"/>
+          <w:bottom w:val="single" w:sz="4" w:space="1" w:color="auto"/>
+          <w:right w:val="single" w:sz="4" w:space="4" w:color="auto"/>
+        </w:pBdr>
+        <w:shd w:val="clear" w:color="auto" w:fill="F2F2F2" w:themeFill="background1" w:themeFillShade="F2"/>
+        <w:spacing w:after="0" w:line="480" w:lineRule="auto"/>
+        <w:jc w:val="both"/>
+        <w:rPr>
+          <w:rFonts w:ascii="Georgia Pro" w:eastAsia="Georgia Pro" w:hAnsi="Georgia Pro" w:cs="Georgia Pro"/>
+          <w:color w:val="000000" w:themeColor="text1"/>
+        </w:rPr>
+      </w:pPr>
+      <w:r>
+        <w:rPr>
+          <w:rFonts w:ascii="Georgia Pro" w:eastAsia="Georgia Pro" w:hAnsi="Georgia Pro" w:cs="Georgia Pro"/>
+          <w:color w:val="000000" w:themeColor="text1"/>
+        </w:rPr>
+        <w:t xml:space="preserve">cd </w:t>
+      </w:r>
+      <w:proofErr w:type="spellStart"/>
+      <w:r>
+        <w:rPr>
+          <w:rFonts w:ascii="Georgia Pro" w:eastAsia="Georgia Pro" w:hAnsi="Georgia Pro" w:cs="Georgia Pro"/>
+          <w:color w:val="000000" w:themeColor="text1"/>
+        </w:rPr>
+        <w:t>acrlab</w:t>
+      </w:r>
+      <w:proofErr w:type="spellEnd"/>
+    </w:p>
+    <w:p>
+      <w:pPr>
+        <w:spacing w:after="0" w:line="480" w:lineRule="auto"/>
+        <w:jc w:val="both"/>
+        <w:rPr>
+          <w:rFonts w:ascii="Georgia Pro" w:eastAsia="Georgia Pro" w:hAnsi="Georgia Pro" w:cs="Georgia Pro"/>
+          <w:color w:val="000000" w:themeColor="text1"/>
+        </w:rPr>
+      </w:pPr>
+    </w:p>
+    <w:p>
+      <w:pPr>
+        <w:spacing w:after="0" w:line="480" w:lineRule="auto"/>
+        <w:jc w:val="both"/>
+        <w:rPr>
+          <w:rFonts w:ascii="Georgia Pro" w:eastAsia="Georgia Pro" w:hAnsi="Georgia Pro" w:cs="Georgia Pro"/>
+          <w:color w:val="000000" w:themeColor="text1"/>
+        </w:rPr>
+      </w:pPr>
+      <w:r>
+        <w:rPr>
+          <w:rFonts w:ascii="Georgia Pro" w:eastAsia="Georgia Pro" w:hAnsi="Georgia Pro" w:cs="Georgia Pro"/>
+          <w:color w:val="000000" w:themeColor="text1"/>
+        </w:rPr>
+        <w:t>Create a simple HTML file:</w:t>
+      </w:r>
+    </w:p>
+    <w:p>
+      <w:pPr>
+        <w:pBdr>
+          <w:top w:val="single" w:sz="4" w:space="1" w:color="auto"/>
+          <w:left w:val="single" w:sz="4" w:space="4" w:color="auto"/>
+          <w:bottom w:val="single" w:sz="4" w:space="1" w:color="auto"/>
+          <w:right w:val="single" w:sz="4" w:space="4" w:color="auto"/>
+        </w:pBdr>
+        <w:shd w:val="clear" w:color="auto" w:fill="F2F2F2" w:themeFill="background1" w:themeFillShade="F2"/>
+        <w:spacing w:after="0" w:line="480" w:lineRule="auto"/>
+        <w:jc w:val="both"/>
+        <w:rPr>
+          <w:rFonts w:ascii="Georgia Pro" w:eastAsia="Georgia Pro" w:hAnsi="Georgia Pro" w:cs="Georgia Pro"/>
+          <w:color w:val="000000" w:themeColor="text1"/>
+        </w:rPr>
+      </w:pPr>
+      <w:r>
+        <w:rPr>
+          <w:rFonts w:ascii="Georgia Pro" w:eastAsia="Georgia Pro" w:hAnsi="Georgia Pro" w:cs="Georgia Pro"/>
+          <w:color w:val="000000" w:themeColor="text1"/>
+        </w:rPr>
+        <w:t>nano index.html</w:t>
+      </w:r>
+    </w:p>
+    <w:p>
+      <w:pPr>
+        <w:spacing w:after="0" w:line="480" w:lineRule="auto"/>
+        <w:jc w:val="both"/>
+        <w:rPr>
+          <w:rFonts w:ascii="Georgia Pro" w:eastAsia="Georgia Pro" w:hAnsi="Georgia Pro" w:cs="Georgia Pro"/>
+          <w:color w:val="000000" w:themeColor="text1"/>
+        </w:rPr>
+      </w:pPr>
+    </w:p>
+    <w:p>
+      <w:pPr>
+        <w:spacing w:after="0" w:line="480" w:lineRule="auto"/>
+        <w:jc w:val="both"/>
+        <w:rPr>
+          <w:rFonts w:ascii="Georgia Pro" w:eastAsia="Georgia Pro" w:hAnsi="Georgia Pro" w:cs="Georgia Pro"/>
+          <w:color w:val="000000" w:themeColor="text1"/>
+        </w:rPr>
+      </w:pPr>
+      <w:r>
+        <w:rPr>
+          <w:rFonts w:ascii="Georgia Pro" w:eastAsia="Georgia Pro" w:hAnsi="Georgia Pro" w:cs="Georgia Pro"/>
+          <w:color w:val="000000" w:themeColor="text1"/>
+        </w:rPr>
+        <w:t>Add the following content:</w:t>
+      </w:r>
+    </w:p>
+    <w:p>
+      <w:pPr>
+        <w:pBdr>
+          <w:top w:val="single" w:sz="4" w:space="1" w:color="auto"/>
+          <w:left w:val="single" w:sz="4" w:space="4" w:color="auto"/>
+          <w:bottom w:val="single" w:sz="4" w:space="1" w:color="auto"/>
+          <w:right w:val="single" w:sz="4" w:space="4" w:color="auto"/>
+        </w:pBdr>
+        <w:shd w:val="clear" w:color="auto" w:fill="F2F2F2" w:themeFill="background1" w:themeFillShade="F2"/>
+        <w:spacing w:after="0" w:line="480" w:lineRule="auto"/>
+        <w:jc w:val="both"/>
+        <w:rPr>
+          <w:rFonts w:ascii="Georgia Pro" w:eastAsia="Georgia Pro" w:hAnsi="Georgia Pro" w:cs="Georgia Pro"/>
+          <w:color w:val="000000" w:themeColor="text1"/>
+        </w:rPr>
+      </w:pPr>
+      <w:r>
+        <w:rPr>
+          <w:rFonts w:ascii="Georgia Pro" w:eastAsia="Georgia Pro" w:hAnsi="Georgia Pro" w:cs="Georgia Pro"/>
+          <w:color w:val="000000" w:themeColor="text1"/>
+        </w:rPr>
+        <w:t>&lt;h1&gt;Welcome to Azure Container Registry Lab&lt;/h1&gt;</w:t>
+      </w:r>
+    </w:p>
+    <w:p>
+      <w:pPr>
+        <w:pBdr>
+          <w:top w:val="single" w:sz="4" w:space="1" w:color="auto"/>
+          <w:left w:val="single" w:sz="4" w:space="4" w:color="auto"/>
+          <w:bottom w:val="single" w:sz="4" w:space="1" w:color="auto"/>
+          <w:right w:val="single" w:sz="4" w:space="4" w:color="auto"/>
+        </w:pBdr>
+        <w:shd w:val="clear" w:color="auto" w:fill="F2F2F2" w:themeFill="background1" w:themeFillShade="F2"/>
+        <w:spacing w:after="0" w:line="480" w:lineRule="auto"/>
+        <w:jc w:val="both"/>
+        <w:rPr>
+          <w:rFonts w:ascii="Georgia Pro" w:eastAsia="Georgia Pro" w:hAnsi="Georgia Pro" w:cs="Georgia Pro"/>
+          <w:color w:val="000000" w:themeColor="text1"/>
+        </w:rPr>
+      </w:pPr>
+      <w:r>
+        <w:rPr>
+          <w:rFonts w:ascii="Georgia Pro" w:eastAsia="Georgia Pro" w:hAnsi="Georgia Pro" w:cs="Georgia Pro"/>
+          <w:color w:val="000000" w:themeColor="text1"/>
+        </w:rPr>
+        <w:t xml:space="preserve">&lt;p&gt;This container image is stored in </w:t>
+      </w:r>
+      <w:proofErr w:type="gramStart"/>
+      <w:r>
+        <w:rPr>
+          <w:rFonts w:ascii="Georgia Pro" w:eastAsia="Georgia Pro" w:hAnsi="Georgia Pro" w:cs="Georgia Pro"/>
+          <w:color w:val="000000" w:themeColor="text1"/>
+        </w:rPr>
+        <w:t>ACR.&lt;</w:t>
+      </w:r>
+      <w:proofErr w:type="gramEnd"/>
+      <w:r>
+        <w:rPr>
+          <w:rFonts w:ascii="Georgia Pro" w:eastAsia="Georgia Pro" w:hAnsi="Georgia Pro" w:cs="Georgia Pro"/>
+          <w:color w:val="000000" w:themeColor="text1"/>
+        </w:rPr>
+        <w:t>/p&gt;</w:t>
+      </w:r>
+    </w:p>
+    <w:p>
+      <w:pPr>
+        <w:spacing w:after="0" w:line="480" w:lineRule="auto"/>
+        <w:jc w:val="both"/>
+        <w:rPr>
+          <w:rFonts w:ascii="Georgia Pro" w:eastAsia="Georgia Pro" w:hAnsi="Georgia Pro" w:cs="Georgia Pro"/>
+          <w:color w:val="000000" w:themeColor="text1"/>
+        </w:rPr>
+      </w:pPr>
+    </w:p>
+    <w:p>
+      <w:pPr>
+        <w:spacing w:after="0" w:line="480" w:lineRule="auto"/>
+        <w:jc w:val="both"/>
+        <w:rPr>
+          <w:rFonts w:ascii="Georgia Pro" w:eastAsia="Georgia Pro" w:hAnsi="Georgia Pro" w:cs="Georgia Pro"/>
+          <w:color w:val="000000" w:themeColor="text1"/>
+        </w:rPr>
+      </w:pPr>
+      <w:r>
+        <w:rPr>
+          <w:rFonts w:ascii="Georgia Pro" w:eastAsia="Georgia Pro" w:hAnsi="Georgia Pro" w:cs="Georgia Pro"/>
+          <w:color w:val="000000" w:themeColor="text1"/>
+        </w:rPr>
+        <w:t>Save and exit.</w:t>
+      </w:r>
+    </w:p>
+    <w:p>
+      <w:pPr>
+        <w:spacing w:after="0" w:line="480" w:lineRule="auto"/>
+        <w:jc w:val="both"/>
+        <w:rPr>
+          <w:rFonts w:ascii="Georgia Pro" w:eastAsia="Georgia Pro" w:hAnsi="Georgia Pro" w:cs="Georgia Pro"/>
+          <w:color w:val="000000" w:themeColor="text1"/>
+        </w:rPr>
+      </w:pPr>
+      <w:r>
+        <w:rPr>
+          <w:rFonts w:ascii="Georgia Pro" w:eastAsia="Georgia Pro" w:hAnsi="Georgia Pro" w:cs="Georgia Pro"/>
+          <w:color w:val="000000" w:themeColor="text1"/>
+        </w:rPr>
+        <w:pict w14:anchorId="54F2D6D6">
+          <v:rect id="_x0000_i1032" style="width:0;height:1.5pt" o:hralign="center" o:hrstd="t" o:hr="t" fillcolor="#a0a0a0" stroked="f"/>
+        </w:pict>
+      </w:r>
+    </w:p>
+    <w:p>
+      <w:pPr>
+        <w:spacing w:after="0" w:line="480" w:lineRule="auto"/>
+        <w:jc w:val="both"/>
+        <w:rPr>
+          <w:rFonts w:ascii="Georgia Pro" w:eastAsia="Georgia Pro" w:hAnsi="Georgia Pro" w:cs="Georgia Pro"/>
+          <w:b/>
+          <w:bCs/>
+          <w:color w:val="000000" w:themeColor="text1"/>
+        </w:rPr>
+      </w:pPr>
+      <w:r>
+        <w:rPr>
+          <w:rFonts w:ascii="Georgia Pro" w:eastAsia="Georgia Pro" w:hAnsi="Georgia Pro" w:cs="Georgia Pro"/>
+          <w:b/>
+          <w:bCs/>
+          <w:color w:val="000000" w:themeColor="text1"/>
+        </w:rPr>
+        <w:t xml:space="preserve">Step 6: Create a </w:t>
+      </w:r>
+      <w:proofErr w:type="spellStart"/>
+      <w:r>
+        <w:rPr>
+          <w:rFonts w:ascii="Georgia Pro" w:eastAsia="Georgia Pro" w:hAnsi="Georgia Pro" w:cs="Georgia Pro"/>
+          <w:b/>
+          <w:bCs/>
+          <w:color w:val="000000" w:themeColor="text1"/>
+        </w:rPr>
+        <w:t>Dockerfile</w:t>
+      </w:r>
+      <w:proofErr w:type="spellEnd"/>
+    </w:p>
+    <w:p>
+      <w:pPr>
+        <w:spacing w:after="0" w:line="480" w:lineRule="auto"/>
+        <w:jc w:val="both"/>
+        <w:rPr>
+          <w:rFonts w:ascii="Georgia Pro" w:eastAsia="Georgia Pro" w:hAnsi="Georgia Pro" w:cs="Georgia Pro"/>
+          <w:color w:val="000000" w:themeColor="text1"/>
+        </w:rPr>
+      </w:pPr>
+      <w:r>
+        <w:rPr>
+          <w:rFonts w:ascii="Georgia Pro" w:eastAsia="Georgia Pro" w:hAnsi="Georgia Pro" w:cs="Georgia Pro"/>
+          <w:color w:val="000000" w:themeColor="text1"/>
+        </w:rPr>
+        <w:t xml:space="preserve">Create a </w:t>
+      </w:r>
+      <w:proofErr w:type="spellStart"/>
+      <w:r>
+        <w:rPr>
+          <w:rFonts w:ascii="Georgia Pro" w:eastAsia="Georgia Pro" w:hAnsi="Georgia Pro" w:cs="Georgia Pro"/>
+          <w:color w:val="000000" w:themeColor="text1"/>
+        </w:rPr>
+        <w:t>Dockerfile</w:t>
+      </w:r>
+      <w:proofErr w:type="spellEnd"/>
+      <w:r>
+        <w:rPr>
+          <w:rFonts w:ascii="Georgia Pro" w:eastAsia="Georgia Pro" w:hAnsi="Georgia Pro" w:cs="Georgia Pro"/>
+          <w:color w:val="000000" w:themeColor="text1"/>
+        </w:rPr>
+        <w:t>:</w:t>
+      </w:r>
+    </w:p>
+    <w:p>
+      <w:pPr>
+        <w:pBdr>
+          <w:top w:val="single" w:sz="4" w:space="1" w:color="auto"/>
+          <w:left w:val="single" w:sz="4" w:space="4" w:color="auto"/>
+          <w:bottom w:val="single" w:sz="4" w:space="1" w:color="auto"/>
+          <w:right w:val="single" w:sz="4" w:space="4" w:color="auto"/>
+        </w:pBdr>
+        <w:shd w:val="clear" w:color="auto" w:fill="F2F2F2" w:themeFill="background1" w:themeFillShade="F2"/>
+        <w:spacing w:after="0" w:line="480" w:lineRule="auto"/>
+        <w:jc w:val="both"/>
+        <w:rPr>
+          <w:rFonts w:ascii="Georgia Pro" w:eastAsia="Georgia Pro" w:hAnsi="Georgia Pro" w:cs="Georgia Pro"/>
+          <w:color w:val="000000" w:themeColor="text1"/>
+        </w:rPr>
+      </w:pPr>
+      <w:r>
+        <w:rPr>
+          <w:rFonts w:ascii="Georgia Pro" w:eastAsia="Georgia Pro" w:hAnsi="Georgia Pro" w:cs="Georgia Pro"/>
+          <w:color w:val="000000" w:themeColor="text1"/>
+        </w:rPr>
+        <w:t xml:space="preserve">nano </w:t>
+      </w:r>
+      <w:proofErr w:type="spellStart"/>
+      <w:r>
+        <w:rPr>
+          <w:rFonts w:ascii="Georgia Pro" w:eastAsia="Georgia Pro" w:hAnsi="Georgia Pro" w:cs="Georgia Pro"/>
+          <w:color w:val="000000" w:themeColor="text1"/>
+        </w:rPr>
+        <w:t>Dockerfile</w:t>
+      </w:r>
+      <w:proofErr w:type="spellEnd"/>
+    </w:p>
+    <w:p>
+      <w:pPr>
+        <w:spacing w:after="0" w:line="480" w:lineRule="auto"/>
+        <w:jc w:val="both"/>
+        <w:rPr>
+          <w:rFonts w:ascii="Georgia Pro" w:eastAsia="Georgia Pro" w:hAnsi="Georgia Pro" w:cs="Georgia Pro"/>
+          <w:color w:val="000000" w:themeColor="text1"/>
+        </w:rPr>
+      </w:pPr>
+    </w:p>
+    <w:p>
+      <w:pPr>
+        <w:rPr>
+          <w:rFonts w:ascii="Georgia Pro" w:eastAsia="Georgia Pro" w:hAnsi="Georgia Pro" w:cs="Georgia Pro"/>
+          <w:color w:val="000000" w:themeColor="text1"/>
+        </w:rPr>
+      </w:pPr>
+      <w:r>
+        <w:rPr>
+          <w:rFonts w:ascii="Georgia Pro" w:eastAsia="Georgia Pro" w:hAnsi="Georgia Pro" w:cs="Georgia Pro"/>
+          <w:color w:val="000000" w:themeColor="text1"/>
+        </w:rPr>
+        <w:br w:type="page"/>
+      </w:r>
+    </w:p>
+    <w:p>
+      <w:pPr>
+        <w:spacing w:after="0" w:line="480" w:lineRule="auto"/>
+        <w:jc w:val="both"/>
+        <w:rPr>
+          <w:rFonts w:ascii="Georgia Pro" w:eastAsia="Georgia Pro" w:hAnsi="Georgia Pro" w:cs="Georgia Pro"/>
+          <w:color w:val="000000" w:themeColor="text1"/>
+        </w:rPr>
+      </w:pPr>
+      <w:r>
+        <w:rPr>
+          <w:rFonts w:ascii="Georgia Pro" w:eastAsia="Georgia Pro" w:hAnsi="Georgia Pro" w:cs="Georgia Pro"/>
+          <w:color w:val="000000" w:themeColor="text1"/>
+        </w:rPr>
+        <w:lastRenderedPageBreak/>
+        <w:t>Add the following code:</w:t>
+      </w:r>
+    </w:p>
+    <w:p>
+      <w:pPr>
+        <w:pBdr>
+          <w:top w:val="single" w:sz="4" w:space="1" w:color="auto"/>
+          <w:left w:val="single" w:sz="4" w:space="4" w:color="auto"/>
+          <w:bottom w:val="single" w:sz="4" w:space="1" w:color="auto"/>
+          <w:right w:val="single" w:sz="4" w:space="4" w:color="auto"/>
+        </w:pBdr>
+        <w:shd w:val="clear" w:color="auto" w:fill="F2F2F2" w:themeFill="background1" w:themeFillShade="F2"/>
+        <w:spacing w:after="0" w:line="480" w:lineRule="auto"/>
+        <w:jc w:val="both"/>
+        <w:rPr>
+          <w:rFonts w:ascii="Georgia Pro" w:eastAsia="Georgia Pro" w:hAnsi="Georgia Pro" w:cs="Georgia Pro"/>
+          <w:color w:val="000000" w:themeColor="text1"/>
+        </w:rPr>
+      </w:pPr>
+      <w:r>
+        <w:rPr>
+          <w:rFonts w:ascii="Georgia Pro" w:eastAsia="Georgia Pro" w:hAnsi="Georgia Pro" w:cs="Georgia Pro"/>
+          <w:color w:val="000000" w:themeColor="text1"/>
+        </w:rPr>
+        <w:t xml:space="preserve">FROM </w:t>
+      </w:r>
+      <w:proofErr w:type="spellStart"/>
+      <w:proofErr w:type="gramStart"/>
+      <w:r>
+        <w:rPr>
+          <w:rFonts w:ascii="Georgia Pro" w:eastAsia="Georgia Pro" w:hAnsi="Georgia Pro" w:cs="Georgia Pro"/>
+          <w:color w:val="000000" w:themeColor="text1"/>
+        </w:rPr>
+        <w:t>nginx:latest</w:t>
+      </w:r>
+      <w:proofErr w:type="spellEnd"/>
+      <w:proofErr w:type="gramEnd"/>
+    </w:p>
+    <w:p>
+      <w:pPr>
+        <w:pBdr>
+          <w:top w:val="single" w:sz="4" w:space="1" w:color="auto"/>
+          <w:left w:val="single" w:sz="4" w:space="4" w:color="auto"/>
+          <w:bottom w:val="single" w:sz="4" w:space="1" w:color="auto"/>
+          <w:right w:val="single" w:sz="4" w:space="4" w:color="auto"/>
+        </w:pBdr>
+        <w:shd w:val="clear" w:color="auto" w:fill="F2F2F2" w:themeFill="background1" w:themeFillShade="F2"/>
+        <w:spacing w:after="0" w:line="480" w:lineRule="auto"/>
+        <w:jc w:val="both"/>
+        <w:rPr>
+          <w:rFonts w:ascii="Georgia Pro" w:eastAsia="Georgia Pro" w:hAnsi="Georgia Pro" w:cs="Georgia Pro"/>
+          <w:color w:val="000000" w:themeColor="text1"/>
+        </w:rPr>
+      </w:pPr>
+      <w:r>
+        <w:rPr>
+          <w:rFonts w:ascii="Georgia Pro" w:eastAsia="Georgia Pro" w:hAnsi="Georgia Pro" w:cs="Georgia Pro"/>
+          <w:color w:val="000000" w:themeColor="text1"/>
+        </w:rPr>
+        <w:t>COPY index.html /</w:t>
+      </w:r>
+      <w:proofErr w:type="spellStart"/>
+      <w:r>
+        <w:rPr>
+          <w:rFonts w:ascii="Georgia Pro" w:eastAsia="Georgia Pro" w:hAnsi="Georgia Pro" w:cs="Georgia Pro"/>
+          <w:color w:val="000000" w:themeColor="text1"/>
+        </w:rPr>
+        <w:t>usr</w:t>
+      </w:r>
+      <w:proofErr w:type="spellEnd"/>
+      <w:r>
+        <w:rPr>
+          <w:rFonts w:ascii="Georgia Pro" w:eastAsia="Georgia Pro" w:hAnsi="Georgia Pro" w:cs="Georgia Pro"/>
+          <w:color w:val="000000" w:themeColor="text1"/>
+        </w:rPr>
+        <w:t>/share/nginx/html/index.html</w:t>
+      </w:r>
+    </w:p>
+    <w:p>
+      <w:pPr>
+        <w:spacing w:after="0" w:line="480" w:lineRule="auto"/>
+        <w:jc w:val="both"/>
+        <w:rPr>
+          <w:rFonts w:ascii="Georgia Pro" w:eastAsia="Georgia Pro" w:hAnsi="Georgia Pro" w:cs="Georgia Pro"/>
+          <w:color w:val="000000" w:themeColor="text1"/>
+        </w:rPr>
+      </w:pPr>
+    </w:p>
+    <w:p>
+      <w:pPr>
+        <w:spacing w:after="0" w:line="480" w:lineRule="auto"/>
+        <w:jc w:val="both"/>
+        <w:rPr>
+          <w:rFonts w:ascii="Georgia Pro" w:eastAsia="Georgia Pro" w:hAnsi="Georgia Pro" w:cs="Georgia Pro"/>
+          <w:color w:val="000000" w:themeColor="text1"/>
+        </w:rPr>
+      </w:pPr>
+      <w:r>
+        <w:rPr>
+          <w:rFonts w:ascii="Georgia Pro" w:eastAsia="Georgia Pro" w:hAnsi="Georgia Pro" w:cs="Georgia Pro"/>
+          <w:color w:val="000000" w:themeColor="text1"/>
+        </w:rPr>
+        <w:t xml:space="preserve">This </w:t>
+      </w:r>
+      <w:proofErr w:type="spellStart"/>
+      <w:r>
+        <w:rPr>
+          <w:rFonts w:ascii="Georgia Pro" w:eastAsia="Georgia Pro" w:hAnsi="Georgia Pro" w:cs="Georgia Pro"/>
+          <w:color w:val="000000" w:themeColor="text1"/>
+        </w:rPr>
+        <w:t>Dockerfile</w:t>
+      </w:r>
+      <w:proofErr w:type="spellEnd"/>
+      <w:r>
+        <w:rPr>
+          <w:rFonts w:ascii="Georgia Pro" w:eastAsia="Georgia Pro" w:hAnsi="Georgia Pro" w:cs="Georgia Pro"/>
+          <w:color w:val="000000" w:themeColor="text1"/>
+        </w:rPr>
+        <w:t>:</w:t>
+      </w:r>
+    </w:p>
+    <w:p>
+      <w:pPr>
+        <w:numPr>
+          <w:ilvl w:val="0"/>
+          <w:numId w:val="6"/>
+        </w:numPr>
+        <w:spacing w:after="0" w:line="480" w:lineRule="auto"/>
+        <w:jc w:val="both"/>
+        <w:rPr>
+          <w:rFonts w:ascii="Georgia Pro" w:eastAsia="Georgia Pro" w:hAnsi="Georgia Pro" w:cs="Georgia Pro"/>
+          <w:color w:val="000000" w:themeColor="text1"/>
+        </w:rPr>
+      </w:pPr>
+      <w:r>
+        <w:rPr>
+          <w:rFonts w:ascii="Georgia Pro" w:eastAsia="Georgia Pro" w:hAnsi="Georgia Pro" w:cs="Georgia Pro"/>
+          <w:color w:val="000000" w:themeColor="text1"/>
+        </w:rPr>
+        <w:t>Uses nginx as base image</w:t>
+      </w:r>
+    </w:p>
+    <w:p>
+      <w:pPr>
+        <w:numPr>
+          <w:ilvl w:val="0"/>
+          <w:numId w:val="6"/>
+        </w:numPr>
+        <w:spacing w:after="0" w:line="480" w:lineRule="auto"/>
+        <w:jc w:val="both"/>
+        <w:rPr>
+          <w:rFonts w:ascii="Georgia Pro" w:eastAsia="Georgia Pro" w:hAnsi="Georgia Pro" w:cs="Georgia Pro"/>
+          <w:color w:val="000000" w:themeColor="text1"/>
+        </w:rPr>
+      </w:pPr>
+      <w:r>
+        <w:rPr>
+          <w:rFonts w:ascii="Georgia Pro" w:eastAsia="Georgia Pro" w:hAnsi="Georgia Pro" w:cs="Georgia Pro"/>
+          <w:color w:val="000000" w:themeColor="text1"/>
+        </w:rPr>
+        <w:t>Copies the HTML page into the container</w:t>
+      </w:r>
+    </w:p>
+    <w:p>
+      <w:pPr>
+        <w:spacing w:after="0" w:line="480" w:lineRule="auto"/>
+        <w:jc w:val="both"/>
+        <w:rPr>
+          <w:rFonts w:ascii="Georgia Pro" w:eastAsia="Georgia Pro" w:hAnsi="Georgia Pro" w:cs="Georgia Pro"/>
+          <w:color w:val="000000" w:themeColor="text1"/>
+        </w:rPr>
+      </w:pPr>
+      <w:r>
+        <w:rPr>
+          <w:rFonts w:ascii="Georgia Pro" w:eastAsia="Georgia Pro" w:hAnsi="Georgia Pro" w:cs="Georgia Pro"/>
+          <w:color w:val="000000" w:themeColor="text1"/>
+        </w:rPr>
+        <w:t>Save and exit.</w:t>
+      </w:r>
+    </w:p>
+    <w:p>
+      <w:pPr>
+        <w:spacing w:after="0" w:line="480" w:lineRule="auto"/>
+        <w:jc w:val="both"/>
+        <w:rPr>
+          <w:rFonts w:ascii="Georgia Pro" w:eastAsia="Georgia Pro" w:hAnsi="Georgia Pro" w:cs="Georgia Pro"/>
+          <w:color w:val="000000" w:themeColor="text1"/>
+        </w:rPr>
+      </w:pPr>
+      <w:r>
+        <w:rPr>
+          <w:rFonts w:ascii="Georgia Pro" w:eastAsia="Georgia Pro" w:hAnsi="Georgia Pro" w:cs="Georgia Pro"/>
+          <w:color w:val="000000" w:themeColor="text1"/>
+        </w:rPr>
+        <w:pict w14:anchorId="0328A5D7">
+          <v:rect id="_x0000_i1033" style="width:0;height:1.5pt" o:hralign="center" o:hrstd="t" o:hr="t" fillcolor="#a0a0a0" stroked="f"/>
+        </w:pict>
+      </w:r>
+    </w:p>
+    <w:p>
+      <w:pPr>
+        <w:spacing w:after="0" w:line="480" w:lineRule="auto"/>
+        <w:jc w:val="both"/>
+        <w:rPr>
+          <w:rFonts w:ascii="Georgia Pro" w:eastAsia="Georgia Pro" w:hAnsi="Georgia Pro" w:cs="Georgia Pro"/>
+          <w:b/>
+          <w:bCs/>
+          <w:color w:val="000000" w:themeColor="text1"/>
+        </w:rPr>
+      </w:pPr>
+      <w:r>
+        <w:rPr>
+          <w:rFonts w:ascii="Georgia Pro" w:eastAsia="Georgia Pro" w:hAnsi="Georgia Pro" w:cs="Georgia Pro"/>
+          <w:b/>
+          <w:bCs/>
+          <w:color w:val="000000" w:themeColor="text1"/>
+        </w:rPr>
+        <w:t>Step 7: Build the Docker Image</w:t>
+      </w:r>
+    </w:p>
+    <w:p>
+      <w:pPr>
+        <w:spacing w:after="0" w:line="480" w:lineRule="auto"/>
+        <w:jc w:val="both"/>
+        <w:rPr>
+          <w:rFonts w:ascii="Georgia Pro" w:eastAsia="Georgia Pro" w:hAnsi="Georgia Pro" w:cs="Georgia Pro"/>
+          <w:color w:val="000000" w:themeColor="text1"/>
+        </w:rPr>
+      </w:pPr>
+      <w:r>
+        <w:rPr>
+          <w:rFonts w:ascii="Georgia Pro" w:eastAsia="Georgia Pro" w:hAnsi="Georgia Pro" w:cs="Georgia Pro"/>
+          <w:color w:val="000000" w:themeColor="text1"/>
+        </w:rPr>
+        <w:t>Run the following command:</w:t>
+      </w:r>
+    </w:p>
+    <w:p>
+      <w:pPr>
+        <w:pBdr>
+          <w:top w:val="single" w:sz="4" w:space="1" w:color="auto"/>
+          <w:left w:val="single" w:sz="4" w:space="4" w:color="auto"/>
+          <w:bottom w:val="single" w:sz="4" w:space="1" w:color="auto"/>
+          <w:right w:val="single" w:sz="4" w:space="4" w:color="auto"/>
+        </w:pBdr>
+        <w:shd w:val="clear" w:color="auto" w:fill="F2F2F2" w:themeFill="background1" w:themeFillShade="F2"/>
+        <w:spacing w:after="0" w:line="480" w:lineRule="auto"/>
+        <w:jc w:val="both"/>
+        <w:rPr>
+          <w:rFonts w:ascii="Georgia Pro" w:eastAsia="Georgia Pro" w:hAnsi="Georgia Pro" w:cs="Georgia Pro"/>
+          <w:color w:val="000000" w:themeColor="text1"/>
+        </w:rPr>
+      </w:pPr>
+      <w:r>
+        <w:rPr>
+          <w:rFonts w:ascii="Georgia Pro" w:eastAsia="Georgia Pro" w:hAnsi="Georgia Pro" w:cs="Georgia Pro"/>
+          <w:color w:val="000000" w:themeColor="text1"/>
+        </w:rPr>
+        <w:t xml:space="preserve">docker build -t </w:t>
+      </w:r>
+      <w:proofErr w:type="gramStart"/>
+      <w:r>
+        <w:rPr>
+          <w:rFonts w:ascii="Georgia Pro" w:eastAsia="Georgia Pro" w:hAnsi="Georgia Pro" w:cs="Georgia Pro"/>
+          <w:color w:val="000000" w:themeColor="text1"/>
+        </w:rPr>
+        <w:t>acrwebapp:v1 .</w:t>
+      </w:r>
+      <w:proofErr w:type="gramEnd"/>
+    </w:p>
+    <w:p>
+      <w:pPr>
+        <w:spacing w:after="0" w:line="480" w:lineRule="auto"/>
+        <w:jc w:val="both"/>
+        <w:rPr>
+          <w:rFonts w:ascii="Georgia Pro" w:eastAsia="Georgia Pro" w:hAnsi="Georgia Pro" w:cs="Georgia Pro"/>
+          <w:color w:val="000000" w:themeColor="text1"/>
+        </w:rPr>
+      </w:pPr>
+    </w:p>
+    <w:p>
+      <w:pPr>
+        <w:spacing w:after="0" w:line="480" w:lineRule="auto"/>
+        <w:jc w:val="both"/>
+        <w:rPr>
+          <w:rFonts w:ascii="Georgia Pro" w:eastAsia="Georgia Pro" w:hAnsi="Georgia Pro" w:cs="Georgia Pro"/>
+          <w:color w:val="000000" w:themeColor="text1"/>
+        </w:rPr>
+      </w:pPr>
+      <w:r>
+        <w:rPr>
+          <w:rFonts w:ascii="Georgia Pro" w:eastAsia="Georgia Pro" w:hAnsi="Georgia Pro" w:cs="Georgia Pro"/>
+          <w:color w:val="000000" w:themeColor="text1"/>
+        </w:rPr>
+        <w:t>Docker will build the container image.</w:t>
+      </w:r>
+    </w:p>
+    <w:p>
+      <w:pPr>
+        <w:spacing w:after="0" w:line="480" w:lineRule="auto"/>
+        <w:jc w:val="both"/>
+        <w:rPr>
+          <w:rFonts w:ascii="Georgia Pro" w:eastAsia="Georgia Pro" w:hAnsi="Georgia Pro" w:cs="Georgia Pro"/>
+          <w:color w:val="000000" w:themeColor="text1"/>
+        </w:rPr>
+      </w:pPr>
+      <w:r>
+        <w:rPr>
+          <w:rFonts w:ascii="Georgia Pro" w:eastAsia="Georgia Pro" w:hAnsi="Georgia Pro" w:cs="Georgia Pro"/>
+          <w:color w:val="000000" w:themeColor="text1"/>
+        </w:rPr>
+        <w:pict w14:anchorId="496ED144">
+          <v:rect id="_x0000_i1034" style="width:0;height:1.5pt" o:hralign="center" o:hrstd="t" o:hr="t" fillcolor="#a0a0a0" stroked="f"/>
+        </w:pict>
+      </w:r>
+    </w:p>
+    <w:p>
+      <w:pPr>
+        <w:spacing w:after="0" w:line="480" w:lineRule="auto"/>
+        <w:jc w:val="both"/>
+        <w:rPr>
+          <w:rFonts w:ascii="Georgia Pro" w:eastAsia="Georgia Pro" w:hAnsi="Georgia Pro" w:cs="Georgia Pro"/>
+          <w:b/>
+          <w:bCs/>
+          <w:color w:val="000000" w:themeColor="text1"/>
+        </w:rPr>
+      </w:pPr>
+      <w:r>
+        <w:rPr>
+          <w:rFonts w:ascii="Georgia Pro" w:eastAsia="Georgia Pro" w:hAnsi="Georgia Pro" w:cs="Georgia Pro"/>
+          <w:b/>
+          <w:bCs/>
+          <w:color w:val="000000" w:themeColor="text1"/>
+        </w:rPr>
+        <w:t>Step 8: Tag the Image for Azure Container Registry</w:t>
+      </w:r>
+    </w:p>
+    <w:p>
+      <w:pPr>
+        <w:spacing w:after="0" w:line="480" w:lineRule="auto"/>
+        <w:jc w:val="both"/>
+        <w:rPr>
+          <w:rFonts w:ascii="Georgia Pro" w:eastAsia="Georgia Pro" w:hAnsi="Georgia Pro" w:cs="Georgia Pro"/>
+          <w:color w:val="000000" w:themeColor="text1"/>
+        </w:rPr>
+      </w:pPr>
+      <w:r>
+        <w:rPr>
+          <w:rFonts w:ascii="Georgia Pro" w:eastAsia="Georgia Pro" w:hAnsi="Georgia Pro" w:cs="Georgia Pro"/>
+          <w:color w:val="000000" w:themeColor="text1"/>
+        </w:rPr>
+        <w:t>Before pushing the image, it must be tagged.</w:t>
+      </w:r>
+    </w:p>
+    <w:p>
+      <w:pPr>
+        <w:pBdr>
+          <w:top w:val="single" w:sz="4" w:space="1" w:color="auto"/>
+          <w:left w:val="single" w:sz="4" w:space="4" w:color="auto"/>
+          <w:bottom w:val="single" w:sz="4" w:space="1" w:color="auto"/>
+          <w:right w:val="single" w:sz="4" w:space="4" w:color="auto"/>
+        </w:pBdr>
+        <w:shd w:val="clear" w:color="auto" w:fill="F2F2F2" w:themeFill="background1" w:themeFillShade="F2"/>
+        <w:spacing w:after="0" w:line="480" w:lineRule="auto"/>
+        <w:jc w:val="both"/>
+        <w:rPr>
+          <w:rFonts w:ascii="Georgia Pro" w:eastAsia="Georgia Pro" w:hAnsi="Georgia Pro" w:cs="Georgia Pro"/>
+          <w:color w:val="000000" w:themeColor="text1"/>
+        </w:rPr>
+      </w:pPr>
+      <w:r>
+        <w:rPr>
+          <w:rFonts w:ascii="Georgia Pro" w:eastAsia="Georgia Pro" w:hAnsi="Georgia Pro" w:cs="Georgia Pro"/>
+          <w:color w:val="000000" w:themeColor="text1"/>
+        </w:rPr>
+        <w:t xml:space="preserve">docker tag </w:t>
+      </w:r>
+      <w:proofErr w:type="gramStart"/>
+      <w:r>
+        <w:rPr>
+          <w:rFonts w:ascii="Georgia Pro" w:eastAsia="Georgia Pro" w:hAnsi="Georgia Pro" w:cs="Georgia Pro"/>
+          <w:color w:val="000000" w:themeColor="text1"/>
+        </w:rPr>
+        <w:t>acrwebapp:v</w:t>
+      </w:r>
+      <w:proofErr w:type="gramEnd"/>
+      <w:r>
+        <w:rPr>
+          <w:rFonts w:ascii="Georgia Pro" w:eastAsia="Georgia Pro" w:hAnsi="Georgia Pro" w:cs="Georgia Pro"/>
+          <w:color w:val="000000" w:themeColor="text1"/>
+        </w:rPr>
+        <w:t xml:space="preserve">1 </w:t>
+      </w:r>
+      <w:r>
+        <w:rPr>
+          <w:rFonts w:ascii="Georgia Pro" w:eastAsia="Georgia Pro" w:hAnsi="Georgia Pro" w:cs="Georgia Pro"/>
+          <w:color w:val="000000" w:themeColor="text1"/>
+          <w:highlight w:val="yellow"/>
+        </w:rPr>
+        <w:t>hiteshacrregistry123</w:t>
+      </w:r>
+      <w:r>
+        <w:rPr>
+          <w:rFonts w:ascii="Georgia Pro" w:eastAsia="Georgia Pro" w:hAnsi="Georgia Pro" w:cs="Georgia Pro"/>
+          <w:color w:val="000000" w:themeColor="text1"/>
+        </w:rPr>
+        <w:t>.azurecr.io/</w:t>
+      </w:r>
+      <w:proofErr w:type="gramStart"/>
+      <w:r>
+        <w:rPr>
+          <w:rFonts w:ascii="Georgia Pro" w:eastAsia="Georgia Pro" w:hAnsi="Georgia Pro" w:cs="Georgia Pro"/>
+          <w:color w:val="000000" w:themeColor="text1"/>
+        </w:rPr>
+        <w:t>acrwebapp:v</w:t>
+      </w:r>
+      <w:proofErr w:type="gramEnd"/>
+      <w:r>
+        <w:rPr>
+          <w:rFonts w:ascii="Georgia Pro" w:eastAsia="Georgia Pro" w:hAnsi="Georgia Pro" w:cs="Georgia Pro"/>
+          <w:color w:val="000000" w:themeColor="text1"/>
+        </w:rPr>
+        <w:t>1</w:t>
+      </w:r>
+    </w:p>
+    <w:p>
+      <w:pPr>
+        <w:spacing w:after="0" w:line="480" w:lineRule="auto"/>
+        <w:jc w:val="both"/>
+        <w:rPr>
+          <w:rFonts w:ascii="Georgia Pro" w:eastAsia="Georgia Pro" w:hAnsi="Georgia Pro" w:cs="Georgia Pro"/>
+          <w:color w:val="000000" w:themeColor="text1"/>
+        </w:rPr>
+      </w:pPr>
+      <w:r>
+        <w:rPr>
+          <w:rFonts w:ascii="Georgia Pro" w:eastAsia="Georgia Pro" w:hAnsi="Georgia Pro" w:cs="Georgia Pro"/>
+          <w:color w:val="000000" w:themeColor="text1"/>
+        </w:rPr>
+        <w:pict w14:anchorId="3B5F0555">
+          <v:rect id="_x0000_i1035" style="width:0;height:1.5pt" o:hralign="center" o:hrstd="t" o:hr="t" fillcolor="#a0a0a0" stroked="f"/>
+        </w:pict>
+      </w:r>
+    </w:p>
+    <w:p>
+      <w:pPr>
+        <w:spacing w:after="0" w:line="480" w:lineRule="auto"/>
+        <w:jc w:val="both"/>
+        <w:rPr>
+          <w:rFonts w:ascii="Georgia Pro" w:eastAsia="Georgia Pro" w:hAnsi="Georgia Pro" w:cs="Georgia Pro"/>
+          <w:b/>
+          <w:bCs/>
+          <w:color w:val="000000" w:themeColor="text1"/>
+        </w:rPr>
+      </w:pPr>
+      <w:r>
+        <w:rPr>
+          <w:rFonts w:ascii="Georgia Pro" w:eastAsia="Georgia Pro" w:hAnsi="Georgia Pro" w:cs="Georgia Pro"/>
+          <w:b/>
+          <w:bCs/>
+          <w:color w:val="000000" w:themeColor="text1"/>
+        </w:rPr>
+        <w:t>Step 9: Push Image to ACR</w:t>
+      </w:r>
+    </w:p>
+    <w:p>
+      <w:pPr>
+        <w:spacing w:after="0" w:line="480" w:lineRule="auto"/>
+        <w:jc w:val="both"/>
+        <w:rPr>
+          <w:rFonts w:ascii="Georgia Pro" w:eastAsia="Georgia Pro" w:hAnsi="Georgia Pro" w:cs="Georgia Pro"/>
+          <w:color w:val="000000" w:themeColor="text1"/>
+        </w:rPr>
+      </w:pPr>
+      <w:r>
+        <w:rPr>
+          <w:rFonts w:ascii="Georgia Pro" w:eastAsia="Georgia Pro" w:hAnsi="Georgia Pro" w:cs="Georgia Pro"/>
+          <w:color w:val="000000" w:themeColor="text1"/>
+        </w:rPr>
+        <w:t>Push the image to Azure Container Registry:</w:t>
+      </w:r>
+    </w:p>
+    <w:p>
+      <w:pPr>
+        <w:pBdr>
+          <w:top w:val="single" w:sz="4" w:space="1" w:color="auto"/>
+          <w:left w:val="single" w:sz="4" w:space="4" w:color="auto"/>
+          <w:bottom w:val="single" w:sz="4" w:space="1" w:color="auto"/>
+          <w:right w:val="single" w:sz="4" w:space="4" w:color="auto"/>
+        </w:pBdr>
+        <w:shd w:val="clear" w:color="auto" w:fill="F2F2F2" w:themeFill="background1" w:themeFillShade="F2"/>
+        <w:spacing w:after="0" w:line="480" w:lineRule="auto"/>
+        <w:jc w:val="both"/>
+        <w:rPr>
+          <w:rFonts w:ascii="Georgia Pro" w:eastAsia="Georgia Pro" w:hAnsi="Georgia Pro" w:cs="Georgia Pro"/>
+          <w:color w:val="000000" w:themeColor="text1"/>
+        </w:rPr>
+      </w:pPr>
+      <w:r>
+        <w:rPr>
+          <w:rFonts w:ascii="Georgia Pro" w:eastAsia="Georgia Pro" w:hAnsi="Georgia Pro" w:cs="Georgia Pro"/>
+          <w:color w:val="000000" w:themeColor="text1"/>
+        </w:rPr>
+        <w:t xml:space="preserve">docker push </w:t>
+      </w:r>
+      <w:r>
+        <w:rPr>
+          <w:rFonts w:ascii="Georgia Pro" w:eastAsia="Georgia Pro" w:hAnsi="Georgia Pro" w:cs="Georgia Pro"/>
+          <w:color w:val="000000" w:themeColor="text1"/>
+          <w:highlight w:val="yellow"/>
+        </w:rPr>
+        <w:t>hiteshacrregistry123</w:t>
+      </w:r>
+      <w:r>
+        <w:rPr>
+          <w:rFonts w:ascii="Georgia Pro" w:eastAsia="Georgia Pro" w:hAnsi="Georgia Pro" w:cs="Georgia Pro"/>
+          <w:color w:val="000000" w:themeColor="text1"/>
+        </w:rPr>
+        <w:t>.azurecr.io/</w:t>
+      </w:r>
+      <w:proofErr w:type="gramStart"/>
+      <w:r>
+        <w:rPr>
+          <w:rFonts w:ascii="Georgia Pro" w:eastAsia="Georgia Pro" w:hAnsi="Georgia Pro" w:cs="Georgia Pro"/>
+          <w:color w:val="000000" w:themeColor="text1"/>
+        </w:rPr>
+        <w:t>acrwebapp:v</w:t>
+      </w:r>
+      <w:proofErr w:type="gramEnd"/>
+      <w:r>
+        <w:rPr>
+          <w:rFonts w:ascii="Georgia Pro" w:eastAsia="Georgia Pro" w:hAnsi="Georgia Pro" w:cs="Georgia Pro"/>
+          <w:color w:val="000000" w:themeColor="text1"/>
+        </w:rPr>
+        <w:t>1</w:t>
+      </w:r>
+    </w:p>
+    <w:p>
+      <w:pPr>
+        <w:spacing w:after="0" w:line="480" w:lineRule="auto"/>
+        <w:jc w:val="both"/>
+        <w:rPr>
+          <w:rFonts w:ascii="Georgia Pro" w:eastAsia="Georgia Pro" w:hAnsi="Georgia Pro" w:cs="Georgia Pro"/>
+          <w:color w:val="000000" w:themeColor="text1"/>
+        </w:rPr>
+      </w:pPr>
+    </w:p>
+    <w:p>
+      <w:pPr>
+        <w:spacing w:after="0" w:line="480" w:lineRule="auto"/>
+        <w:jc w:val="both"/>
+        <w:rPr>
+          <w:rFonts w:ascii="Georgia Pro" w:eastAsia="Georgia Pro" w:hAnsi="Georgia Pro" w:cs="Georgia Pro"/>
+          <w:color w:val="000000" w:themeColor="text1"/>
+        </w:rPr>
+      </w:pPr>
+      <w:r>
+        <w:rPr>
+          <w:rFonts w:ascii="Georgia Pro" w:eastAsia="Georgia Pro" w:hAnsi="Georgia Pro" w:cs="Georgia Pro"/>
+          <w:color w:val="000000" w:themeColor="text1"/>
+        </w:rPr>
+        <w:t>Docker uploads the container image to the registry.</w:t>
+      </w:r>
+    </w:p>
+    <w:p>
+      <w:pPr>
+        <w:spacing w:after="0" w:line="480" w:lineRule="auto"/>
+        <w:jc w:val="both"/>
+        <w:rPr>
+          <w:rFonts w:ascii="Georgia Pro" w:eastAsia="Georgia Pro" w:hAnsi="Georgia Pro" w:cs="Georgia Pro"/>
+          <w:color w:val="000000" w:themeColor="text1"/>
+        </w:rPr>
+      </w:pPr>
+      <w:r>
+        <w:rPr>
+          <w:rFonts w:ascii="Georgia Pro" w:eastAsia="Georgia Pro" w:hAnsi="Georgia Pro" w:cs="Georgia Pro"/>
+          <w:color w:val="000000" w:themeColor="text1"/>
+        </w:rPr>
+        <w:pict w14:anchorId="475C6060">
+          <v:rect id="_x0000_i1036" style="width:0;height:1.5pt" o:hralign="center" o:hrstd="t" o:hr="t" fillcolor="#a0a0a0" stroked="f"/>
+        </w:pict>
+      </w:r>
+    </w:p>
+    <w:p>
+      <w:pPr>
+        <w:rPr>
+          <w:rFonts w:ascii="Georgia Pro" w:eastAsia="Georgia Pro" w:hAnsi="Georgia Pro" w:cs="Georgia Pro"/>
+          <w:b/>
+          <w:bCs/>
+          <w:color w:val="000000" w:themeColor="text1"/>
+        </w:rPr>
+      </w:pPr>
+      <w:r>
+        <w:rPr>
+          <w:rFonts w:ascii="Georgia Pro" w:eastAsia="Georgia Pro" w:hAnsi="Georgia Pro" w:cs="Georgia Pro"/>
+          <w:b/>
+          <w:bCs/>
+          <w:color w:val="000000" w:themeColor="text1"/>
+        </w:rPr>
+        <w:br w:type="page"/>
+      </w:r>
+    </w:p>
+    <w:p>
+      <w:pPr>
+        <w:spacing w:after="0" w:line="480" w:lineRule="auto"/>
+        <w:jc w:val="both"/>
+        <w:rPr>
+          <w:rFonts w:ascii="Georgia Pro" w:eastAsia="Georgia Pro" w:hAnsi="Georgia Pro" w:cs="Georgia Pro"/>
+          <w:b/>
+          <w:bCs/>
+          <w:color w:val="000000" w:themeColor="text1"/>
+        </w:rPr>
+      </w:pPr>
+      <w:r>
+        <w:rPr>
+          <w:rFonts w:ascii="Georgia Pro" w:eastAsia="Georgia Pro" w:hAnsi="Georgia Pro" w:cs="Georgia Pro"/>
+          <w:b/>
+          <w:bCs/>
+          <w:color w:val="000000" w:themeColor="text1"/>
+        </w:rPr>
+        <w:lastRenderedPageBreak/>
+        <w:t>Step 10: Verify Image in ACR</w:t>
+      </w:r>
+    </w:p>
+    <w:p>
+      <w:pPr>
+        <w:spacing w:after="0" w:line="480" w:lineRule="auto"/>
+        <w:jc w:val="both"/>
+        <w:rPr>
+          <w:rFonts w:ascii="Georgia Pro" w:eastAsia="Georgia Pro" w:hAnsi="Georgia Pro" w:cs="Georgia Pro"/>
+          <w:color w:val="000000" w:themeColor="text1"/>
+        </w:rPr>
+      </w:pPr>
+      <w:r>
+        <w:rPr>
+          <w:rFonts w:ascii="Georgia Pro" w:eastAsia="Georgia Pro" w:hAnsi="Georgia Pro" w:cs="Georgia Pro"/>
+          <w:color w:val="000000" w:themeColor="text1"/>
+        </w:rPr>
+        <w:t>Run the following command:</w:t>
+      </w:r>
+    </w:p>
+    <w:p>
+      <w:pPr>
+        <w:pBdr>
+          <w:top w:val="single" w:sz="4" w:space="1" w:color="auto"/>
+          <w:left w:val="single" w:sz="4" w:space="4" w:color="auto"/>
+          <w:bottom w:val="single" w:sz="4" w:space="1" w:color="auto"/>
+          <w:right w:val="single" w:sz="4" w:space="4" w:color="auto"/>
+        </w:pBdr>
+        <w:shd w:val="clear" w:color="auto" w:fill="F2F2F2" w:themeFill="background1" w:themeFillShade="F2"/>
+        <w:spacing w:after="0" w:line="480" w:lineRule="auto"/>
+        <w:jc w:val="both"/>
+        <w:rPr>
+          <w:rFonts w:ascii="Georgia Pro" w:eastAsia="Georgia Pro" w:hAnsi="Georgia Pro" w:cs="Georgia Pro"/>
+          <w:color w:val="000000" w:themeColor="text1"/>
+        </w:rPr>
+      </w:pPr>
+      <w:proofErr w:type="spellStart"/>
+      <w:r>
+        <w:rPr>
+          <w:rFonts w:ascii="Georgia Pro" w:eastAsia="Georgia Pro" w:hAnsi="Georgia Pro" w:cs="Georgia Pro"/>
+          <w:color w:val="000000" w:themeColor="text1"/>
+        </w:rPr>
+        <w:t>az</w:t>
+      </w:r>
+      <w:proofErr w:type="spellEnd"/>
+      <w:r>
+        <w:rPr>
+          <w:rFonts w:ascii="Georgia Pro" w:eastAsia="Georgia Pro" w:hAnsi="Georgia Pro" w:cs="Georgia Pro"/>
+          <w:color w:val="000000" w:themeColor="text1"/>
+        </w:rPr>
+        <w:t xml:space="preserve"> </w:t>
+      </w:r>
+      <w:proofErr w:type="spellStart"/>
+      <w:r>
+        <w:rPr>
+          <w:rFonts w:ascii="Georgia Pro" w:eastAsia="Georgia Pro" w:hAnsi="Georgia Pro" w:cs="Georgia Pro"/>
+          <w:color w:val="000000" w:themeColor="text1"/>
+        </w:rPr>
+        <w:t>acr</w:t>
+      </w:r>
+      <w:proofErr w:type="spellEnd"/>
+      <w:r>
+        <w:rPr>
+          <w:rFonts w:ascii="Georgia Pro" w:eastAsia="Georgia Pro" w:hAnsi="Georgia Pro" w:cs="Georgia Pro"/>
+          <w:color w:val="000000" w:themeColor="text1"/>
+        </w:rPr>
+        <w:t xml:space="preserve"> repository list --name </w:t>
+      </w:r>
+      <w:r>
+        <w:rPr>
+          <w:rFonts w:ascii="Georgia Pro" w:eastAsia="Georgia Pro" w:hAnsi="Georgia Pro" w:cs="Georgia Pro"/>
+          <w:color w:val="000000" w:themeColor="text1"/>
+          <w:highlight w:val="yellow"/>
+        </w:rPr>
+        <w:t>hiteshacrregistry123</w:t>
+      </w:r>
+      <w:r>
+        <w:rPr>
+          <w:rFonts w:ascii="Georgia Pro" w:eastAsia="Georgia Pro" w:hAnsi="Georgia Pro" w:cs="Georgia Pro"/>
+          <w:color w:val="000000" w:themeColor="text1"/>
+        </w:rPr>
+        <w:t xml:space="preserve"> </w:t>
+      </w:r>
+      <w:r>
+        <w:rPr>
+          <w:rFonts w:ascii="Georgia Pro" w:eastAsia="Georgia Pro" w:hAnsi="Georgia Pro" w:cs="Georgia Pro"/>
+          <w:color w:val="000000" w:themeColor="text1"/>
+        </w:rPr>
+        <w:t>--output table</w:t>
+      </w:r>
+    </w:p>
+    <w:p>
+      <w:pPr>
+        <w:spacing w:after="0" w:line="480" w:lineRule="auto"/>
+        <w:jc w:val="both"/>
+        <w:rPr>
+          <w:rFonts w:ascii="Georgia Pro" w:eastAsia="Georgia Pro" w:hAnsi="Georgia Pro" w:cs="Georgia Pro"/>
+          <w:color w:val="000000" w:themeColor="text1"/>
+        </w:rPr>
+      </w:pPr>
+    </w:p>
+    <w:p>
+      <w:pPr>
+        <w:spacing w:after="0" w:line="480" w:lineRule="auto"/>
+        <w:jc w:val="both"/>
+        <w:rPr>
+          <w:rFonts w:ascii="Georgia Pro" w:eastAsia="Georgia Pro" w:hAnsi="Georgia Pro" w:cs="Georgia Pro"/>
+          <w:color w:val="000000" w:themeColor="text1"/>
+        </w:rPr>
+      </w:pPr>
+      <w:r>
+        <w:rPr>
+          <w:rFonts w:ascii="Georgia Pro" w:eastAsia="Georgia Pro" w:hAnsi="Georgia Pro" w:cs="Georgia Pro"/>
+          <w:color w:val="000000" w:themeColor="text1"/>
+        </w:rPr>
+        <w:t>Expected Output:</w:t>
+      </w:r>
+    </w:p>
+    <w:p>
+      <w:pPr>
+        <w:pBdr>
+          <w:top w:val="single" w:sz="4" w:space="1" w:color="auto"/>
+          <w:left w:val="single" w:sz="4" w:space="4" w:color="auto"/>
+          <w:bottom w:val="single" w:sz="4" w:space="1" w:color="auto"/>
+          <w:right w:val="single" w:sz="4" w:space="4" w:color="auto"/>
+        </w:pBdr>
+        <w:shd w:val="clear" w:color="auto" w:fill="F2F2F2" w:themeFill="background1" w:themeFillShade="F2"/>
+        <w:spacing w:after="0" w:line="480" w:lineRule="auto"/>
+        <w:jc w:val="both"/>
+        <w:rPr>
+          <w:rFonts w:ascii="Georgia Pro" w:eastAsia="Georgia Pro" w:hAnsi="Georgia Pro" w:cs="Georgia Pro"/>
+          <w:color w:val="000000" w:themeColor="text1"/>
+        </w:rPr>
+      </w:pPr>
+      <w:proofErr w:type="spellStart"/>
+      <w:r>
+        <w:rPr>
+          <w:rFonts w:ascii="Georgia Pro" w:eastAsia="Georgia Pro" w:hAnsi="Georgia Pro" w:cs="Georgia Pro"/>
+          <w:color w:val="000000" w:themeColor="text1"/>
+        </w:rPr>
+        <w:t>acrwebapp</w:t>
+      </w:r>
+      <w:proofErr w:type="spellEnd"/>
+    </w:p>
+    <w:p>
+      <w:pPr>
+        <w:spacing w:after="0" w:line="480" w:lineRule="auto"/>
+        <w:jc w:val="both"/>
+        <w:rPr>
+          <w:rFonts w:ascii="Georgia Pro" w:eastAsia="Georgia Pro" w:hAnsi="Georgia Pro" w:cs="Georgia Pro"/>
+          <w:color w:val="000000" w:themeColor="text1"/>
+        </w:rPr>
+      </w:pPr>
+    </w:p>
+    <w:p>
+      <w:pPr>
+        <w:spacing w:after="0" w:line="480" w:lineRule="auto"/>
+        <w:jc w:val="both"/>
+        <w:rPr>
+          <w:rFonts w:ascii="Georgia Pro" w:eastAsia="Georgia Pro" w:hAnsi="Georgia Pro" w:cs="Georgia Pro"/>
+          <w:color w:val="000000" w:themeColor="text1"/>
+        </w:rPr>
+      </w:pPr>
+      <w:r>
+        <w:rPr>
+          <w:rFonts w:ascii="Georgia Pro" w:eastAsia="Georgia Pro" w:hAnsi="Georgia Pro" w:cs="Georgia Pro"/>
+          <w:color w:val="000000" w:themeColor="text1"/>
+        </w:rPr>
+        <w:t>To view image tags:</w:t>
+      </w:r>
+    </w:p>
+    <w:p>
+      <w:pPr>
+        <w:pBdr>
+          <w:top w:val="single" w:sz="4" w:space="1" w:color="auto"/>
+          <w:left w:val="single" w:sz="4" w:space="4" w:color="auto"/>
+          <w:bottom w:val="single" w:sz="4" w:space="1" w:color="auto"/>
+          <w:right w:val="single" w:sz="4" w:space="4" w:color="auto"/>
+        </w:pBdr>
+        <w:shd w:val="clear" w:color="auto" w:fill="F2F2F2" w:themeFill="background1" w:themeFillShade="F2"/>
+        <w:spacing w:after="0" w:line="480" w:lineRule="auto"/>
+        <w:jc w:val="both"/>
+        <w:rPr>
+          <w:rFonts w:ascii="Georgia Pro" w:eastAsia="Georgia Pro" w:hAnsi="Georgia Pro" w:cs="Georgia Pro"/>
+          <w:color w:val="000000" w:themeColor="text1"/>
+        </w:rPr>
+      </w:pPr>
+      <w:proofErr w:type="spellStart"/>
+      <w:r>
+        <w:rPr>
+          <w:rFonts w:ascii="Georgia Pro" w:eastAsia="Georgia Pro" w:hAnsi="Georgia Pro" w:cs="Georgia Pro"/>
+          <w:color w:val="000000" w:themeColor="text1"/>
+        </w:rPr>
+        <w:t>az</w:t>
+      </w:r>
+      <w:proofErr w:type="spellEnd"/>
+      <w:r>
+        <w:rPr>
+          <w:rFonts w:ascii="Georgia Pro" w:eastAsia="Georgia Pro" w:hAnsi="Georgia Pro" w:cs="Georgia Pro"/>
+          <w:color w:val="000000" w:themeColor="text1"/>
+        </w:rPr>
+        <w:t xml:space="preserve"> </w:t>
+      </w:r>
+      <w:proofErr w:type="spellStart"/>
+      <w:r>
+        <w:rPr>
+          <w:rFonts w:ascii="Georgia Pro" w:eastAsia="Georgia Pro" w:hAnsi="Georgia Pro" w:cs="Georgia Pro"/>
+          <w:color w:val="000000" w:themeColor="text1"/>
+        </w:rPr>
+        <w:t>acr</w:t>
+      </w:r>
+      <w:proofErr w:type="spellEnd"/>
+      <w:r>
+        <w:rPr>
+          <w:rFonts w:ascii="Georgia Pro" w:eastAsia="Georgia Pro" w:hAnsi="Georgia Pro" w:cs="Georgia Pro"/>
+          <w:color w:val="000000" w:themeColor="text1"/>
+        </w:rPr>
+        <w:t xml:space="preserve"> repository show-tags \</w:t>
+      </w:r>
+    </w:p>
+    <w:p>
+      <w:pPr>
+        <w:pBdr>
+          <w:top w:val="single" w:sz="4" w:space="1" w:color="auto"/>
+          <w:left w:val="single" w:sz="4" w:space="4" w:color="auto"/>
+          <w:bottom w:val="single" w:sz="4" w:space="1" w:color="auto"/>
+          <w:right w:val="single" w:sz="4" w:space="4" w:color="auto"/>
+        </w:pBdr>
+        <w:shd w:val="clear" w:color="auto" w:fill="F2F2F2" w:themeFill="background1" w:themeFillShade="F2"/>
+        <w:spacing w:after="0" w:line="480" w:lineRule="auto"/>
+        <w:jc w:val="both"/>
+        <w:rPr>
+          <w:rFonts w:ascii="Georgia Pro" w:eastAsia="Georgia Pro" w:hAnsi="Georgia Pro" w:cs="Georgia Pro"/>
+          <w:color w:val="000000" w:themeColor="text1"/>
+        </w:rPr>
+      </w:pPr>
+      <w:r>
+        <w:rPr>
+          <w:rFonts w:ascii="Georgia Pro" w:eastAsia="Georgia Pro" w:hAnsi="Georgia Pro" w:cs="Georgia Pro"/>
+          <w:color w:val="000000" w:themeColor="text1"/>
+        </w:rPr>
+        <w:t xml:space="preserve">--name </w:t>
+      </w:r>
+      <w:r>
+        <w:rPr>
+          <w:rFonts w:ascii="Georgia Pro" w:eastAsia="Georgia Pro" w:hAnsi="Georgia Pro" w:cs="Georgia Pro"/>
+          <w:color w:val="000000" w:themeColor="text1"/>
+          <w:highlight w:val="yellow"/>
+        </w:rPr>
+        <w:t>hiteshacrregistry123</w:t>
+      </w:r>
+      <w:r>
+        <w:rPr>
+          <w:rFonts w:ascii="Georgia Pro" w:eastAsia="Georgia Pro" w:hAnsi="Georgia Pro" w:cs="Georgia Pro"/>
+          <w:color w:val="000000" w:themeColor="text1"/>
+        </w:rPr>
+        <w:t xml:space="preserve"> </w:t>
+      </w:r>
+      <w:r>
+        <w:rPr>
+          <w:rFonts w:ascii="Georgia Pro" w:eastAsia="Georgia Pro" w:hAnsi="Georgia Pro" w:cs="Georgia Pro"/>
+          <w:color w:val="000000" w:themeColor="text1"/>
+        </w:rPr>
+        <w:t>\</w:t>
       </w:r>
     </w:p>
     <w:p>
@@ -4258,7 +5821,6 @@
   <w:style w:type="character" w:default="1" w:styleId="DefaultParagraphFont">
     <w:name w:val="Default Paragraph Font"/>
     <w:uiPriority w:val="1"/>
-    <w:semiHidden/>
     <w:unhideWhenUsed/>
   </w:style>
   <w:style w:type="table" w:default="1" w:styleId="TableNormal">

--- a/DAY-4/Lab Exercise - Azure Container Registry (ACR) Using Azure Cloud Shell.docx
+++ b/DAY-4/Lab Exercise - Azure Container Registry (ACR) Using Azure Cloud Shell.docx
@@ -2505,7 +2505,6 @@
         </w:pBdr>
         <w:shd w:val="clear" w:color="auto" w:fill="F2F2F2" w:themeFill="background1" w:themeFillShade="F2"/>
         <w:spacing w:after="0" w:line="480" w:lineRule="auto"/>
-        <w:jc w:val="both"/>
         <w:rPr>
           <w:rFonts w:ascii="Georgia Pro" w:eastAsia="Georgia Pro" w:hAnsi="Georgia Pro" w:cs="Georgia Pro"/>
           <w:color w:val="000000" w:themeColor="text1"/>
@@ -2775,15 +2774,15 @@
           <w:rFonts w:ascii="Georgia Pro" w:eastAsia="Georgia Pro" w:hAnsi="Georgia Pro" w:cs="Georgia Pro"/>
           <w:color w:val="000000" w:themeColor="text1"/>
         </w:rPr>
-        <w:t>az</w:t>
-      </w:r>
-      <w:proofErr w:type="spellEnd"/>
-      <w:r>
-        <w:rPr>
-          <w:rFonts w:ascii="Georgia Pro" w:eastAsia="Georgia Pro" w:hAnsi="Georgia Pro" w:cs="Georgia Pro"/>
-          <w:color w:val="000000" w:themeColor="text1"/>
-        </w:rPr>
-        <w:t xml:space="preserve"> login</w:t>
+        <w:t>sudo</w:t>
+      </w:r>
+      <w:proofErr w:type="spellEnd"/>
+      <w:r>
+        <w:rPr>
+          <w:rFonts w:ascii="Georgia Pro" w:eastAsia="Georgia Pro" w:hAnsi="Georgia Pro" w:cs="Georgia Pro"/>
+          <w:color w:val="000000" w:themeColor="text1"/>
+        </w:rPr>
+        <w:t xml:space="preserve"> apt install azure-cli</w:t>
       </w:r>
     </w:p>
     <w:p>
@@ -2826,6 +2825,50 @@
           <w:rFonts w:ascii="Georgia Pro" w:eastAsia="Georgia Pro" w:hAnsi="Georgia Pro" w:cs="Georgia Pro"/>
           <w:color w:val="000000" w:themeColor="text1"/>
         </w:rPr>
+        <w:t xml:space="preserve"> login</w:t>
+      </w:r>
+    </w:p>
+    <w:p>
+      <w:pPr>
+        <w:spacing w:after="0" w:line="480" w:lineRule="auto"/>
+        <w:jc w:val="both"/>
+        <w:rPr>
+          <w:rFonts w:ascii="Georgia Pro" w:eastAsia="Georgia Pro" w:hAnsi="Georgia Pro" w:cs="Georgia Pro"/>
+          <w:color w:val="000000" w:themeColor="text1"/>
+        </w:rPr>
+      </w:pPr>
+    </w:p>
+    <w:p>
+      <w:pPr>
+        <w:pBdr>
+          <w:top w:val="single" w:sz="4" w:space="1" w:color="auto"/>
+          <w:left w:val="single" w:sz="4" w:space="4" w:color="auto"/>
+          <w:bottom w:val="single" w:sz="4" w:space="1" w:color="auto"/>
+          <w:right w:val="single" w:sz="4" w:space="4" w:color="auto"/>
+        </w:pBdr>
+        <w:shd w:val="clear" w:color="auto" w:fill="F2F2F2" w:themeFill="background1" w:themeFillShade="F2"/>
+        <w:spacing w:after="0" w:line="480" w:lineRule="auto"/>
+        <w:jc w:val="both"/>
+        <w:rPr>
+          <w:rFonts w:ascii="Georgia Pro" w:eastAsia="Georgia Pro" w:hAnsi="Georgia Pro" w:cs="Georgia Pro"/>
+          <w:color w:val="000000" w:themeColor="text1"/>
+        </w:rPr>
+      </w:pPr>
+      <w:proofErr w:type="spellStart"/>
+      <w:r>
+        <w:rPr>
+          <w:rFonts w:ascii="Georgia Pro" w:eastAsia="Georgia Pro" w:hAnsi="Georgia Pro" w:cs="Georgia Pro"/>
+          <w:color w:val="000000" w:themeColor="text1"/>
+        </w:rPr>
+        <w:lastRenderedPageBreak/>
+        <w:t>az</w:t>
+      </w:r>
+      <w:proofErr w:type="spellEnd"/>
+      <w:r>
+        <w:rPr>
+          <w:rFonts w:ascii="Georgia Pro" w:eastAsia="Georgia Pro" w:hAnsi="Georgia Pro" w:cs="Georgia Pro"/>
+          <w:color w:val="000000" w:themeColor="text1"/>
+        </w:rPr>
         <w:t xml:space="preserve"> </w:t>
       </w:r>
       <w:proofErr w:type="spellStart"/>
@@ -2877,7 +2920,6 @@
           <w:rFonts w:ascii="Georgia Pro" w:eastAsia="Georgia Pro" w:hAnsi="Georgia Pro" w:cs="Georgia Pro"/>
           <w:color w:val="000000" w:themeColor="text1"/>
         </w:rPr>
-        <w:lastRenderedPageBreak/>
         <w:t>This command allows Docker to authenticate with the registry.</w:t>
       </w:r>
     </w:p>
